--- a/docs/developpement/phases/word/PHASE_23_OPTIONS_PAR_LIEU_APPLICATION_INSTALLABLE_LOGO.docx
+++ b/docs/developpement/phases/word/PHASE_23_OPTIONS_PAR_LIEU_APPLICATION_INSTALLABLE_LOGO.docx
@@ -20,7 +20,7 @@
       <w:r>
         <w:t xml:space="preserve">FlaiX Expert · dossier de développement · généré le 2026-10-04 depuis le dépôt </w:t>
       </w:r>
-      <w:hyperlink w:history="1" r:id="rIdtj6naabtxd_jttefcmupk">
+      <w:hyperlink w:history="1" r:id="rIdlhq3vv5wcldxs7xgdrkm8">
         <w:r>
           <w:rPr>
             <w:rStyle w:val="Hyperlink"/>
@@ -608,7 +608,7 @@
           <w:numId w:val="2"/>
         </w:numPr>
       </w:pPr>
-      <w:hyperlink w:history="1" r:id="rIdmo7uf-acbxhpeot8fqzar">
+      <w:hyperlink w:history="1" r:id="rIdbzuywzadpo3vc2g6kfkv6">
         <w:r>
           <w:rPr>
             <w:rStyle w:val="Hyperlink"/>
@@ -628,7 +628,7 @@
           <w:numId w:val="2"/>
         </w:numPr>
       </w:pPr>
-      <w:hyperlink w:history="1" r:id="rIdpfzuj2tuomxh0j_qpsagy">
+      <w:hyperlink w:history="1" r:id="rIdtlgfl0xnzvffmqyw9d-ib">
         <w:r>
           <w:rPr>
             <w:rStyle w:val="Hyperlink"/>
@@ -648,7 +648,7 @@
           <w:numId w:val="2"/>
         </w:numPr>
       </w:pPr>
-      <w:hyperlink w:history="1" r:id="rIdlve5mbktao2zpbtb37n6y">
+      <w:hyperlink w:history="1" r:id="rIdfmmsa0e1oasewk9xi7ylm">
         <w:r>
           <w:rPr>
             <w:rStyle w:val="Hyperlink"/>
@@ -696,7 +696,7 @@
       <w:r>
         <w:t xml:space="preserve"> — créé — </w:t>
       </w:r>
-      <w:hyperlink w:history="1" r:id="rIdheqri-ppnq7a9ledkf6bm">
+      <w:hyperlink w:history="1" r:id="rIdjbthbka_bcdo428-adnx7">
         <w:r>
           <w:rPr>
             <w:rStyle w:val="Hyperlink"/>
@@ -733,7 +733,7 @@
       <w:r>
         <w:t xml:space="preserve"> — créé — </w:t>
       </w:r>
-      <w:hyperlink w:history="1" r:id="rIdxqx-sissmzuudjbttkxkh">
+      <w:hyperlink w:history="1" r:id="rIducglk2q2q0xqtmoazstfc">
         <w:r>
           <w:rPr>
             <w:rStyle w:val="Hyperlink"/>
@@ -770,7 +770,7 @@
       <w:r>
         <w:t xml:space="preserve"> — modifié — </w:t>
       </w:r>
-      <w:hyperlink w:history="1" r:id="rIdmnuexpdtw7u2o-wqlahjv">
+      <w:hyperlink w:history="1" r:id="rIdee2b9pm7vki56l-dctjk8">
         <w:r>
           <w:rPr>
             <w:rStyle w:val="Hyperlink"/>
@@ -799,7 +799,7 @@
       <w:r>
         <w:t xml:space="preserve"> — modifié — </w:t>
       </w:r>
-      <w:hyperlink w:history="1" r:id="rIdxwktwmhuhpzqnae0yutew">
+      <w:hyperlink w:history="1" r:id="rId2btrwmdqgdglfzuhs0fgk">
         <w:r>
           <w:rPr>
             <w:rStyle w:val="Hyperlink"/>
@@ -836,7 +836,7 @@
       <w:r>
         <w:t xml:space="preserve"> — créé — </w:t>
       </w:r>
-      <w:hyperlink w:history="1" r:id="rIdvt2phkphzcuaqgyrubxam">
+      <w:hyperlink w:history="1" r:id="rIdpzh6s046tpicsrdagamfq">
         <w:r>
           <w:rPr>
             <w:rStyle w:val="Hyperlink"/>
@@ -865,7 +865,7 @@
       <w:r>
         <w:t xml:space="preserve"> — modifié — </w:t>
       </w:r>
-      <w:hyperlink w:history="1" r:id="rIdxitck1ettobrwwrtelyto">
+      <w:hyperlink w:history="1" r:id="rIdoo3j22xtpiomntzolf5is">
         <w:r>
           <w:rPr>
             <w:rStyle w:val="Hyperlink"/>
@@ -894,7 +894,7 @@
       <w:r>
         <w:t xml:space="preserve"> — modifié — </w:t>
       </w:r>
-      <w:hyperlink w:history="1" r:id="rId4z7nxk2j3mrap35vwzfmd">
+      <w:hyperlink w:history="1" r:id="rIdfjo0hlpfvdx1jdkzcx9nj">
         <w:r>
           <w:rPr>
             <w:rStyle w:val="Hyperlink"/>
@@ -923,7 +923,7 @@
       <w:r>
         <w:t xml:space="preserve"> — modifié — </w:t>
       </w:r>
-      <w:hyperlink w:history="1" r:id="rIdyah5cm_uhvsnj0kgsuqr4">
+      <w:hyperlink w:history="1" r:id="rIdgaqplml9gho9xh9ssx8hm">
         <w:r>
           <w:rPr>
             <w:rStyle w:val="Hyperlink"/>
@@ -960,7 +960,7 @@
       <w:r>
         <w:t xml:space="preserve"> — modifié — </w:t>
       </w:r>
-      <w:hyperlink w:history="1" r:id="rIds8a6usqkems7pifgqedh6">
+      <w:hyperlink w:history="1" r:id="rIdv5x-rbfyv8_-ea4ctmj5z">
         <w:r>
           <w:rPr>
             <w:rStyle w:val="Hyperlink"/>
@@ -989,7 +989,7 @@
       <w:r>
         <w:t xml:space="preserve"> — créé — </w:t>
       </w:r>
-      <w:hyperlink w:history="1" r:id="rId0upkwrghgtlocrrlcwiiz">
+      <w:hyperlink w:history="1" r:id="rIdcmvb5owpzvjqjnbjr-3ct">
         <w:r>
           <w:rPr>
             <w:rStyle w:val="Hyperlink"/>
@@ -1018,7 +1018,7 @@
       <w:r>
         <w:t xml:space="preserve"> — créé — </w:t>
       </w:r>
-      <w:hyperlink w:history="1" r:id="rIdvmdaktzmo1octbe5nrkyw">
+      <w:hyperlink w:history="1" r:id="rIdx-vgppzm1dt2zjqg6z1vh">
         <w:r>
           <w:rPr>
             <w:rStyle w:val="Hyperlink"/>
@@ -1047,7 +1047,7 @@
       <w:r>
         <w:t xml:space="preserve"> — créé — </w:t>
       </w:r>
-      <w:hyperlink w:history="1" r:id="rIdfie63z5ak0hn5amqrk4y8">
+      <w:hyperlink w:history="1" r:id="rIdtickgqe3vmqpicmobthmi">
         <w:r>
           <w:rPr>
             <w:rStyle w:val="Hyperlink"/>
@@ -1076,7 +1076,7 @@
       <w:r>
         <w:t xml:space="preserve"> — créé — </w:t>
       </w:r>
-      <w:hyperlink w:history="1" r:id="rIdxk3iyxo2yf23fp3ccixmp">
+      <w:hyperlink w:history="1" r:id="rIdf3g1jbo42m1baa0nfvkkz">
         <w:r>
           <w:rPr>
             <w:rStyle w:val="Hyperlink"/>
@@ -1105,7 +1105,7 @@
       <w:r>
         <w:t xml:space="preserve"> — créé — </w:t>
       </w:r>
-      <w:hyperlink w:history="1" r:id="rIdphbgoq2bsqio5vsolvki8">
+      <w:hyperlink w:history="1" r:id="rIdpiewehvql1v-sj9nkngqh">
         <w:r>
           <w:rPr>
             <w:rStyle w:val="Hyperlink"/>
@@ -1134,7 +1134,7 @@
       <w:r>
         <w:t xml:space="preserve"> — créé — </w:t>
       </w:r>
-      <w:hyperlink w:history="1" r:id="rIdutf6l1mf6qte_vzv9qs9t">
+      <w:hyperlink w:history="1" r:id="rIdugg26re76rzaihwftdrmx">
         <w:r>
           <w:rPr>
             <w:rStyle w:val="Hyperlink"/>
@@ -1163,7 +1163,7 @@
       <w:r>
         <w:t xml:space="preserve"> — créé — </w:t>
       </w:r>
-      <w:hyperlink w:history="1" r:id="rIdu03-hjnbtvyajz4_pvkee">
+      <w:hyperlink w:history="1" r:id="rIdcym8fw8g497r7j-uag6yd">
         <w:r>
           <w:rPr>
             <w:rStyle w:val="Hyperlink"/>
@@ -1192,7 +1192,7 @@
       <w:r>
         <w:t xml:space="preserve"> — modifié — </w:t>
       </w:r>
-      <w:hyperlink w:history="1" r:id="rIdl-yl6ydwhdwqmj0aknwxl">
+      <w:hyperlink w:history="1" r:id="rIdgvvxq_d_fqxtuezovu-oh">
         <w:r>
           <w:rPr>
             <w:rStyle w:val="Hyperlink"/>
@@ -1221,7 +1221,7 @@
       <w:r>
         <w:t xml:space="preserve"> — créé — </w:t>
       </w:r>
-      <w:hyperlink w:history="1" r:id="rIdqa8dqjovakejhirvb6qup">
+      <w:hyperlink w:history="1" r:id="rIdpsynlhce_120y9rjzykuh">
         <w:r>
           <w:rPr>
             <w:rStyle w:val="Hyperlink"/>
@@ -1250,7 +1250,7 @@
       <w:r>
         <w:t xml:space="preserve"> — modifié — </w:t>
       </w:r>
-      <w:hyperlink w:history="1" r:id="rIdgpcxdc-x4tzn9fladpmr5">
+      <w:hyperlink w:history="1" r:id="rIdbl4yptwough_ryljn7_ac">
         <w:r>
           <w:rPr>
             <w:rStyle w:val="Hyperlink"/>
@@ -1279,7 +1279,7 @@
       <w:r>
         <w:t xml:space="preserve"> — modifié — </w:t>
       </w:r>
-      <w:hyperlink w:history="1" r:id="rId9rdigym9w0vbpezor0sh1">
+      <w:hyperlink w:history="1" r:id="rIdl8of4boorockmt5hrppw2">
         <w:r>
           <w:rPr>
             <w:rStyle w:val="Hyperlink"/>
@@ -1308,7 +1308,7 @@
       <w:r>
         <w:t xml:space="preserve"> — modifié — </w:t>
       </w:r>
-      <w:hyperlink w:history="1" r:id="rIdthk-sjyduoao7evwfy3yh">
+      <w:hyperlink w:history="1" r:id="rIdxiafir8dfmubaz6ylhgz2">
         <w:r>
           <w:rPr>
             <w:rStyle w:val="Hyperlink"/>
@@ -1337,7 +1337,7 @@
       <w:r>
         <w:t xml:space="preserve"> — modifié — </w:t>
       </w:r>
-      <w:hyperlink w:history="1" r:id="rIdl85ghtdxa7xd13acm3gvp">
+      <w:hyperlink w:history="1" r:id="rIdt-gofn-yqpbrdpve62uzs">
         <w:r>
           <w:rPr>
             <w:rStyle w:val="Hyperlink"/>
@@ -1366,7 +1366,7 @@
       <w:r>
         <w:t xml:space="preserve"> — modifié — </w:t>
       </w:r>
-      <w:hyperlink w:history="1" r:id="rIdymnxwtqx30zzejw0qkolv">
+      <w:hyperlink w:history="1" r:id="rIdaqsooqnn_fhoxhibnxsmi">
         <w:r>
           <w:rPr>
             <w:rStyle w:val="Hyperlink"/>
@@ -1395,7 +1395,7 @@
       <w:r>
         <w:t xml:space="preserve"> — modifié — </w:t>
       </w:r>
-      <w:hyperlink w:history="1" r:id="rIdkcovkcfmggyhob0gd4atr">
+      <w:hyperlink w:history="1" r:id="rIdj6aszqixqgr3r9tgwuwed">
         <w:r>
           <w:rPr>
             <w:rStyle w:val="Hyperlink"/>
@@ -1424,7 +1424,7 @@
       <w:r>
         <w:t xml:space="preserve"> — modifié — </w:t>
       </w:r>
-      <w:hyperlink w:history="1" r:id="rIdtxvfe2lv3yi8z7xlgnjso">
+      <w:hyperlink w:history="1" r:id="rIdugonqjzmokmakyucwmjzo">
         <w:r>
           <w:rPr>
             <w:rStyle w:val="Hyperlink"/>
@@ -1453,7 +1453,7 @@
       <w:r>
         <w:t xml:space="preserve"> — modifié — </w:t>
       </w:r>
-      <w:hyperlink w:history="1" r:id="rIdbgeqabulhhbizzf_4ifry">
+      <w:hyperlink w:history="1" r:id="rId5vbw7c9nuborcd1u7jluj">
         <w:r>
           <w:rPr>
             <w:rStyle w:val="Hyperlink"/>
@@ -1482,7 +1482,7 @@
       <w:r>
         <w:t xml:space="preserve"> — modifié — </w:t>
       </w:r>
-      <w:hyperlink w:history="1" r:id="rIdk82j7xlbjpi6xdmlqzv65">
+      <w:hyperlink w:history="1" r:id="rIdpptu-usjhtdqs2c7xesnm">
         <w:r>
           <w:rPr>
             <w:rStyle w:val="Hyperlink"/>
@@ -1511,7 +1511,7 @@
       <w:r>
         <w:t xml:space="preserve"> — modifié — </w:t>
       </w:r>
-      <w:hyperlink w:history="1" r:id="rId4mvyl_1wfo1-yselacvl8">
+      <w:hyperlink w:history="1" r:id="rIdx-_479upbdeyyqitm-jxy">
         <w:r>
           <w:rPr>
             <w:rStyle w:val="Hyperlink"/>
@@ -1548,7 +1548,7 @@
       <w:r>
         <w:t xml:space="preserve"> — créé — </w:t>
       </w:r>
-      <w:hyperlink w:history="1" r:id="rIdci0bko4oykebufy4w9euv">
+      <w:hyperlink w:history="1" r:id="rIdgrhcpxnnjk2bozrc-r4sc">
         <w:r>
           <w:rPr>
             <w:rStyle w:val="Hyperlink"/>
@@ -1577,7 +1577,7 @@
       <w:r>
         <w:t xml:space="preserve"> — créé — </w:t>
       </w:r>
-      <w:hyperlink w:history="1" r:id="rIdna32aahvpcx_da_rgekf-">
+      <w:hyperlink w:history="1" r:id="rId03nzbr53zqqgcoalkfgjo">
         <w:r>
           <w:rPr>
             <w:rStyle w:val="Hyperlink"/>
@@ -1614,7 +1614,7 @@
       <w:r>
         <w:t xml:space="preserve"> — modifié — </w:t>
       </w:r>
-      <w:hyperlink w:history="1" r:id="rId3mwdmknlh2vwoth2bhlc-">
+      <w:hyperlink w:history="1" r:id="rId4u5e9kcel2byhsufoctio">
         <w:r>
           <w:rPr>
             <w:rStyle w:val="Hyperlink"/>
@@ -1643,7 +1643,7 @@
       <w:r>
         <w:t xml:space="preserve"> — modifié — </w:t>
       </w:r>
-      <w:hyperlink w:history="1" r:id="rIdfnbie-mf0onykq9huesdc">
+      <w:hyperlink w:history="1" r:id="rIdrae2tp181h5kxcrlruv15">
         <w:r>
           <w:rPr>
             <w:rStyle w:val="Hyperlink"/>
@@ -1672,7 +1672,7 @@
       <w:r>
         <w:t xml:space="preserve"> — créé — </w:t>
       </w:r>
-      <w:hyperlink w:history="1" r:id="rIdwstvahfmfskfko_jnjyid">
+      <w:hyperlink w:history="1" r:id="rIdtel5ojdxmhin0ydru1d9o">
         <w:r>
           <w:rPr>
             <w:rStyle w:val="Hyperlink"/>
@@ -1701,7 +1701,7 @@
       <w:r>
         <w:t xml:space="preserve"> — créé — </w:t>
       </w:r>
-      <w:hyperlink w:history="1" r:id="rIddv1gpuwmnjkgotbm57wao">
+      <w:hyperlink w:history="1" r:id="rIdwobsdhg4oq34glhivp5mb">
         <w:r>
           <w:rPr>
             <w:rStyle w:val="Hyperlink"/>

--- a/docs/developpement/phases/word/PHASE_23_OPTIONS_PAR_LIEU_APPLICATION_INSTALLABLE_LOGO.docx
+++ b/docs/developpement/phases/word/PHASE_23_OPTIONS_PAR_LIEU_APPLICATION_INSTALLABLE_LOGO.docx
@@ -20,7 +20,7 @@
       <w:r>
         <w:t xml:space="preserve">FlaiX Expert · dossier de développement · généré le 2026-10-04 depuis le dépôt </w:t>
       </w:r>
-      <w:hyperlink w:history="1" r:id="rIdlhq3vv5wcldxs7xgdrkm8">
+      <w:hyperlink w:history="1" r:id="rId-cxscreeso_v5ri3jkgm5">
         <w:r>
           <w:rPr>
             <w:rStyle w:val="Hyperlink"/>
@@ -608,7 +608,7 @@
           <w:numId w:val="2"/>
         </w:numPr>
       </w:pPr>
-      <w:hyperlink w:history="1" r:id="rIdbzuywzadpo3vc2g6kfkv6">
+      <w:hyperlink w:history="1" r:id="rIdyviixwmfmg2obggu5rqp7">
         <w:r>
           <w:rPr>
             <w:rStyle w:val="Hyperlink"/>
@@ -628,7 +628,7 @@
           <w:numId w:val="2"/>
         </w:numPr>
       </w:pPr>
-      <w:hyperlink w:history="1" r:id="rIdtlgfl0xnzvffmqyw9d-ib">
+      <w:hyperlink w:history="1" r:id="rId-7bfy-hfrtjyi4kpt8eed">
         <w:r>
           <w:rPr>
             <w:rStyle w:val="Hyperlink"/>
@@ -648,7 +648,7 @@
           <w:numId w:val="2"/>
         </w:numPr>
       </w:pPr>
-      <w:hyperlink w:history="1" r:id="rIdfmmsa0e1oasewk9xi7ylm">
+      <w:hyperlink w:history="1" r:id="rIdqvdjrxj-a9zshqfv_z-sp">
         <w:r>
           <w:rPr>
             <w:rStyle w:val="Hyperlink"/>
@@ -696,7 +696,7 @@
       <w:r>
         <w:t xml:space="preserve"> — créé — </w:t>
       </w:r>
-      <w:hyperlink w:history="1" r:id="rIdjbthbka_bcdo428-adnx7">
+      <w:hyperlink w:history="1" r:id="rIddirbpohfrczcmjwyhvr9o">
         <w:r>
           <w:rPr>
             <w:rStyle w:val="Hyperlink"/>
@@ -733,7 +733,7 @@
       <w:r>
         <w:t xml:space="preserve"> — créé — </w:t>
       </w:r>
-      <w:hyperlink w:history="1" r:id="rIducglk2q2q0xqtmoazstfc">
+      <w:hyperlink w:history="1" r:id="rIdt1c_an0p32zrpbwnhqfhs">
         <w:r>
           <w:rPr>
             <w:rStyle w:val="Hyperlink"/>
@@ -770,7 +770,7 @@
       <w:r>
         <w:t xml:space="preserve"> — modifié — </w:t>
       </w:r>
-      <w:hyperlink w:history="1" r:id="rIdee2b9pm7vki56l-dctjk8">
+      <w:hyperlink w:history="1" r:id="rIdciunifpyjpkjtwaxxyzc6">
         <w:r>
           <w:rPr>
             <w:rStyle w:val="Hyperlink"/>
@@ -799,7 +799,7 @@
       <w:r>
         <w:t xml:space="preserve"> — modifié — </w:t>
       </w:r>
-      <w:hyperlink w:history="1" r:id="rId2btrwmdqgdglfzuhs0fgk">
+      <w:hyperlink w:history="1" r:id="rIdt97h3qdmtuz4crmkirf11">
         <w:r>
           <w:rPr>
             <w:rStyle w:val="Hyperlink"/>
@@ -836,7 +836,7 @@
       <w:r>
         <w:t xml:space="preserve"> — créé — </w:t>
       </w:r>
-      <w:hyperlink w:history="1" r:id="rIdpzh6s046tpicsrdagamfq">
+      <w:hyperlink w:history="1" r:id="rId3k1fewl32swqfdaysa2pn">
         <w:r>
           <w:rPr>
             <w:rStyle w:val="Hyperlink"/>
@@ -865,7 +865,7 @@
       <w:r>
         <w:t xml:space="preserve"> — modifié — </w:t>
       </w:r>
-      <w:hyperlink w:history="1" r:id="rIdoo3j22xtpiomntzolf5is">
+      <w:hyperlink w:history="1" r:id="rId1imysp9l1u_bub8wmj527">
         <w:r>
           <w:rPr>
             <w:rStyle w:val="Hyperlink"/>
@@ -894,7 +894,7 @@
       <w:r>
         <w:t xml:space="preserve"> — modifié — </w:t>
       </w:r>
-      <w:hyperlink w:history="1" r:id="rIdfjo0hlpfvdx1jdkzcx9nj">
+      <w:hyperlink w:history="1" r:id="rIdrxkdywktnkyoemco3ypdg">
         <w:r>
           <w:rPr>
             <w:rStyle w:val="Hyperlink"/>
@@ -923,7 +923,7 @@
       <w:r>
         <w:t xml:space="preserve"> — modifié — </w:t>
       </w:r>
-      <w:hyperlink w:history="1" r:id="rIdgaqplml9gho9xh9ssx8hm">
+      <w:hyperlink w:history="1" r:id="rId1rgqi5cdrxtullzjhdvr6">
         <w:r>
           <w:rPr>
             <w:rStyle w:val="Hyperlink"/>
@@ -960,7 +960,7 @@
       <w:r>
         <w:t xml:space="preserve"> — modifié — </w:t>
       </w:r>
-      <w:hyperlink w:history="1" r:id="rIdv5x-rbfyv8_-ea4ctmj5z">
+      <w:hyperlink w:history="1" r:id="rId_zhb73webqnh5pno3agep">
         <w:r>
           <w:rPr>
             <w:rStyle w:val="Hyperlink"/>
@@ -989,7 +989,7 @@
       <w:r>
         <w:t xml:space="preserve"> — créé — </w:t>
       </w:r>
-      <w:hyperlink w:history="1" r:id="rIdcmvb5owpzvjqjnbjr-3ct">
+      <w:hyperlink w:history="1" r:id="rIdvwekqch8uzdh6smtyonwv">
         <w:r>
           <w:rPr>
             <w:rStyle w:val="Hyperlink"/>
@@ -1018,7 +1018,7 @@
       <w:r>
         <w:t xml:space="preserve"> — créé — </w:t>
       </w:r>
-      <w:hyperlink w:history="1" r:id="rIdx-vgppzm1dt2zjqg6z1vh">
+      <w:hyperlink w:history="1" r:id="rIdwc_hdghhscbw0ttrkakvj">
         <w:r>
           <w:rPr>
             <w:rStyle w:val="Hyperlink"/>
@@ -1047,7 +1047,7 @@
       <w:r>
         <w:t xml:space="preserve"> — créé — </w:t>
       </w:r>
-      <w:hyperlink w:history="1" r:id="rIdtickgqe3vmqpicmobthmi">
+      <w:hyperlink w:history="1" r:id="rIdd1fgzmsgb-efu4my1n3fq">
         <w:r>
           <w:rPr>
             <w:rStyle w:val="Hyperlink"/>
@@ -1076,7 +1076,7 @@
       <w:r>
         <w:t xml:space="preserve"> — créé — </w:t>
       </w:r>
-      <w:hyperlink w:history="1" r:id="rIdf3g1jbo42m1baa0nfvkkz">
+      <w:hyperlink w:history="1" r:id="rIdrhtm5615xhhhfx7g0pwyh">
         <w:r>
           <w:rPr>
             <w:rStyle w:val="Hyperlink"/>
@@ -1105,7 +1105,7 @@
       <w:r>
         <w:t xml:space="preserve"> — créé — </w:t>
       </w:r>
-      <w:hyperlink w:history="1" r:id="rIdpiewehvql1v-sj9nkngqh">
+      <w:hyperlink w:history="1" r:id="rId-snzkpiqdqmhloop56awz">
         <w:r>
           <w:rPr>
             <w:rStyle w:val="Hyperlink"/>
@@ -1134,7 +1134,7 @@
       <w:r>
         <w:t xml:space="preserve"> — créé — </w:t>
       </w:r>
-      <w:hyperlink w:history="1" r:id="rIdugg26re76rzaihwftdrmx">
+      <w:hyperlink w:history="1" r:id="rIdu5slyt7fmh5d-pkaszmcc">
         <w:r>
           <w:rPr>
             <w:rStyle w:val="Hyperlink"/>
@@ -1163,7 +1163,7 @@
       <w:r>
         <w:t xml:space="preserve"> — créé — </w:t>
       </w:r>
-      <w:hyperlink w:history="1" r:id="rIdcym8fw8g497r7j-uag6yd">
+      <w:hyperlink w:history="1" r:id="rIdhilq6f1mnapmv8uygengg">
         <w:r>
           <w:rPr>
             <w:rStyle w:val="Hyperlink"/>
@@ -1192,7 +1192,7 @@
       <w:r>
         <w:t xml:space="preserve"> — modifié — </w:t>
       </w:r>
-      <w:hyperlink w:history="1" r:id="rIdgvvxq_d_fqxtuezovu-oh">
+      <w:hyperlink w:history="1" r:id="rIdplblxlwipmz3j9dudhnsl">
         <w:r>
           <w:rPr>
             <w:rStyle w:val="Hyperlink"/>
@@ -1221,7 +1221,7 @@
       <w:r>
         <w:t xml:space="preserve"> — créé — </w:t>
       </w:r>
-      <w:hyperlink w:history="1" r:id="rIdpsynlhce_120y9rjzykuh">
+      <w:hyperlink w:history="1" r:id="rId5zptadxkazsxc0reylitf">
         <w:r>
           <w:rPr>
             <w:rStyle w:val="Hyperlink"/>
@@ -1250,7 +1250,7 @@
       <w:r>
         <w:t xml:space="preserve"> — modifié — </w:t>
       </w:r>
-      <w:hyperlink w:history="1" r:id="rIdbl4yptwough_ryljn7_ac">
+      <w:hyperlink w:history="1" r:id="rIdaw7kt8tu8mckfbeybbf2o">
         <w:r>
           <w:rPr>
             <w:rStyle w:val="Hyperlink"/>
@@ -1279,7 +1279,7 @@
       <w:r>
         <w:t xml:space="preserve"> — modifié — </w:t>
       </w:r>
-      <w:hyperlink w:history="1" r:id="rIdl8of4boorockmt5hrppw2">
+      <w:hyperlink w:history="1" r:id="rIdaljigg6ciavoscizyymj1">
         <w:r>
           <w:rPr>
             <w:rStyle w:val="Hyperlink"/>
@@ -1308,7 +1308,7 @@
       <w:r>
         <w:t xml:space="preserve"> — modifié — </w:t>
       </w:r>
-      <w:hyperlink w:history="1" r:id="rIdxiafir8dfmubaz6ylhgz2">
+      <w:hyperlink w:history="1" r:id="rIdjeys0alporif8mguywdz-">
         <w:r>
           <w:rPr>
             <w:rStyle w:val="Hyperlink"/>
@@ -1337,7 +1337,7 @@
       <w:r>
         <w:t xml:space="preserve"> — modifié — </w:t>
       </w:r>
-      <w:hyperlink w:history="1" r:id="rIdt-gofn-yqpbrdpve62uzs">
+      <w:hyperlink w:history="1" r:id="rIdh7qtsmguxw8-pjbm4lcma">
         <w:r>
           <w:rPr>
             <w:rStyle w:val="Hyperlink"/>
@@ -1366,7 +1366,7 @@
       <w:r>
         <w:t xml:space="preserve"> — modifié — </w:t>
       </w:r>
-      <w:hyperlink w:history="1" r:id="rIdaqsooqnn_fhoxhibnxsmi">
+      <w:hyperlink w:history="1" r:id="rIdkcl8m944rmrbjkemm9xyb">
         <w:r>
           <w:rPr>
             <w:rStyle w:val="Hyperlink"/>
@@ -1395,7 +1395,7 @@
       <w:r>
         <w:t xml:space="preserve"> — modifié — </w:t>
       </w:r>
-      <w:hyperlink w:history="1" r:id="rIdj6aszqixqgr3r9tgwuwed">
+      <w:hyperlink w:history="1" r:id="rIdm-a1tb9ywoki50eenhpae">
         <w:r>
           <w:rPr>
             <w:rStyle w:val="Hyperlink"/>
@@ -1424,7 +1424,7 @@
       <w:r>
         <w:t xml:space="preserve"> — modifié — </w:t>
       </w:r>
-      <w:hyperlink w:history="1" r:id="rIdugonqjzmokmakyucwmjzo">
+      <w:hyperlink w:history="1" r:id="rIdrkfcprkdved1c41djr6ay">
         <w:r>
           <w:rPr>
             <w:rStyle w:val="Hyperlink"/>
@@ -1453,7 +1453,7 @@
       <w:r>
         <w:t xml:space="preserve"> — modifié — </w:t>
       </w:r>
-      <w:hyperlink w:history="1" r:id="rId5vbw7c9nuborcd1u7jluj">
+      <w:hyperlink w:history="1" r:id="rId4dtnge25_6j9fvzomgfzg">
         <w:r>
           <w:rPr>
             <w:rStyle w:val="Hyperlink"/>
@@ -1482,7 +1482,7 @@
       <w:r>
         <w:t xml:space="preserve"> — modifié — </w:t>
       </w:r>
-      <w:hyperlink w:history="1" r:id="rIdpptu-usjhtdqs2c7xesnm">
+      <w:hyperlink w:history="1" r:id="rIdvndsbgrl2mwrjrgr4qasv">
         <w:r>
           <w:rPr>
             <w:rStyle w:val="Hyperlink"/>
@@ -1511,7 +1511,7 @@
       <w:r>
         <w:t xml:space="preserve"> — modifié — </w:t>
       </w:r>
-      <w:hyperlink w:history="1" r:id="rIdx-_479upbdeyyqitm-jxy">
+      <w:hyperlink w:history="1" r:id="rId1efbtjkjgeulkpjmdizfv">
         <w:r>
           <w:rPr>
             <w:rStyle w:val="Hyperlink"/>
@@ -1548,7 +1548,7 @@
       <w:r>
         <w:t xml:space="preserve"> — créé — </w:t>
       </w:r>
-      <w:hyperlink w:history="1" r:id="rIdgrhcpxnnjk2bozrc-r4sc">
+      <w:hyperlink w:history="1" r:id="rIdfaomgfio41bbi8gsbisx7">
         <w:r>
           <w:rPr>
             <w:rStyle w:val="Hyperlink"/>
@@ -1577,7 +1577,7 @@
       <w:r>
         <w:t xml:space="preserve"> — créé — </w:t>
       </w:r>
-      <w:hyperlink w:history="1" r:id="rId03nzbr53zqqgcoalkfgjo">
+      <w:hyperlink w:history="1" r:id="rIdawg7co54ed9yufxv9ukkl">
         <w:r>
           <w:rPr>
             <w:rStyle w:val="Hyperlink"/>
@@ -1614,7 +1614,7 @@
       <w:r>
         <w:t xml:space="preserve"> — modifié — </w:t>
       </w:r>
-      <w:hyperlink w:history="1" r:id="rId4u5e9kcel2byhsufoctio">
+      <w:hyperlink w:history="1" r:id="rIdtk2xuw8wyzfomaysnazvp">
         <w:r>
           <w:rPr>
             <w:rStyle w:val="Hyperlink"/>
@@ -1643,7 +1643,7 @@
       <w:r>
         <w:t xml:space="preserve"> — modifié — </w:t>
       </w:r>
-      <w:hyperlink w:history="1" r:id="rIdrae2tp181h5kxcrlruv15">
+      <w:hyperlink w:history="1" r:id="rIdh-nhcd_xmpig5si2o2abb">
         <w:r>
           <w:rPr>
             <w:rStyle w:val="Hyperlink"/>
@@ -1672,7 +1672,7 @@
       <w:r>
         <w:t xml:space="preserve"> — créé — </w:t>
       </w:r>
-      <w:hyperlink w:history="1" r:id="rIdtel5ojdxmhin0ydru1d9o">
+      <w:hyperlink w:history="1" r:id="rIdj0fnduevjym_fzpcw7eiw">
         <w:r>
           <w:rPr>
             <w:rStyle w:val="Hyperlink"/>
@@ -1701,7 +1701,7 @@
       <w:r>
         <w:t xml:space="preserve"> — créé — </w:t>
       </w:r>
-      <w:hyperlink w:history="1" r:id="rIdwobsdhg4oq34glhivp5mb">
+      <w:hyperlink w:history="1" r:id="rIdcqcrcyfgblqw3gf3o0rkl">
         <w:r>
           <w:rPr>
             <w:rStyle w:val="Hyperlink"/>
@@ -1794,6 +1794,18 @@
       </w:pPr>
       <w:r>
         <w:t xml:space="preserve">réactivée, l'option rouvre ses adresses</w:t>
+      </w:r>
+    </w:p>
+    <w:p>
+      <w:pPr>
+        <w:pStyle w:val="ListParagraph"/>
+        <w:numPr>
+          <w:ilvl w:val="1"/>
+          <w:numId w:val="2"/>
+        </w:numPr>
+      </w:pPr>
+      <w:r>
+        <w:t xml:space="preserve">chaque option ferme toutes ses adresses, et seulement elles (audit P2-002)</w:t>
       </w:r>
     </w:p>
     <w:p>

--- a/docs/developpement/phases/word/PHASE_23_OPTIONS_PAR_LIEU_APPLICATION_INSTALLABLE_LOGO.docx
+++ b/docs/developpement/phases/word/PHASE_23_OPTIONS_PAR_LIEU_APPLICATION_INSTALLABLE_LOGO.docx
@@ -20,7 +20,7 @@
       <w:r>
         <w:t xml:space="preserve">FlaiX Expert · dossier de développement · généré le 2026-10-04 depuis le dépôt </w:t>
       </w:r>
-      <w:hyperlink w:history="1" r:id="rId-cxscreeso_v5ri3jkgm5">
+      <w:hyperlink w:history="1" r:id="rIdydhpj7rirmgodci5xekei">
         <w:r>
           <w:rPr>
             <w:rStyle w:val="Hyperlink"/>
@@ -608,7 +608,7 @@
           <w:numId w:val="2"/>
         </w:numPr>
       </w:pPr>
-      <w:hyperlink w:history="1" r:id="rIdyviixwmfmg2obggu5rqp7">
+      <w:hyperlink w:history="1" r:id="rIdqrk54vbh2jgvy9f7u0v4r">
         <w:r>
           <w:rPr>
             <w:rStyle w:val="Hyperlink"/>
@@ -628,7 +628,7 @@
           <w:numId w:val="2"/>
         </w:numPr>
       </w:pPr>
-      <w:hyperlink w:history="1" r:id="rId-7bfy-hfrtjyi4kpt8eed">
+      <w:hyperlink w:history="1" r:id="rIddbyw-5tl-pdbljqvtfdve">
         <w:r>
           <w:rPr>
             <w:rStyle w:val="Hyperlink"/>
@@ -648,7 +648,7 @@
           <w:numId w:val="2"/>
         </w:numPr>
       </w:pPr>
-      <w:hyperlink w:history="1" r:id="rIdqvdjrxj-a9zshqfv_z-sp">
+      <w:hyperlink w:history="1" r:id="rIdrgx3pb2-uxdkpdybduntq">
         <w:r>
           <w:rPr>
             <w:rStyle w:val="Hyperlink"/>
@@ -696,7 +696,7 @@
       <w:r>
         <w:t xml:space="preserve"> — créé — </w:t>
       </w:r>
-      <w:hyperlink w:history="1" r:id="rIddirbpohfrczcmjwyhvr9o">
+      <w:hyperlink w:history="1" r:id="rId9hlhuhgi8ub6wzcur6jp6">
         <w:r>
           <w:rPr>
             <w:rStyle w:val="Hyperlink"/>
@@ -733,7 +733,7 @@
       <w:r>
         <w:t xml:space="preserve"> — créé — </w:t>
       </w:r>
-      <w:hyperlink w:history="1" r:id="rIdt1c_an0p32zrpbwnhqfhs">
+      <w:hyperlink w:history="1" r:id="rIdqyuiirhpl0hdhzpa09foh">
         <w:r>
           <w:rPr>
             <w:rStyle w:val="Hyperlink"/>
@@ -770,7 +770,7 @@
       <w:r>
         <w:t xml:space="preserve"> — modifié — </w:t>
       </w:r>
-      <w:hyperlink w:history="1" r:id="rIdciunifpyjpkjtwaxxyzc6">
+      <w:hyperlink w:history="1" r:id="rIdm21lrswabidpqtvad29a-">
         <w:r>
           <w:rPr>
             <w:rStyle w:val="Hyperlink"/>
@@ -799,7 +799,7 @@
       <w:r>
         <w:t xml:space="preserve"> — modifié — </w:t>
       </w:r>
-      <w:hyperlink w:history="1" r:id="rIdt97h3qdmtuz4crmkirf11">
+      <w:hyperlink w:history="1" r:id="rId8aq7x6iwktjnleqwyneql">
         <w:r>
           <w:rPr>
             <w:rStyle w:val="Hyperlink"/>
@@ -836,7 +836,7 @@
       <w:r>
         <w:t xml:space="preserve"> — créé — </w:t>
       </w:r>
-      <w:hyperlink w:history="1" r:id="rId3k1fewl32swqfdaysa2pn">
+      <w:hyperlink w:history="1" r:id="rIdxkd5qdcmkklmq1j-ylwxc">
         <w:r>
           <w:rPr>
             <w:rStyle w:val="Hyperlink"/>
@@ -865,7 +865,7 @@
       <w:r>
         <w:t xml:space="preserve"> — modifié — </w:t>
       </w:r>
-      <w:hyperlink w:history="1" r:id="rId1imysp9l1u_bub8wmj527">
+      <w:hyperlink w:history="1" r:id="rId1puppbdwrfid_a5sniwnd">
         <w:r>
           <w:rPr>
             <w:rStyle w:val="Hyperlink"/>
@@ -894,7 +894,7 @@
       <w:r>
         <w:t xml:space="preserve"> — modifié — </w:t>
       </w:r>
-      <w:hyperlink w:history="1" r:id="rIdrxkdywktnkyoemco3ypdg">
+      <w:hyperlink w:history="1" r:id="rIdnkra3ldizf3mbsiuw93mk">
         <w:r>
           <w:rPr>
             <w:rStyle w:val="Hyperlink"/>
@@ -923,7 +923,7 @@
       <w:r>
         <w:t xml:space="preserve"> — modifié — </w:t>
       </w:r>
-      <w:hyperlink w:history="1" r:id="rId1rgqi5cdrxtullzjhdvr6">
+      <w:hyperlink w:history="1" r:id="rIdpfretczmqtpngerpkpsn8">
         <w:r>
           <w:rPr>
             <w:rStyle w:val="Hyperlink"/>
@@ -960,7 +960,7 @@
       <w:r>
         <w:t xml:space="preserve"> — modifié — </w:t>
       </w:r>
-      <w:hyperlink w:history="1" r:id="rId_zhb73webqnh5pno3agep">
+      <w:hyperlink w:history="1" r:id="rIdxklvjc4lzchvshwehhei6">
         <w:r>
           <w:rPr>
             <w:rStyle w:val="Hyperlink"/>
@@ -989,7 +989,7 @@
       <w:r>
         <w:t xml:space="preserve"> — créé — </w:t>
       </w:r>
-      <w:hyperlink w:history="1" r:id="rIdvwekqch8uzdh6smtyonwv">
+      <w:hyperlink w:history="1" r:id="rIdvnabhhbhjj3jjswfd70zl">
         <w:r>
           <w:rPr>
             <w:rStyle w:val="Hyperlink"/>
@@ -1018,7 +1018,7 @@
       <w:r>
         <w:t xml:space="preserve"> — créé — </w:t>
       </w:r>
-      <w:hyperlink w:history="1" r:id="rIdwc_hdghhscbw0ttrkakvj">
+      <w:hyperlink w:history="1" r:id="rIdsu7vd6uwosifvrc2lmu0l">
         <w:r>
           <w:rPr>
             <w:rStyle w:val="Hyperlink"/>
@@ -1047,7 +1047,7 @@
       <w:r>
         <w:t xml:space="preserve"> — créé — </w:t>
       </w:r>
-      <w:hyperlink w:history="1" r:id="rIdd1fgzmsgb-efu4my1n3fq">
+      <w:hyperlink w:history="1" r:id="rIdh4opu9efuy_uqsvd_qttp">
         <w:r>
           <w:rPr>
             <w:rStyle w:val="Hyperlink"/>
@@ -1076,7 +1076,7 @@
       <w:r>
         <w:t xml:space="preserve"> — créé — </w:t>
       </w:r>
-      <w:hyperlink w:history="1" r:id="rIdrhtm5615xhhhfx7g0pwyh">
+      <w:hyperlink w:history="1" r:id="rId5_ciin61h2vkpwqisjcyz">
         <w:r>
           <w:rPr>
             <w:rStyle w:val="Hyperlink"/>
@@ -1105,7 +1105,7 @@
       <w:r>
         <w:t xml:space="preserve"> — créé — </w:t>
       </w:r>
-      <w:hyperlink w:history="1" r:id="rId-snzkpiqdqmhloop56awz">
+      <w:hyperlink w:history="1" r:id="rIdwvxkopgjzb__eyjwzg9s-">
         <w:r>
           <w:rPr>
             <w:rStyle w:val="Hyperlink"/>
@@ -1134,7 +1134,7 @@
       <w:r>
         <w:t xml:space="preserve"> — créé — </w:t>
       </w:r>
-      <w:hyperlink w:history="1" r:id="rIdu5slyt7fmh5d-pkaszmcc">
+      <w:hyperlink w:history="1" r:id="rIdqwhoewkqypbm55yb8t0g0">
         <w:r>
           <w:rPr>
             <w:rStyle w:val="Hyperlink"/>
@@ -1163,7 +1163,7 @@
       <w:r>
         <w:t xml:space="preserve"> — créé — </w:t>
       </w:r>
-      <w:hyperlink w:history="1" r:id="rIdhilq6f1mnapmv8uygengg">
+      <w:hyperlink w:history="1" r:id="rIdt_esw5nwr9rchkwzfu2s0">
         <w:r>
           <w:rPr>
             <w:rStyle w:val="Hyperlink"/>
@@ -1192,7 +1192,7 @@
       <w:r>
         <w:t xml:space="preserve"> — modifié — </w:t>
       </w:r>
-      <w:hyperlink w:history="1" r:id="rIdplblxlwipmz3j9dudhnsl">
+      <w:hyperlink w:history="1" r:id="rIdz6ikakmm0lluuj8o82nst">
         <w:r>
           <w:rPr>
             <w:rStyle w:val="Hyperlink"/>
@@ -1221,7 +1221,7 @@
       <w:r>
         <w:t xml:space="preserve"> — créé — </w:t>
       </w:r>
-      <w:hyperlink w:history="1" r:id="rId5zptadxkazsxc0reylitf">
+      <w:hyperlink w:history="1" r:id="rIdvfcxt1yuizhk8nfqw0y8w">
         <w:r>
           <w:rPr>
             <w:rStyle w:val="Hyperlink"/>
@@ -1250,7 +1250,7 @@
       <w:r>
         <w:t xml:space="preserve"> — modifié — </w:t>
       </w:r>
-      <w:hyperlink w:history="1" r:id="rIdaw7kt8tu8mckfbeybbf2o">
+      <w:hyperlink w:history="1" r:id="rIdj1n63doakzjk-i6zxccc8">
         <w:r>
           <w:rPr>
             <w:rStyle w:val="Hyperlink"/>
@@ -1279,7 +1279,7 @@
       <w:r>
         <w:t xml:space="preserve"> — modifié — </w:t>
       </w:r>
-      <w:hyperlink w:history="1" r:id="rIdaljigg6ciavoscizyymj1">
+      <w:hyperlink w:history="1" r:id="rIdv9sg1gn72dot0yz9qi4xu">
         <w:r>
           <w:rPr>
             <w:rStyle w:val="Hyperlink"/>
@@ -1308,7 +1308,7 @@
       <w:r>
         <w:t xml:space="preserve"> — modifié — </w:t>
       </w:r>
-      <w:hyperlink w:history="1" r:id="rIdjeys0alporif8mguywdz-">
+      <w:hyperlink w:history="1" r:id="rIdysnyti4fjlm81cecufodd">
         <w:r>
           <w:rPr>
             <w:rStyle w:val="Hyperlink"/>
@@ -1337,7 +1337,7 @@
       <w:r>
         <w:t xml:space="preserve"> — modifié — </w:t>
       </w:r>
-      <w:hyperlink w:history="1" r:id="rIdh7qtsmguxw8-pjbm4lcma">
+      <w:hyperlink w:history="1" r:id="rIdrirgjmz82mxrpc4lyqfbt">
         <w:r>
           <w:rPr>
             <w:rStyle w:val="Hyperlink"/>
@@ -1366,7 +1366,7 @@
       <w:r>
         <w:t xml:space="preserve"> — modifié — </w:t>
       </w:r>
-      <w:hyperlink w:history="1" r:id="rIdkcl8m944rmrbjkemm9xyb">
+      <w:hyperlink w:history="1" r:id="rIdc9ywtmfiyvc4s8hmkniu7">
         <w:r>
           <w:rPr>
             <w:rStyle w:val="Hyperlink"/>
@@ -1395,7 +1395,7 @@
       <w:r>
         <w:t xml:space="preserve"> — modifié — </w:t>
       </w:r>
-      <w:hyperlink w:history="1" r:id="rIdm-a1tb9ywoki50eenhpae">
+      <w:hyperlink w:history="1" r:id="rIdjtco8go9_6xgaxsdcok89">
         <w:r>
           <w:rPr>
             <w:rStyle w:val="Hyperlink"/>
@@ -1424,7 +1424,7 @@
       <w:r>
         <w:t xml:space="preserve"> — modifié — </w:t>
       </w:r>
-      <w:hyperlink w:history="1" r:id="rIdrkfcprkdved1c41djr6ay">
+      <w:hyperlink w:history="1" r:id="rIdw7vjbebpwejln_4tv1ymp">
         <w:r>
           <w:rPr>
             <w:rStyle w:val="Hyperlink"/>
@@ -1453,7 +1453,7 @@
       <w:r>
         <w:t xml:space="preserve"> — modifié — </w:t>
       </w:r>
-      <w:hyperlink w:history="1" r:id="rId4dtnge25_6j9fvzomgfzg">
+      <w:hyperlink w:history="1" r:id="rIdhzwxbc-jviqss8juxct0o">
         <w:r>
           <w:rPr>
             <w:rStyle w:val="Hyperlink"/>
@@ -1482,7 +1482,7 @@
       <w:r>
         <w:t xml:space="preserve"> — modifié — </w:t>
       </w:r>
-      <w:hyperlink w:history="1" r:id="rIdvndsbgrl2mwrjrgr4qasv">
+      <w:hyperlink w:history="1" r:id="rIdpgynklgayalqzaysim3lp">
         <w:r>
           <w:rPr>
             <w:rStyle w:val="Hyperlink"/>
@@ -1511,7 +1511,7 @@
       <w:r>
         <w:t xml:space="preserve"> — modifié — </w:t>
       </w:r>
-      <w:hyperlink w:history="1" r:id="rId1efbtjkjgeulkpjmdizfv">
+      <w:hyperlink w:history="1" r:id="rIdwm6p1k7uetfo5wittp-j0">
         <w:r>
           <w:rPr>
             <w:rStyle w:val="Hyperlink"/>
@@ -1548,7 +1548,7 @@
       <w:r>
         <w:t xml:space="preserve"> — créé — </w:t>
       </w:r>
-      <w:hyperlink w:history="1" r:id="rIdfaomgfio41bbi8gsbisx7">
+      <w:hyperlink w:history="1" r:id="rId7mihctf8wqwdy0uh3e5bb">
         <w:r>
           <w:rPr>
             <w:rStyle w:val="Hyperlink"/>
@@ -1577,7 +1577,7 @@
       <w:r>
         <w:t xml:space="preserve"> — créé — </w:t>
       </w:r>
-      <w:hyperlink w:history="1" r:id="rIdawg7co54ed9yufxv9ukkl">
+      <w:hyperlink w:history="1" r:id="rId0aga-e0tudyswv7ahegaa">
         <w:r>
           <w:rPr>
             <w:rStyle w:val="Hyperlink"/>
@@ -1614,7 +1614,7 @@
       <w:r>
         <w:t xml:space="preserve"> — modifié — </w:t>
       </w:r>
-      <w:hyperlink w:history="1" r:id="rIdtk2xuw8wyzfomaysnazvp">
+      <w:hyperlink w:history="1" r:id="rIdjxdq5ndmlvvcekwrjbgfv">
         <w:r>
           <w:rPr>
             <w:rStyle w:val="Hyperlink"/>
@@ -1643,7 +1643,7 @@
       <w:r>
         <w:t xml:space="preserve"> — modifié — </w:t>
       </w:r>
-      <w:hyperlink w:history="1" r:id="rIdh-nhcd_xmpig5si2o2abb">
+      <w:hyperlink w:history="1" r:id="rId9cg9hs1mbdqzxjuhbp22h">
         <w:r>
           <w:rPr>
             <w:rStyle w:val="Hyperlink"/>
@@ -1672,7 +1672,7 @@
       <w:r>
         <w:t xml:space="preserve"> — créé — </w:t>
       </w:r>
-      <w:hyperlink w:history="1" r:id="rIdj0fnduevjym_fzpcw7eiw">
+      <w:hyperlink w:history="1" r:id="rIdhla10iu-w1k-esgud94wd">
         <w:r>
           <w:rPr>
             <w:rStyle w:val="Hyperlink"/>
@@ -1701,7 +1701,7 @@
       <w:r>
         <w:t xml:space="preserve"> — créé — </w:t>
       </w:r>
-      <w:hyperlink w:history="1" r:id="rIdcqcrcyfgblqw3gf3o0rkl">
+      <w:hyperlink w:history="1" r:id="rIde0udo7jctogu4wabd2w-n">
         <w:r>
           <w:rPr>
             <w:rStyle w:val="Hyperlink"/>

--- a/docs/developpement/phases/word/PHASE_23_OPTIONS_PAR_LIEU_APPLICATION_INSTALLABLE_LOGO.docx
+++ b/docs/developpement/phases/word/PHASE_23_OPTIONS_PAR_LIEU_APPLICATION_INSTALLABLE_LOGO.docx
@@ -20,7 +20,7 @@
       <w:r>
         <w:t xml:space="preserve">FlaiX Expert · dossier de développement · généré le 2026-10-04 depuis le dépôt </w:t>
       </w:r>
-      <w:hyperlink w:history="1" r:id="rIdydhpj7rirmgodci5xekei">
+      <w:hyperlink w:history="1" r:id="rIdp_zrj1ae8qnya-s2jvzsi">
         <w:r>
           <w:rPr>
             <w:rStyle w:val="Hyperlink"/>
@@ -608,7 +608,7 @@
           <w:numId w:val="2"/>
         </w:numPr>
       </w:pPr>
-      <w:hyperlink w:history="1" r:id="rIdqrk54vbh2jgvy9f7u0v4r">
+      <w:hyperlink w:history="1" r:id="rIdr193kamoik491cqhqnf1g">
         <w:r>
           <w:rPr>
             <w:rStyle w:val="Hyperlink"/>
@@ -628,7 +628,7 @@
           <w:numId w:val="2"/>
         </w:numPr>
       </w:pPr>
-      <w:hyperlink w:history="1" r:id="rIddbyw-5tl-pdbljqvtfdve">
+      <w:hyperlink w:history="1" r:id="rIdlqhynmagbnhz1uthnaulc">
         <w:r>
           <w:rPr>
             <w:rStyle w:val="Hyperlink"/>
@@ -648,7 +648,7 @@
           <w:numId w:val="2"/>
         </w:numPr>
       </w:pPr>
-      <w:hyperlink w:history="1" r:id="rIdrgx3pb2-uxdkpdybduntq">
+      <w:hyperlink w:history="1" r:id="rIdgzsihkpltt3f8y21xbbwb">
         <w:r>
           <w:rPr>
             <w:rStyle w:val="Hyperlink"/>
@@ -696,7 +696,7 @@
       <w:r>
         <w:t xml:space="preserve"> — créé — </w:t>
       </w:r>
-      <w:hyperlink w:history="1" r:id="rId9hlhuhgi8ub6wzcur6jp6">
+      <w:hyperlink w:history="1" r:id="rId6owhg9bnznglc3ohhp4t0">
         <w:r>
           <w:rPr>
             <w:rStyle w:val="Hyperlink"/>
@@ -733,7 +733,7 @@
       <w:r>
         <w:t xml:space="preserve"> — créé — </w:t>
       </w:r>
-      <w:hyperlink w:history="1" r:id="rIdqyuiirhpl0hdhzpa09foh">
+      <w:hyperlink w:history="1" r:id="rId6grstc_jwxaczyawnifum">
         <w:r>
           <w:rPr>
             <w:rStyle w:val="Hyperlink"/>
@@ -770,7 +770,7 @@
       <w:r>
         <w:t xml:space="preserve"> — modifié — </w:t>
       </w:r>
-      <w:hyperlink w:history="1" r:id="rIdm21lrswabidpqtvad29a-">
+      <w:hyperlink w:history="1" r:id="rId424fkcfjczvptge6gfght">
         <w:r>
           <w:rPr>
             <w:rStyle w:val="Hyperlink"/>
@@ -799,7 +799,7 @@
       <w:r>
         <w:t xml:space="preserve"> — modifié — </w:t>
       </w:r>
-      <w:hyperlink w:history="1" r:id="rId8aq7x6iwktjnleqwyneql">
+      <w:hyperlink w:history="1" r:id="rIdqxde2ts_tuttjxsb7h7qn">
         <w:r>
           <w:rPr>
             <w:rStyle w:val="Hyperlink"/>
@@ -836,7 +836,7 @@
       <w:r>
         <w:t xml:space="preserve"> — créé — </w:t>
       </w:r>
-      <w:hyperlink w:history="1" r:id="rIdxkd5qdcmkklmq1j-ylwxc">
+      <w:hyperlink w:history="1" r:id="rIdv_r7jxr4z8huh5y0z2zud">
         <w:r>
           <w:rPr>
             <w:rStyle w:val="Hyperlink"/>
@@ -865,7 +865,7 @@
       <w:r>
         <w:t xml:space="preserve"> — modifié — </w:t>
       </w:r>
-      <w:hyperlink w:history="1" r:id="rId1puppbdwrfid_a5sniwnd">
+      <w:hyperlink w:history="1" r:id="rIdk4ufbk_p_db_r5ak0mfwq">
         <w:r>
           <w:rPr>
             <w:rStyle w:val="Hyperlink"/>
@@ -894,7 +894,7 @@
       <w:r>
         <w:t xml:space="preserve"> — modifié — </w:t>
       </w:r>
-      <w:hyperlink w:history="1" r:id="rIdnkra3ldizf3mbsiuw93mk">
+      <w:hyperlink w:history="1" r:id="rIdqkouzjmyqv_pc7k43mgle">
         <w:r>
           <w:rPr>
             <w:rStyle w:val="Hyperlink"/>
@@ -923,7 +923,7 @@
       <w:r>
         <w:t xml:space="preserve"> — modifié — </w:t>
       </w:r>
-      <w:hyperlink w:history="1" r:id="rIdpfretczmqtpngerpkpsn8">
+      <w:hyperlink w:history="1" r:id="rId--91jgxlpahpaf3ovdpdg">
         <w:r>
           <w:rPr>
             <w:rStyle w:val="Hyperlink"/>
@@ -960,7 +960,7 @@
       <w:r>
         <w:t xml:space="preserve"> — modifié — </w:t>
       </w:r>
-      <w:hyperlink w:history="1" r:id="rIdxklvjc4lzchvshwehhei6">
+      <w:hyperlink w:history="1" r:id="rId2p3nlupo2_r7l_zeeze9s">
         <w:r>
           <w:rPr>
             <w:rStyle w:val="Hyperlink"/>
@@ -989,7 +989,7 @@
       <w:r>
         <w:t xml:space="preserve"> — créé — </w:t>
       </w:r>
-      <w:hyperlink w:history="1" r:id="rIdvnabhhbhjj3jjswfd70zl">
+      <w:hyperlink w:history="1" r:id="rIdrixkcjgk1qtwmqtlkw6qv">
         <w:r>
           <w:rPr>
             <w:rStyle w:val="Hyperlink"/>
@@ -1018,7 +1018,7 @@
       <w:r>
         <w:t xml:space="preserve"> — créé — </w:t>
       </w:r>
-      <w:hyperlink w:history="1" r:id="rIdsu7vd6uwosifvrc2lmu0l">
+      <w:hyperlink w:history="1" r:id="rIduuxgoauar7uvqbxgtvpul">
         <w:r>
           <w:rPr>
             <w:rStyle w:val="Hyperlink"/>
@@ -1047,7 +1047,7 @@
       <w:r>
         <w:t xml:space="preserve"> — créé — </w:t>
       </w:r>
-      <w:hyperlink w:history="1" r:id="rIdh4opu9efuy_uqsvd_qttp">
+      <w:hyperlink w:history="1" r:id="rIdtr1fzl58xsge4pikavmk5">
         <w:r>
           <w:rPr>
             <w:rStyle w:val="Hyperlink"/>
@@ -1076,7 +1076,7 @@
       <w:r>
         <w:t xml:space="preserve"> — créé — </w:t>
       </w:r>
-      <w:hyperlink w:history="1" r:id="rId5_ciin61h2vkpwqisjcyz">
+      <w:hyperlink w:history="1" r:id="rId2ozaxngxvdashdmjl4zsm">
         <w:r>
           <w:rPr>
             <w:rStyle w:val="Hyperlink"/>
@@ -1105,7 +1105,7 @@
       <w:r>
         <w:t xml:space="preserve"> — créé — </w:t>
       </w:r>
-      <w:hyperlink w:history="1" r:id="rIdwvxkopgjzb__eyjwzg9s-">
+      <w:hyperlink w:history="1" r:id="rId2crmhcuer-m2rofjcixzj">
         <w:r>
           <w:rPr>
             <w:rStyle w:val="Hyperlink"/>
@@ -1134,7 +1134,7 @@
       <w:r>
         <w:t xml:space="preserve"> — créé — </w:t>
       </w:r>
-      <w:hyperlink w:history="1" r:id="rIdqwhoewkqypbm55yb8t0g0">
+      <w:hyperlink w:history="1" r:id="rIdvqxhmuviiahxlj7lqaf8l">
         <w:r>
           <w:rPr>
             <w:rStyle w:val="Hyperlink"/>
@@ -1163,7 +1163,7 @@
       <w:r>
         <w:t xml:space="preserve"> — créé — </w:t>
       </w:r>
-      <w:hyperlink w:history="1" r:id="rIdt_esw5nwr9rchkwzfu2s0">
+      <w:hyperlink w:history="1" r:id="rIdmycejvf0ms60e7sp8lyfe">
         <w:r>
           <w:rPr>
             <w:rStyle w:val="Hyperlink"/>
@@ -1192,7 +1192,7 @@
       <w:r>
         <w:t xml:space="preserve"> — modifié — </w:t>
       </w:r>
-      <w:hyperlink w:history="1" r:id="rIdz6ikakmm0lluuj8o82nst">
+      <w:hyperlink w:history="1" r:id="rIdlkip3nqustsmu87qtvtgr">
         <w:r>
           <w:rPr>
             <w:rStyle w:val="Hyperlink"/>
@@ -1221,7 +1221,7 @@
       <w:r>
         <w:t xml:space="preserve"> — créé — </w:t>
       </w:r>
-      <w:hyperlink w:history="1" r:id="rIdvfcxt1yuizhk8nfqw0y8w">
+      <w:hyperlink w:history="1" r:id="rIddkbl9roqi0yggykqucoxo">
         <w:r>
           <w:rPr>
             <w:rStyle w:val="Hyperlink"/>
@@ -1250,7 +1250,7 @@
       <w:r>
         <w:t xml:space="preserve"> — modifié — </w:t>
       </w:r>
-      <w:hyperlink w:history="1" r:id="rIdj1n63doakzjk-i6zxccc8">
+      <w:hyperlink w:history="1" r:id="rIdp_h-feajitft9tg2btk6j">
         <w:r>
           <w:rPr>
             <w:rStyle w:val="Hyperlink"/>
@@ -1279,7 +1279,7 @@
       <w:r>
         <w:t xml:space="preserve"> — modifié — </w:t>
       </w:r>
-      <w:hyperlink w:history="1" r:id="rIdv9sg1gn72dot0yz9qi4xu">
+      <w:hyperlink w:history="1" r:id="rIdyxg00mlhxjizhfcvrrbcn">
         <w:r>
           <w:rPr>
             <w:rStyle w:val="Hyperlink"/>
@@ -1308,7 +1308,7 @@
       <w:r>
         <w:t xml:space="preserve"> — modifié — </w:t>
       </w:r>
-      <w:hyperlink w:history="1" r:id="rIdysnyti4fjlm81cecufodd">
+      <w:hyperlink w:history="1" r:id="rIdshj-v5hspvped4txsvmwm">
         <w:r>
           <w:rPr>
             <w:rStyle w:val="Hyperlink"/>
@@ -1337,7 +1337,7 @@
       <w:r>
         <w:t xml:space="preserve"> — modifié — </w:t>
       </w:r>
-      <w:hyperlink w:history="1" r:id="rIdrirgjmz82mxrpc4lyqfbt">
+      <w:hyperlink w:history="1" r:id="rId7bnzsedp4uqmhwa3nyhsu">
         <w:r>
           <w:rPr>
             <w:rStyle w:val="Hyperlink"/>
@@ -1366,7 +1366,7 @@
       <w:r>
         <w:t xml:space="preserve"> — modifié — </w:t>
       </w:r>
-      <w:hyperlink w:history="1" r:id="rIdc9ywtmfiyvc4s8hmkniu7">
+      <w:hyperlink w:history="1" r:id="rId_p6gdwrmox2oqqyye_-ro">
         <w:r>
           <w:rPr>
             <w:rStyle w:val="Hyperlink"/>
@@ -1395,7 +1395,7 @@
       <w:r>
         <w:t xml:space="preserve"> — modifié — </w:t>
       </w:r>
-      <w:hyperlink w:history="1" r:id="rIdjtco8go9_6xgaxsdcok89">
+      <w:hyperlink w:history="1" r:id="rIdwv_zxcg5vcmcn7venw-tr">
         <w:r>
           <w:rPr>
             <w:rStyle w:val="Hyperlink"/>
@@ -1424,7 +1424,7 @@
       <w:r>
         <w:t xml:space="preserve"> — modifié — </w:t>
       </w:r>
-      <w:hyperlink w:history="1" r:id="rIdw7vjbebpwejln_4tv1ymp">
+      <w:hyperlink w:history="1" r:id="rIdefvkhweagackpcxekogop">
         <w:r>
           <w:rPr>
             <w:rStyle w:val="Hyperlink"/>
@@ -1453,7 +1453,7 @@
       <w:r>
         <w:t xml:space="preserve"> — modifié — </w:t>
       </w:r>
-      <w:hyperlink w:history="1" r:id="rIdhzwxbc-jviqss8juxct0o">
+      <w:hyperlink w:history="1" r:id="rId5tagl5vhbx_1wq2d38rcv">
         <w:r>
           <w:rPr>
             <w:rStyle w:val="Hyperlink"/>
@@ -1482,7 +1482,7 @@
       <w:r>
         <w:t xml:space="preserve"> — modifié — </w:t>
       </w:r>
-      <w:hyperlink w:history="1" r:id="rIdpgynklgayalqzaysim3lp">
+      <w:hyperlink w:history="1" r:id="rIdj5zyayxty0iwwzexo_tce">
         <w:r>
           <w:rPr>
             <w:rStyle w:val="Hyperlink"/>
@@ -1511,7 +1511,7 @@
       <w:r>
         <w:t xml:space="preserve"> — modifié — </w:t>
       </w:r>
-      <w:hyperlink w:history="1" r:id="rIdwm6p1k7uetfo5wittp-j0">
+      <w:hyperlink w:history="1" r:id="rIdjb4cj_zykhyt_pa-1x49s">
         <w:r>
           <w:rPr>
             <w:rStyle w:val="Hyperlink"/>
@@ -1548,7 +1548,7 @@
       <w:r>
         <w:t xml:space="preserve"> — créé — </w:t>
       </w:r>
-      <w:hyperlink w:history="1" r:id="rId7mihctf8wqwdy0uh3e5bb">
+      <w:hyperlink w:history="1" r:id="rIdhr9omg6sqkoqmda8kserc">
         <w:r>
           <w:rPr>
             <w:rStyle w:val="Hyperlink"/>
@@ -1577,7 +1577,7 @@
       <w:r>
         <w:t xml:space="preserve"> — créé — </w:t>
       </w:r>
-      <w:hyperlink w:history="1" r:id="rId0aga-e0tudyswv7ahegaa">
+      <w:hyperlink w:history="1" r:id="rIdhgjmkqhw0vkytvj5vlnub">
         <w:r>
           <w:rPr>
             <w:rStyle w:val="Hyperlink"/>
@@ -1614,7 +1614,7 @@
       <w:r>
         <w:t xml:space="preserve"> — modifié — </w:t>
       </w:r>
-      <w:hyperlink w:history="1" r:id="rIdjxdq5ndmlvvcekwrjbgfv">
+      <w:hyperlink w:history="1" r:id="rIddmigma3sowntlqu6jzpkb">
         <w:r>
           <w:rPr>
             <w:rStyle w:val="Hyperlink"/>
@@ -1643,7 +1643,7 @@
       <w:r>
         <w:t xml:space="preserve"> — modifié — </w:t>
       </w:r>
-      <w:hyperlink w:history="1" r:id="rId9cg9hs1mbdqzxjuhbp22h">
+      <w:hyperlink w:history="1" r:id="rIdnlcru5epzchezbkdjyni2">
         <w:r>
           <w:rPr>
             <w:rStyle w:val="Hyperlink"/>
@@ -1672,7 +1672,7 @@
       <w:r>
         <w:t xml:space="preserve"> — créé — </w:t>
       </w:r>
-      <w:hyperlink w:history="1" r:id="rIdhla10iu-w1k-esgud94wd">
+      <w:hyperlink w:history="1" r:id="rIdjjv4lic0jacxjbl_gvwpf">
         <w:r>
           <w:rPr>
             <w:rStyle w:val="Hyperlink"/>
@@ -1701,7 +1701,7 @@
       <w:r>
         <w:t xml:space="preserve"> — créé — </w:t>
       </w:r>
-      <w:hyperlink w:history="1" r:id="rIde0udo7jctogu4wabd2w-n">
+      <w:hyperlink w:history="1" r:id="rId8kuiq37pckpfg5odwc5qh">
         <w:r>
           <w:rPr>
             <w:rStyle w:val="Hyperlink"/>

--- a/docs/developpement/phases/word/PHASE_23_OPTIONS_PAR_LIEU_APPLICATION_INSTALLABLE_LOGO.docx
+++ b/docs/developpement/phases/word/PHASE_23_OPTIONS_PAR_LIEU_APPLICATION_INSTALLABLE_LOGO.docx
@@ -20,7 +20,7 @@
       <w:r>
         <w:t xml:space="preserve">FlaiX Expert · dossier de développement · généré le 2026-10-04 depuis le dépôt </w:t>
       </w:r>
-      <w:hyperlink w:history="1" r:id="rIdp_zrj1ae8qnya-s2jvzsi">
+      <w:hyperlink w:history="1" r:id="rId-birqcjsco7dwofei0q74">
         <w:r>
           <w:rPr>
             <w:rStyle w:val="Hyperlink"/>
@@ -608,7 +608,7 @@
           <w:numId w:val="2"/>
         </w:numPr>
       </w:pPr>
-      <w:hyperlink w:history="1" r:id="rIdr193kamoik491cqhqnf1g">
+      <w:hyperlink w:history="1" r:id="rIdgp-bqpitgjjqqof-igijo">
         <w:r>
           <w:rPr>
             <w:rStyle w:val="Hyperlink"/>
@@ -628,7 +628,7 @@
           <w:numId w:val="2"/>
         </w:numPr>
       </w:pPr>
-      <w:hyperlink w:history="1" r:id="rIdlqhynmagbnhz1uthnaulc">
+      <w:hyperlink w:history="1" r:id="rIdizyuacnotxqpiwyenw-mj">
         <w:r>
           <w:rPr>
             <w:rStyle w:val="Hyperlink"/>
@@ -648,7 +648,7 @@
           <w:numId w:val="2"/>
         </w:numPr>
       </w:pPr>
-      <w:hyperlink w:history="1" r:id="rIdgzsihkpltt3f8y21xbbwb">
+      <w:hyperlink w:history="1" r:id="rIdwedw9noduk1qowvsr6rqg">
         <w:r>
           <w:rPr>
             <w:rStyle w:val="Hyperlink"/>
@@ -696,7 +696,7 @@
       <w:r>
         <w:t xml:space="preserve"> — créé — </w:t>
       </w:r>
-      <w:hyperlink w:history="1" r:id="rId6owhg9bnznglc3ohhp4t0">
+      <w:hyperlink w:history="1" r:id="rIdcgeq3gtvuq4cdzzd2jw8j">
         <w:r>
           <w:rPr>
             <w:rStyle w:val="Hyperlink"/>
@@ -733,7 +733,7 @@
       <w:r>
         <w:t xml:space="preserve"> — créé — </w:t>
       </w:r>
-      <w:hyperlink w:history="1" r:id="rId6grstc_jwxaczyawnifum">
+      <w:hyperlink w:history="1" r:id="rIdkqb5yzzjrkkpuauribttj">
         <w:r>
           <w:rPr>
             <w:rStyle w:val="Hyperlink"/>
@@ -770,7 +770,7 @@
       <w:r>
         <w:t xml:space="preserve"> — modifié — </w:t>
       </w:r>
-      <w:hyperlink w:history="1" r:id="rId424fkcfjczvptge6gfght">
+      <w:hyperlink w:history="1" r:id="rIddksgqj7t3ar63yhoxtxol">
         <w:r>
           <w:rPr>
             <w:rStyle w:val="Hyperlink"/>
@@ -799,7 +799,7 @@
       <w:r>
         <w:t xml:space="preserve"> — modifié — </w:t>
       </w:r>
-      <w:hyperlink w:history="1" r:id="rIdqxde2ts_tuttjxsb7h7qn">
+      <w:hyperlink w:history="1" r:id="rIdbgmxhbhfgn1kgzt74rm6u">
         <w:r>
           <w:rPr>
             <w:rStyle w:val="Hyperlink"/>
@@ -836,7 +836,7 @@
       <w:r>
         <w:t xml:space="preserve"> — créé — </w:t>
       </w:r>
-      <w:hyperlink w:history="1" r:id="rIdv_r7jxr4z8huh5y0z2zud">
+      <w:hyperlink w:history="1" r:id="rIdarkx0_8vajr_fwuzxl8ar">
         <w:r>
           <w:rPr>
             <w:rStyle w:val="Hyperlink"/>
@@ -865,7 +865,7 @@
       <w:r>
         <w:t xml:space="preserve"> — modifié — </w:t>
       </w:r>
-      <w:hyperlink w:history="1" r:id="rIdk4ufbk_p_db_r5ak0mfwq">
+      <w:hyperlink w:history="1" r:id="rIdds3b-leqq8kocboi5ra7b">
         <w:r>
           <w:rPr>
             <w:rStyle w:val="Hyperlink"/>
@@ -894,7 +894,7 @@
       <w:r>
         <w:t xml:space="preserve"> — modifié — </w:t>
       </w:r>
-      <w:hyperlink w:history="1" r:id="rIdqkouzjmyqv_pc7k43mgle">
+      <w:hyperlink w:history="1" r:id="rId5fos24rfoozfrnndqdavt">
         <w:r>
           <w:rPr>
             <w:rStyle w:val="Hyperlink"/>
@@ -923,7 +923,7 @@
       <w:r>
         <w:t xml:space="preserve"> — modifié — </w:t>
       </w:r>
-      <w:hyperlink w:history="1" r:id="rId--91jgxlpahpaf3ovdpdg">
+      <w:hyperlink w:history="1" r:id="rIdy_8n_3z26ofbgvlduabct">
         <w:r>
           <w:rPr>
             <w:rStyle w:val="Hyperlink"/>
@@ -960,7 +960,7 @@
       <w:r>
         <w:t xml:space="preserve"> — modifié — </w:t>
       </w:r>
-      <w:hyperlink w:history="1" r:id="rId2p3nlupo2_r7l_zeeze9s">
+      <w:hyperlink w:history="1" r:id="rId2s6lrtqryimlbue7tg3fr">
         <w:r>
           <w:rPr>
             <w:rStyle w:val="Hyperlink"/>
@@ -989,7 +989,7 @@
       <w:r>
         <w:t xml:space="preserve"> — créé — </w:t>
       </w:r>
-      <w:hyperlink w:history="1" r:id="rIdrixkcjgk1qtwmqtlkw6qv">
+      <w:hyperlink w:history="1" r:id="rIdpm9ceq1qsayfrwayybv_1">
         <w:r>
           <w:rPr>
             <w:rStyle w:val="Hyperlink"/>
@@ -1018,7 +1018,7 @@
       <w:r>
         <w:t xml:space="preserve"> — créé — </w:t>
       </w:r>
-      <w:hyperlink w:history="1" r:id="rIduuxgoauar7uvqbxgtvpul">
+      <w:hyperlink w:history="1" r:id="rIdvkry6btll9fdoxmxzsy8x">
         <w:r>
           <w:rPr>
             <w:rStyle w:val="Hyperlink"/>
@@ -1047,7 +1047,7 @@
       <w:r>
         <w:t xml:space="preserve"> — créé — </w:t>
       </w:r>
-      <w:hyperlink w:history="1" r:id="rIdtr1fzl58xsge4pikavmk5">
+      <w:hyperlink w:history="1" r:id="rIdjt5pil2dyashcleyei0pa">
         <w:r>
           <w:rPr>
             <w:rStyle w:val="Hyperlink"/>
@@ -1076,7 +1076,7 @@
       <w:r>
         <w:t xml:space="preserve"> — créé — </w:t>
       </w:r>
-      <w:hyperlink w:history="1" r:id="rId2ozaxngxvdashdmjl4zsm">
+      <w:hyperlink w:history="1" r:id="rIdze9ubbvoflykb3yxjmjla">
         <w:r>
           <w:rPr>
             <w:rStyle w:val="Hyperlink"/>
@@ -1105,7 +1105,7 @@
       <w:r>
         <w:t xml:space="preserve"> — créé — </w:t>
       </w:r>
-      <w:hyperlink w:history="1" r:id="rId2crmhcuer-m2rofjcixzj">
+      <w:hyperlink w:history="1" r:id="rIdrre30aw-nvhrfvutu3wmd">
         <w:r>
           <w:rPr>
             <w:rStyle w:val="Hyperlink"/>
@@ -1134,7 +1134,7 @@
       <w:r>
         <w:t xml:space="preserve"> — créé — </w:t>
       </w:r>
-      <w:hyperlink w:history="1" r:id="rIdvqxhmuviiahxlj7lqaf8l">
+      <w:hyperlink w:history="1" r:id="rIdrllohkejsekxfip2zsmaz">
         <w:r>
           <w:rPr>
             <w:rStyle w:val="Hyperlink"/>
@@ -1163,7 +1163,7 @@
       <w:r>
         <w:t xml:space="preserve"> — créé — </w:t>
       </w:r>
-      <w:hyperlink w:history="1" r:id="rIdmycejvf0ms60e7sp8lyfe">
+      <w:hyperlink w:history="1" r:id="rIdt2n1xoeyehi9ra_8tnnkz">
         <w:r>
           <w:rPr>
             <w:rStyle w:val="Hyperlink"/>
@@ -1192,7 +1192,7 @@
       <w:r>
         <w:t xml:space="preserve"> — modifié — </w:t>
       </w:r>
-      <w:hyperlink w:history="1" r:id="rIdlkip3nqustsmu87qtvtgr">
+      <w:hyperlink w:history="1" r:id="rIdzddtiv02ddaozn4wpdorr">
         <w:r>
           <w:rPr>
             <w:rStyle w:val="Hyperlink"/>
@@ -1221,7 +1221,7 @@
       <w:r>
         <w:t xml:space="preserve"> — créé — </w:t>
       </w:r>
-      <w:hyperlink w:history="1" r:id="rIddkbl9roqi0yggykqucoxo">
+      <w:hyperlink w:history="1" r:id="rIdu2r0dasnlurwrafhagl6u">
         <w:r>
           <w:rPr>
             <w:rStyle w:val="Hyperlink"/>
@@ -1250,7 +1250,7 @@
       <w:r>
         <w:t xml:space="preserve"> — modifié — </w:t>
       </w:r>
-      <w:hyperlink w:history="1" r:id="rIdp_h-feajitft9tg2btk6j">
+      <w:hyperlink w:history="1" r:id="rIdvttgd_rsvzx-embyrw9kq">
         <w:r>
           <w:rPr>
             <w:rStyle w:val="Hyperlink"/>
@@ -1279,7 +1279,7 @@
       <w:r>
         <w:t xml:space="preserve"> — modifié — </w:t>
       </w:r>
-      <w:hyperlink w:history="1" r:id="rIdyxg00mlhxjizhfcvrrbcn">
+      <w:hyperlink w:history="1" r:id="rIdjqsyw2kjgjltmgdc52ovx">
         <w:r>
           <w:rPr>
             <w:rStyle w:val="Hyperlink"/>
@@ -1308,7 +1308,7 @@
       <w:r>
         <w:t xml:space="preserve"> — modifié — </w:t>
       </w:r>
-      <w:hyperlink w:history="1" r:id="rIdshj-v5hspvped4txsvmwm">
+      <w:hyperlink w:history="1" r:id="rIdauez3tbjp_p2hlllfwobf">
         <w:r>
           <w:rPr>
             <w:rStyle w:val="Hyperlink"/>
@@ -1337,7 +1337,7 @@
       <w:r>
         <w:t xml:space="preserve"> — modifié — </w:t>
       </w:r>
-      <w:hyperlink w:history="1" r:id="rId7bnzsedp4uqmhwa3nyhsu">
+      <w:hyperlink w:history="1" r:id="rIdta7azc9akwsk7x2zr5scn">
         <w:r>
           <w:rPr>
             <w:rStyle w:val="Hyperlink"/>
@@ -1366,7 +1366,7 @@
       <w:r>
         <w:t xml:space="preserve"> — modifié — </w:t>
       </w:r>
-      <w:hyperlink w:history="1" r:id="rId_p6gdwrmox2oqqyye_-ro">
+      <w:hyperlink w:history="1" r:id="rIdizj3qhrpiwg6xnoqdxpvm">
         <w:r>
           <w:rPr>
             <w:rStyle w:val="Hyperlink"/>
@@ -1395,7 +1395,7 @@
       <w:r>
         <w:t xml:space="preserve"> — modifié — </w:t>
       </w:r>
-      <w:hyperlink w:history="1" r:id="rIdwv_zxcg5vcmcn7venw-tr">
+      <w:hyperlink w:history="1" r:id="rIdpkpx5jn8jicl-mniu1nfq">
         <w:r>
           <w:rPr>
             <w:rStyle w:val="Hyperlink"/>
@@ -1424,7 +1424,7 @@
       <w:r>
         <w:t xml:space="preserve"> — modifié — </w:t>
       </w:r>
-      <w:hyperlink w:history="1" r:id="rIdefvkhweagackpcxekogop">
+      <w:hyperlink w:history="1" r:id="rIdenmnwpmdpdq0f-opzonm-">
         <w:r>
           <w:rPr>
             <w:rStyle w:val="Hyperlink"/>
@@ -1453,7 +1453,7 @@
       <w:r>
         <w:t xml:space="preserve"> — modifié — </w:t>
       </w:r>
-      <w:hyperlink w:history="1" r:id="rId5tagl5vhbx_1wq2d38rcv">
+      <w:hyperlink w:history="1" r:id="rIdlzy0oqqun7nwbk2-odhdn">
         <w:r>
           <w:rPr>
             <w:rStyle w:val="Hyperlink"/>
@@ -1482,7 +1482,7 @@
       <w:r>
         <w:t xml:space="preserve"> — modifié — </w:t>
       </w:r>
-      <w:hyperlink w:history="1" r:id="rIdj5zyayxty0iwwzexo_tce">
+      <w:hyperlink w:history="1" r:id="rIdhtizh2palmwd121aikqvf">
         <w:r>
           <w:rPr>
             <w:rStyle w:val="Hyperlink"/>
@@ -1511,7 +1511,7 @@
       <w:r>
         <w:t xml:space="preserve"> — modifié — </w:t>
       </w:r>
-      <w:hyperlink w:history="1" r:id="rIdjb4cj_zykhyt_pa-1x49s">
+      <w:hyperlink w:history="1" r:id="rIdghqs3wro8t2eejmpajtec">
         <w:r>
           <w:rPr>
             <w:rStyle w:val="Hyperlink"/>
@@ -1548,7 +1548,7 @@
       <w:r>
         <w:t xml:space="preserve"> — créé — </w:t>
       </w:r>
-      <w:hyperlink w:history="1" r:id="rIdhr9omg6sqkoqmda8kserc">
+      <w:hyperlink w:history="1" r:id="rIdxhgfd_z7nmefilbb1b-he">
         <w:r>
           <w:rPr>
             <w:rStyle w:val="Hyperlink"/>
@@ -1577,7 +1577,7 @@
       <w:r>
         <w:t xml:space="preserve"> — créé — </w:t>
       </w:r>
-      <w:hyperlink w:history="1" r:id="rIdhgjmkqhw0vkytvj5vlnub">
+      <w:hyperlink w:history="1" r:id="rIddk6gyiejwl5dnjmdzii9m">
         <w:r>
           <w:rPr>
             <w:rStyle w:val="Hyperlink"/>
@@ -1614,7 +1614,7 @@
       <w:r>
         <w:t xml:space="preserve"> — modifié — </w:t>
       </w:r>
-      <w:hyperlink w:history="1" r:id="rIddmigma3sowntlqu6jzpkb">
+      <w:hyperlink w:history="1" r:id="rIdfxec36rqin3r7u98xztz5">
         <w:r>
           <w:rPr>
             <w:rStyle w:val="Hyperlink"/>
@@ -1643,7 +1643,7 @@
       <w:r>
         <w:t xml:space="preserve"> — modifié — </w:t>
       </w:r>
-      <w:hyperlink w:history="1" r:id="rIdnlcru5epzchezbkdjyni2">
+      <w:hyperlink w:history="1" r:id="rIdyddxe2fq8lk09xchd4atm">
         <w:r>
           <w:rPr>
             <w:rStyle w:val="Hyperlink"/>
@@ -1672,7 +1672,7 @@
       <w:r>
         <w:t xml:space="preserve"> — créé — </w:t>
       </w:r>
-      <w:hyperlink w:history="1" r:id="rIdjjv4lic0jacxjbl_gvwpf">
+      <w:hyperlink w:history="1" r:id="rIdukjbxnxp2z7mnrcfdpujc">
         <w:r>
           <w:rPr>
             <w:rStyle w:val="Hyperlink"/>
@@ -1701,7 +1701,7 @@
       <w:r>
         <w:t xml:space="preserve"> — créé — </w:t>
       </w:r>
-      <w:hyperlink w:history="1" r:id="rId8kuiq37pckpfg5odwc5qh">
+      <w:hyperlink w:history="1" r:id="rIdzapv7gd2hwspegkc_d00s">
         <w:r>
           <w:rPr>
             <w:rStyle w:val="Hyperlink"/>

--- a/docs/developpement/phases/word/PHASE_23_OPTIONS_PAR_LIEU_APPLICATION_INSTALLABLE_LOGO.docx
+++ b/docs/developpement/phases/word/PHASE_23_OPTIONS_PAR_LIEU_APPLICATION_INSTALLABLE_LOGO.docx
@@ -20,7 +20,7 @@
       <w:r>
         <w:t xml:space="preserve">FlaiX Expert · dossier de développement · généré le 2026-10-04 depuis le dépôt </w:t>
       </w:r>
-      <w:hyperlink w:history="1" r:id="rId-birqcjsco7dwofei0q74">
+      <w:hyperlink w:history="1" r:id="rIdy-i-kvcpmfzdhoiomqqzg">
         <w:r>
           <w:rPr>
             <w:rStyle w:val="Hyperlink"/>
@@ -608,7 +608,7 @@
           <w:numId w:val="2"/>
         </w:numPr>
       </w:pPr>
-      <w:hyperlink w:history="1" r:id="rIdgp-bqpitgjjqqof-igijo">
+      <w:hyperlink w:history="1" r:id="rId4gkrhecgm3rsvs7a9jhyl">
         <w:r>
           <w:rPr>
             <w:rStyle w:val="Hyperlink"/>
@@ -628,7 +628,7 @@
           <w:numId w:val="2"/>
         </w:numPr>
       </w:pPr>
-      <w:hyperlink w:history="1" r:id="rIdizyuacnotxqpiwyenw-mj">
+      <w:hyperlink w:history="1" r:id="rId3pmpvib_3wbqz5_hlcat9">
         <w:r>
           <w:rPr>
             <w:rStyle w:val="Hyperlink"/>
@@ -648,7 +648,7 @@
           <w:numId w:val="2"/>
         </w:numPr>
       </w:pPr>
-      <w:hyperlink w:history="1" r:id="rIdwedw9noduk1qowvsr6rqg">
+      <w:hyperlink w:history="1" r:id="rIduaw-nwigb8kkttyimje9u">
         <w:r>
           <w:rPr>
             <w:rStyle w:val="Hyperlink"/>
@@ -696,7 +696,7 @@
       <w:r>
         <w:t xml:space="preserve"> — créé — </w:t>
       </w:r>
-      <w:hyperlink w:history="1" r:id="rIdcgeq3gtvuq4cdzzd2jw8j">
+      <w:hyperlink w:history="1" r:id="rIdhhmoqcund9rb8xz0mlbqo">
         <w:r>
           <w:rPr>
             <w:rStyle w:val="Hyperlink"/>
@@ -733,7 +733,7 @@
       <w:r>
         <w:t xml:space="preserve"> — créé — </w:t>
       </w:r>
-      <w:hyperlink w:history="1" r:id="rIdkqb5yzzjrkkpuauribttj">
+      <w:hyperlink w:history="1" r:id="rIdrwfk57nynggvaawukeulx">
         <w:r>
           <w:rPr>
             <w:rStyle w:val="Hyperlink"/>
@@ -770,7 +770,7 @@
       <w:r>
         <w:t xml:space="preserve"> — modifié — </w:t>
       </w:r>
-      <w:hyperlink w:history="1" r:id="rIddksgqj7t3ar63yhoxtxol">
+      <w:hyperlink w:history="1" r:id="rIdsoy1pcu6xgejzcf_xuji2">
         <w:r>
           <w:rPr>
             <w:rStyle w:val="Hyperlink"/>
@@ -799,7 +799,7 @@
       <w:r>
         <w:t xml:space="preserve"> — modifié — </w:t>
       </w:r>
-      <w:hyperlink w:history="1" r:id="rIdbgmxhbhfgn1kgzt74rm6u">
+      <w:hyperlink w:history="1" r:id="rIdi67tobrs5vm4c90b3yrdz">
         <w:r>
           <w:rPr>
             <w:rStyle w:val="Hyperlink"/>
@@ -836,7 +836,7 @@
       <w:r>
         <w:t xml:space="preserve"> — créé — </w:t>
       </w:r>
-      <w:hyperlink w:history="1" r:id="rIdarkx0_8vajr_fwuzxl8ar">
+      <w:hyperlink w:history="1" r:id="rIdmstcdey5hpzxj4oprjxmx">
         <w:r>
           <w:rPr>
             <w:rStyle w:val="Hyperlink"/>
@@ -865,7 +865,7 @@
       <w:r>
         <w:t xml:space="preserve"> — modifié — </w:t>
       </w:r>
-      <w:hyperlink w:history="1" r:id="rIdds3b-leqq8kocboi5ra7b">
+      <w:hyperlink w:history="1" r:id="rIdkdzz_req4jwxqewhskkyp">
         <w:r>
           <w:rPr>
             <w:rStyle w:val="Hyperlink"/>
@@ -894,7 +894,7 @@
       <w:r>
         <w:t xml:space="preserve"> — modifié — </w:t>
       </w:r>
-      <w:hyperlink w:history="1" r:id="rId5fos24rfoozfrnndqdavt">
+      <w:hyperlink w:history="1" r:id="rIdpbngbb_ykjew8afv9essm">
         <w:r>
           <w:rPr>
             <w:rStyle w:val="Hyperlink"/>
@@ -923,7 +923,7 @@
       <w:r>
         <w:t xml:space="preserve"> — modifié — </w:t>
       </w:r>
-      <w:hyperlink w:history="1" r:id="rIdy_8n_3z26ofbgvlduabct">
+      <w:hyperlink w:history="1" r:id="rId9qirlyk_z3rsys6mea0vb">
         <w:r>
           <w:rPr>
             <w:rStyle w:val="Hyperlink"/>
@@ -960,7 +960,7 @@
       <w:r>
         <w:t xml:space="preserve"> — modifié — </w:t>
       </w:r>
-      <w:hyperlink w:history="1" r:id="rId2s6lrtqryimlbue7tg3fr">
+      <w:hyperlink w:history="1" r:id="rIdxqtcso4mwdwbogjd3gc_z">
         <w:r>
           <w:rPr>
             <w:rStyle w:val="Hyperlink"/>
@@ -989,7 +989,7 @@
       <w:r>
         <w:t xml:space="preserve"> — créé — </w:t>
       </w:r>
-      <w:hyperlink w:history="1" r:id="rIdpm9ceq1qsayfrwayybv_1">
+      <w:hyperlink w:history="1" r:id="rIdzyldzdz5cpump0j9bgsi9">
         <w:r>
           <w:rPr>
             <w:rStyle w:val="Hyperlink"/>
@@ -1018,7 +1018,7 @@
       <w:r>
         <w:t xml:space="preserve"> — créé — </w:t>
       </w:r>
-      <w:hyperlink w:history="1" r:id="rIdvkry6btll9fdoxmxzsy8x">
+      <w:hyperlink w:history="1" r:id="rIdr21fzfunt5i-qqlv4xwoa">
         <w:r>
           <w:rPr>
             <w:rStyle w:val="Hyperlink"/>
@@ -1047,7 +1047,7 @@
       <w:r>
         <w:t xml:space="preserve"> — créé — </w:t>
       </w:r>
-      <w:hyperlink w:history="1" r:id="rIdjt5pil2dyashcleyei0pa">
+      <w:hyperlink w:history="1" r:id="rIdyubcp6vxituqjjuodhynf">
         <w:r>
           <w:rPr>
             <w:rStyle w:val="Hyperlink"/>
@@ -1076,7 +1076,7 @@
       <w:r>
         <w:t xml:space="preserve"> — créé — </w:t>
       </w:r>
-      <w:hyperlink w:history="1" r:id="rIdze9ubbvoflykb3yxjmjla">
+      <w:hyperlink w:history="1" r:id="rIdog3tqkvcyofyjmgem_rki">
         <w:r>
           <w:rPr>
             <w:rStyle w:val="Hyperlink"/>
@@ -1105,7 +1105,7 @@
       <w:r>
         <w:t xml:space="preserve"> — créé — </w:t>
       </w:r>
-      <w:hyperlink w:history="1" r:id="rIdrre30aw-nvhrfvutu3wmd">
+      <w:hyperlink w:history="1" r:id="rIdvwt9kqyte7icz0pgnlfae">
         <w:r>
           <w:rPr>
             <w:rStyle w:val="Hyperlink"/>
@@ -1134,7 +1134,7 @@
       <w:r>
         <w:t xml:space="preserve"> — créé — </w:t>
       </w:r>
-      <w:hyperlink w:history="1" r:id="rIdrllohkejsekxfip2zsmaz">
+      <w:hyperlink w:history="1" r:id="rIdt_0qplbng-dsm6rdaabkc">
         <w:r>
           <w:rPr>
             <w:rStyle w:val="Hyperlink"/>
@@ -1163,7 +1163,7 @@
       <w:r>
         <w:t xml:space="preserve"> — créé — </w:t>
       </w:r>
-      <w:hyperlink w:history="1" r:id="rIdt2n1xoeyehi9ra_8tnnkz">
+      <w:hyperlink w:history="1" r:id="rIdungq2j71dgx4pa_rxr31e">
         <w:r>
           <w:rPr>
             <w:rStyle w:val="Hyperlink"/>
@@ -1192,7 +1192,7 @@
       <w:r>
         <w:t xml:space="preserve"> — modifié — </w:t>
       </w:r>
-      <w:hyperlink w:history="1" r:id="rIdzddtiv02ddaozn4wpdorr">
+      <w:hyperlink w:history="1" r:id="rIds44hibtdhh5raau7cxsmg">
         <w:r>
           <w:rPr>
             <w:rStyle w:val="Hyperlink"/>
@@ -1221,7 +1221,7 @@
       <w:r>
         <w:t xml:space="preserve"> — créé — </w:t>
       </w:r>
-      <w:hyperlink w:history="1" r:id="rIdu2r0dasnlurwrafhagl6u">
+      <w:hyperlink w:history="1" r:id="rIdunxyumx1bmamjzza-jqex">
         <w:r>
           <w:rPr>
             <w:rStyle w:val="Hyperlink"/>
@@ -1250,7 +1250,7 @@
       <w:r>
         <w:t xml:space="preserve"> — modifié — </w:t>
       </w:r>
-      <w:hyperlink w:history="1" r:id="rIdvttgd_rsvzx-embyrw9kq">
+      <w:hyperlink w:history="1" r:id="rIdx2arizy9a8eqlilx3kfmh">
         <w:r>
           <w:rPr>
             <w:rStyle w:val="Hyperlink"/>
@@ -1279,7 +1279,7 @@
       <w:r>
         <w:t xml:space="preserve"> — modifié — </w:t>
       </w:r>
-      <w:hyperlink w:history="1" r:id="rIdjqsyw2kjgjltmgdc52ovx">
+      <w:hyperlink w:history="1" r:id="rIdm0yxqrcbnwiiifatabdgr">
         <w:r>
           <w:rPr>
             <w:rStyle w:val="Hyperlink"/>
@@ -1308,7 +1308,7 @@
       <w:r>
         <w:t xml:space="preserve"> — modifié — </w:t>
       </w:r>
-      <w:hyperlink w:history="1" r:id="rIdauez3tbjp_p2hlllfwobf">
+      <w:hyperlink w:history="1" r:id="rIdui9yxsz2s2id9otrmp81j">
         <w:r>
           <w:rPr>
             <w:rStyle w:val="Hyperlink"/>
@@ -1337,7 +1337,7 @@
       <w:r>
         <w:t xml:space="preserve"> — modifié — </w:t>
       </w:r>
-      <w:hyperlink w:history="1" r:id="rIdta7azc9akwsk7x2zr5scn">
+      <w:hyperlink w:history="1" r:id="rIdn-j_-wivbll3ggplq0bgc">
         <w:r>
           <w:rPr>
             <w:rStyle w:val="Hyperlink"/>
@@ -1366,7 +1366,7 @@
       <w:r>
         <w:t xml:space="preserve"> — modifié — </w:t>
       </w:r>
-      <w:hyperlink w:history="1" r:id="rIdizj3qhrpiwg6xnoqdxpvm">
+      <w:hyperlink w:history="1" r:id="rId-yrxt2o-awi5j3wva_8pe">
         <w:r>
           <w:rPr>
             <w:rStyle w:val="Hyperlink"/>
@@ -1395,7 +1395,7 @@
       <w:r>
         <w:t xml:space="preserve"> — modifié — </w:t>
       </w:r>
-      <w:hyperlink w:history="1" r:id="rIdpkpx5jn8jicl-mniu1nfq">
+      <w:hyperlink w:history="1" r:id="rIdxc6mqfm4473ungeqdejmq">
         <w:r>
           <w:rPr>
             <w:rStyle w:val="Hyperlink"/>
@@ -1424,7 +1424,7 @@
       <w:r>
         <w:t xml:space="preserve"> — modifié — </w:t>
       </w:r>
-      <w:hyperlink w:history="1" r:id="rIdenmnwpmdpdq0f-opzonm-">
+      <w:hyperlink w:history="1" r:id="rIdmxlbhxgfagazteqkqyxlk">
         <w:r>
           <w:rPr>
             <w:rStyle w:val="Hyperlink"/>
@@ -1453,7 +1453,7 @@
       <w:r>
         <w:t xml:space="preserve"> — modifié — </w:t>
       </w:r>
-      <w:hyperlink w:history="1" r:id="rIdlzy0oqqun7nwbk2-odhdn">
+      <w:hyperlink w:history="1" r:id="rIdcvcshmujbfjvdf5tfdloi">
         <w:r>
           <w:rPr>
             <w:rStyle w:val="Hyperlink"/>
@@ -1482,7 +1482,7 @@
       <w:r>
         <w:t xml:space="preserve"> — modifié — </w:t>
       </w:r>
-      <w:hyperlink w:history="1" r:id="rIdhtizh2palmwd121aikqvf">
+      <w:hyperlink w:history="1" r:id="rIdgpeja7uy97272og48p0y8">
         <w:r>
           <w:rPr>
             <w:rStyle w:val="Hyperlink"/>
@@ -1511,7 +1511,7 @@
       <w:r>
         <w:t xml:space="preserve"> — modifié — </w:t>
       </w:r>
-      <w:hyperlink w:history="1" r:id="rIdghqs3wro8t2eejmpajtec">
+      <w:hyperlink w:history="1" r:id="rId-vxlpzgj_hau91e_thxpv">
         <w:r>
           <w:rPr>
             <w:rStyle w:val="Hyperlink"/>
@@ -1548,7 +1548,7 @@
       <w:r>
         <w:t xml:space="preserve"> — créé — </w:t>
       </w:r>
-      <w:hyperlink w:history="1" r:id="rIdxhgfd_z7nmefilbb1b-he">
+      <w:hyperlink w:history="1" r:id="rIdzqpgbjiydrzqlf1kjeuct">
         <w:r>
           <w:rPr>
             <w:rStyle w:val="Hyperlink"/>
@@ -1577,7 +1577,7 @@
       <w:r>
         <w:t xml:space="preserve"> — créé — </w:t>
       </w:r>
-      <w:hyperlink w:history="1" r:id="rIddk6gyiejwl5dnjmdzii9m">
+      <w:hyperlink w:history="1" r:id="rIdfkuzy7atf4bjj-y8xd245">
         <w:r>
           <w:rPr>
             <w:rStyle w:val="Hyperlink"/>
@@ -1614,7 +1614,7 @@
       <w:r>
         <w:t xml:space="preserve"> — modifié — </w:t>
       </w:r>
-      <w:hyperlink w:history="1" r:id="rIdfxec36rqin3r7u98xztz5">
+      <w:hyperlink w:history="1" r:id="rIdwrnwaszw_c34uqk9vvz-h">
         <w:r>
           <w:rPr>
             <w:rStyle w:val="Hyperlink"/>
@@ -1643,7 +1643,7 @@
       <w:r>
         <w:t xml:space="preserve"> — modifié — </w:t>
       </w:r>
-      <w:hyperlink w:history="1" r:id="rIdyddxe2fq8lk09xchd4atm">
+      <w:hyperlink w:history="1" r:id="rIdhnsb5yvmsx9v9tertftyc">
         <w:r>
           <w:rPr>
             <w:rStyle w:val="Hyperlink"/>
@@ -1672,7 +1672,7 @@
       <w:r>
         <w:t xml:space="preserve"> — créé — </w:t>
       </w:r>
-      <w:hyperlink w:history="1" r:id="rIdukjbxnxp2z7mnrcfdpujc">
+      <w:hyperlink w:history="1" r:id="rIdpxbe2cvefhvsqy5fsmsjg">
         <w:r>
           <w:rPr>
             <w:rStyle w:val="Hyperlink"/>
@@ -1701,7 +1701,7 @@
       <w:r>
         <w:t xml:space="preserve"> — créé — </w:t>
       </w:r>
-      <w:hyperlink w:history="1" r:id="rIdzapv7gd2hwspegkc_d00s">
+      <w:hyperlink w:history="1" r:id="rIdsa8javkw7pcx3ubtl-wbk">
         <w:r>
           <w:rPr>
             <w:rStyle w:val="Hyperlink"/>

--- a/docs/developpement/phases/word/PHASE_23_OPTIONS_PAR_LIEU_APPLICATION_INSTALLABLE_LOGO.docx
+++ b/docs/developpement/phases/word/PHASE_23_OPTIONS_PAR_LIEU_APPLICATION_INSTALLABLE_LOGO.docx
@@ -20,7 +20,7 @@
       <w:r>
         <w:t xml:space="preserve">FlaiX Expert · dossier de développement · généré le 2026-10-04 depuis le dépôt </w:t>
       </w:r>
-      <w:hyperlink w:history="1" r:id="rIdy-i-kvcpmfzdhoiomqqzg">
+      <w:hyperlink w:history="1" r:id="rIdv_pwvsvboufe7et9q-v88">
         <w:r>
           <w:rPr>
             <w:rStyle w:val="Hyperlink"/>
@@ -608,7 +608,7 @@
           <w:numId w:val="2"/>
         </w:numPr>
       </w:pPr>
-      <w:hyperlink w:history="1" r:id="rId4gkrhecgm3rsvs7a9jhyl">
+      <w:hyperlink w:history="1" r:id="rIdw1f28p9w6eo2teytlrev6">
         <w:r>
           <w:rPr>
             <w:rStyle w:val="Hyperlink"/>
@@ -628,7 +628,7 @@
           <w:numId w:val="2"/>
         </w:numPr>
       </w:pPr>
-      <w:hyperlink w:history="1" r:id="rId3pmpvib_3wbqz5_hlcat9">
+      <w:hyperlink w:history="1" r:id="rIdblsx91fysr3xqng1c3vka">
         <w:r>
           <w:rPr>
             <w:rStyle w:val="Hyperlink"/>
@@ -648,7 +648,7 @@
           <w:numId w:val="2"/>
         </w:numPr>
       </w:pPr>
-      <w:hyperlink w:history="1" r:id="rIduaw-nwigb8kkttyimje9u">
+      <w:hyperlink w:history="1" r:id="rIdxlmctvdkkllgdkv2bwnvp">
         <w:r>
           <w:rPr>
             <w:rStyle w:val="Hyperlink"/>
@@ -696,7 +696,7 @@
       <w:r>
         <w:t xml:space="preserve"> — créé — </w:t>
       </w:r>
-      <w:hyperlink w:history="1" r:id="rIdhhmoqcund9rb8xz0mlbqo">
+      <w:hyperlink w:history="1" r:id="rIdvh8fcuky0v3cdxadui2rn">
         <w:r>
           <w:rPr>
             <w:rStyle w:val="Hyperlink"/>
@@ -733,7 +733,7 @@
       <w:r>
         <w:t xml:space="preserve"> — créé — </w:t>
       </w:r>
-      <w:hyperlink w:history="1" r:id="rIdrwfk57nynggvaawukeulx">
+      <w:hyperlink w:history="1" r:id="rIdh_muak4krkxenizna9k7z">
         <w:r>
           <w:rPr>
             <w:rStyle w:val="Hyperlink"/>
@@ -770,7 +770,7 @@
       <w:r>
         <w:t xml:space="preserve"> — modifié — </w:t>
       </w:r>
-      <w:hyperlink w:history="1" r:id="rIdsoy1pcu6xgejzcf_xuji2">
+      <w:hyperlink w:history="1" r:id="rId9u7lhdw4pq7alx9qf-lyg">
         <w:r>
           <w:rPr>
             <w:rStyle w:val="Hyperlink"/>
@@ -799,7 +799,7 @@
       <w:r>
         <w:t xml:space="preserve"> — modifié — </w:t>
       </w:r>
-      <w:hyperlink w:history="1" r:id="rIdi67tobrs5vm4c90b3yrdz">
+      <w:hyperlink w:history="1" r:id="rIdg5h7rwbleffen-5ssziu5">
         <w:r>
           <w:rPr>
             <w:rStyle w:val="Hyperlink"/>
@@ -836,7 +836,7 @@
       <w:r>
         <w:t xml:space="preserve"> — créé — </w:t>
       </w:r>
-      <w:hyperlink w:history="1" r:id="rIdmstcdey5hpzxj4oprjxmx">
+      <w:hyperlink w:history="1" r:id="rIduypoogysj4-sk7gmkzhpb">
         <w:r>
           <w:rPr>
             <w:rStyle w:val="Hyperlink"/>
@@ -865,7 +865,7 @@
       <w:r>
         <w:t xml:space="preserve"> — modifié — </w:t>
       </w:r>
-      <w:hyperlink w:history="1" r:id="rIdkdzz_req4jwxqewhskkyp">
+      <w:hyperlink w:history="1" r:id="rIdbu6nl5cye8cvhht4i4jak">
         <w:r>
           <w:rPr>
             <w:rStyle w:val="Hyperlink"/>
@@ -894,7 +894,7 @@
       <w:r>
         <w:t xml:space="preserve"> — modifié — </w:t>
       </w:r>
-      <w:hyperlink w:history="1" r:id="rIdpbngbb_ykjew8afv9essm">
+      <w:hyperlink w:history="1" r:id="rId4gjquvsg3x51pcz0gbb3a">
         <w:r>
           <w:rPr>
             <w:rStyle w:val="Hyperlink"/>
@@ -923,7 +923,7 @@
       <w:r>
         <w:t xml:space="preserve"> — modifié — </w:t>
       </w:r>
-      <w:hyperlink w:history="1" r:id="rId9qirlyk_z3rsys6mea0vb">
+      <w:hyperlink w:history="1" r:id="rIdkrxemxsotph4m6i-o-hxg">
         <w:r>
           <w:rPr>
             <w:rStyle w:val="Hyperlink"/>
@@ -960,7 +960,7 @@
       <w:r>
         <w:t xml:space="preserve"> — modifié — </w:t>
       </w:r>
-      <w:hyperlink w:history="1" r:id="rIdxqtcso4mwdwbogjd3gc_z">
+      <w:hyperlink w:history="1" r:id="rIdfhcbyb6wetmpzslcb8jcz">
         <w:r>
           <w:rPr>
             <w:rStyle w:val="Hyperlink"/>
@@ -989,7 +989,7 @@
       <w:r>
         <w:t xml:space="preserve"> — créé — </w:t>
       </w:r>
-      <w:hyperlink w:history="1" r:id="rIdzyldzdz5cpump0j9bgsi9">
+      <w:hyperlink w:history="1" r:id="rIdovgy1lcwj0r2ofu_2ibsl">
         <w:r>
           <w:rPr>
             <w:rStyle w:val="Hyperlink"/>
@@ -1018,7 +1018,7 @@
       <w:r>
         <w:t xml:space="preserve"> — créé — </w:t>
       </w:r>
-      <w:hyperlink w:history="1" r:id="rIdr21fzfunt5i-qqlv4xwoa">
+      <w:hyperlink w:history="1" r:id="rIdk9484zsgf85n1zf7nabnn">
         <w:r>
           <w:rPr>
             <w:rStyle w:val="Hyperlink"/>
@@ -1047,7 +1047,7 @@
       <w:r>
         <w:t xml:space="preserve"> — créé — </w:t>
       </w:r>
-      <w:hyperlink w:history="1" r:id="rIdyubcp6vxituqjjuodhynf">
+      <w:hyperlink w:history="1" r:id="rIdmqwegirmupzxowbwvcmht">
         <w:r>
           <w:rPr>
             <w:rStyle w:val="Hyperlink"/>
@@ -1076,7 +1076,7 @@
       <w:r>
         <w:t xml:space="preserve"> — créé — </w:t>
       </w:r>
-      <w:hyperlink w:history="1" r:id="rIdog3tqkvcyofyjmgem_rki">
+      <w:hyperlink w:history="1" r:id="rIdctlan0wzw5-mmnip1cp84">
         <w:r>
           <w:rPr>
             <w:rStyle w:val="Hyperlink"/>
@@ -1105,7 +1105,7 @@
       <w:r>
         <w:t xml:space="preserve"> — créé — </w:t>
       </w:r>
-      <w:hyperlink w:history="1" r:id="rIdvwt9kqyte7icz0pgnlfae">
+      <w:hyperlink w:history="1" r:id="rIdb4ofc84lirnvgffd-ophj">
         <w:r>
           <w:rPr>
             <w:rStyle w:val="Hyperlink"/>
@@ -1134,7 +1134,7 @@
       <w:r>
         <w:t xml:space="preserve"> — créé — </w:t>
       </w:r>
-      <w:hyperlink w:history="1" r:id="rIdt_0qplbng-dsm6rdaabkc">
+      <w:hyperlink w:history="1" r:id="rId-u92padaqir3eznsdwb9x">
         <w:r>
           <w:rPr>
             <w:rStyle w:val="Hyperlink"/>
@@ -1163,7 +1163,7 @@
       <w:r>
         <w:t xml:space="preserve"> — créé — </w:t>
       </w:r>
-      <w:hyperlink w:history="1" r:id="rIdungq2j71dgx4pa_rxr31e">
+      <w:hyperlink w:history="1" r:id="rIdodvnv_giwb5o8hhem63ed">
         <w:r>
           <w:rPr>
             <w:rStyle w:val="Hyperlink"/>
@@ -1192,7 +1192,7 @@
       <w:r>
         <w:t xml:space="preserve"> — modifié — </w:t>
       </w:r>
-      <w:hyperlink w:history="1" r:id="rIds44hibtdhh5raau7cxsmg">
+      <w:hyperlink w:history="1" r:id="rIdmmcvremj716zfilyw0sky">
         <w:r>
           <w:rPr>
             <w:rStyle w:val="Hyperlink"/>
@@ -1221,7 +1221,7 @@
       <w:r>
         <w:t xml:space="preserve"> — créé — </w:t>
       </w:r>
-      <w:hyperlink w:history="1" r:id="rIdunxyumx1bmamjzza-jqex">
+      <w:hyperlink w:history="1" r:id="rIdnwedvg96htb7hvbeuwmtx">
         <w:r>
           <w:rPr>
             <w:rStyle w:val="Hyperlink"/>
@@ -1250,7 +1250,7 @@
       <w:r>
         <w:t xml:space="preserve"> — modifié — </w:t>
       </w:r>
-      <w:hyperlink w:history="1" r:id="rIdx2arizy9a8eqlilx3kfmh">
+      <w:hyperlink w:history="1" r:id="rIdi0to89hjhw2eby02b1nfx">
         <w:r>
           <w:rPr>
             <w:rStyle w:val="Hyperlink"/>
@@ -1279,7 +1279,7 @@
       <w:r>
         <w:t xml:space="preserve"> — modifié — </w:t>
       </w:r>
-      <w:hyperlink w:history="1" r:id="rIdm0yxqrcbnwiiifatabdgr">
+      <w:hyperlink w:history="1" r:id="rIdd0hlo8d-_b3982n_jglck">
         <w:r>
           <w:rPr>
             <w:rStyle w:val="Hyperlink"/>
@@ -1308,7 +1308,7 @@
       <w:r>
         <w:t xml:space="preserve"> — modifié — </w:t>
       </w:r>
-      <w:hyperlink w:history="1" r:id="rIdui9yxsz2s2id9otrmp81j">
+      <w:hyperlink w:history="1" r:id="rId-pb0hr901fxibkduk0lye">
         <w:r>
           <w:rPr>
             <w:rStyle w:val="Hyperlink"/>
@@ -1337,7 +1337,7 @@
       <w:r>
         <w:t xml:space="preserve"> — modifié — </w:t>
       </w:r>
-      <w:hyperlink w:history="1" r:id="rIdn-j_-wivbll3ggplq0bgc">
+      <w:hyperlink w:history="1" r:id="rIdseapypxzd-ap0ahb3jmbs">
         <w:r>
           <w:rPr>
             <w:rStyle w:val="Hyperlink"/>
@@ -1366,7 +1366,7 @@
       <w:r>
         <w:t xml:space="preserve"> — modifié — </w:t>
       </w:r>
-      <w:hyperlink w:history="1" r:id="rId-yrxt2o-awi5j3wva_8pe">
+      <w:hyperlink w:history="1" r:id="rIdotvmnivsysbsdto6jmlrs">
         <w:r>
           <w:rPr>
             <w:rStyle w:val="Hyperlink"/>
@@ -1395,7 +1395,7 @@
       <w:r>
         <w:t xml:space="preserve"> — modifié — </w:t>
       </w:r>
-      <w:hyperlink w:history="1" r:id="rIdxc6mqfm4473ungeqdejmq">
+      <w:hyperlink w:history="1" r:id="rIds4pqmwfnx-afc0zx7juz6">
         <w:r>
           <w:rPr>
             <w:rStyle w:val="Hyperlink"/>
@@ -1424,7 +1424,7 @@
       <w:r>
         <w:t xml:space="preserve"> — modifié — </w:t>
       </w:r>
-      <w:hyperlink w:history="1" r:id="rIdmxlbhxgfagazteqkqyxlk">
+      <w:hyperlink w:history="1" r:id="rId6jmsx0ylryev3m104gl4v">
         <w:r>
           <w:rPr>
             <w:rStyle w:val="Hyperlink"/>
@@ -1453,7 +1453,7 @@
       <w:r>
         <w:t xml:space="preserve"> — modifié — </w:t>
       </w:r>
-      <w:hyperlink w:history="1" r:id="rIdcvcshmujbfjvdf5tfdloi">
+      <w:hyperlink w:history="1" r:id="rIdmtbrxh5ufojhzzp14dr9l">
         <w:r>
           <w:rPr>
             <w:rStyle w:val="Hyperlink"/>
@@ -1482,7 +1482,7 @@
       <w:r>
         <w:t xml:space="preserve"> — modifié — </w:t>
       </w:r>
-      <w:hyperlink w:history="1" r:id="rIdgpeja7uy97272og48p0y8">
+      <w:hyperlink w:history="1" r:id="rIdyrl742gc_ah-suyuefrpv">
         <w:r>
           <w:rPr>
             <w:rStyle w:val="Hyperlink"/>
@@ -1511,7 +1511,7 @@
       <w:r>
         <w:t xml:space="preserve"> — modifié — </w:t>
       </w:r>
-      <w:hyperlink w:history="1" r:id="rId-vxlpzgj_hau91e_thxpv">
+      <w:hyperlink w:history="1" r:id="rIdravf5iiblar0ybn1eroph">
         <w:r>
           <w:rPr>
             <w:rStyle w:val="Hyperlink"/>
@@ -1548,7 +1548,7 @@
       <w:r>
         <w:t xml:space="preserve"> — créé — </w:t>
       </w:r>
-      <w:hyperlink w:history="1" r:id="rIdzqpgbjiydrzqlf1kjeuct">
+      <w:hyperlink w:history="1" r:id="rId4cs3pikedzp-4ox6couus">
         <w:r>
           <w:rPr>
             <w:rStyle w:val="Hyperlink"/>
@@ -1577,7 +1577,7 @@
       <w:r>
         <w:t xml:space="preserve"> — créé — </w:t>
       </w:r>
-      <w:hyperlink w:history="1" r:id="rIdfkuzy7atf4bjj-y8xd245">
+      <w:hyperlink w:history="1" r:id="rIdiavvk8unylke-hr0w16ef">
         <w:r>
           <w:rPr>
             <w:rStyle w:val="Hyperlink"/>
@@ -1614,7 +1614,7 @@
       <w:r>
         <w:t xml:space="preserve"> — modifié — </w:t>
       </w:r>
-      <w:hyperlink w:history="1" r:id="rIdwrnwaszw_c34uqk9vvz-h">
+      <w:hyperlink w:history="1" r:id="rId3gsb_npugrhfe4xox7vg5">
         <w:r>
           <w:rPr>
             <w:rStyle w:val="Hyperlink"/>
@@ -1643,7 +1643,7 @@
       <w:r>
         <w:t xml:space="preserve"> — modifié — </w:t>
       </w:r>
-      <w:hyperlink w:history="1" r:id="rIdhnsb5yvmsx9v9tertftyc">
+      <w:hyperlink w:history="1" r:id="rId2lmj2s6lftqh8egc53mev">
         <w:r>
           <w:rPr>
             <w:rStyle w:val="Hyperlink"/>
@@ -1672,7 +1672,7 @@
       <w:r>
         <w:t xml:space="preserve"> — créé — </w:t>
       </w:r>
-      <w:hyperlink w:history="1" r:id="rIdpxbe2cvefhvsqy5fsmsjg">
+      <w:hyperlink w:history="1" r:id="rIdccziqi0zykkzut4sne7fa">
         <w:r>
           <w:rPr>
             <w:rStyle w:val="Hyperlink"/>
@@ -1701,7 +1701,7 @@
       <w:r>
         <w:t xml:space="preserve"> — créé — </w:t>
       </w:r>
-      <w:hyperlink w:history="1" r:id="rIdsa8javkw7pcx3ubtl-wbk">
+      <w:hyperlink w:history="1" r:id="rIdj5y5jhl-kdpa9wynd0rd7">
         <w:r>
           <w:rPr>
             <w:rStyle w:val="Hyperlink"/>

--- a/docs/developpement/phases/word/PHASE_23_OPTIONS_PAR_LIEU_APPLICATION_INSTALLABLE_LOGO.docx
+++ b/docs/developpement/phases/word/PHASE_23_OPTIONS_PAR_LIEU_APPLICATION_INSTALLABLE_LOGO.docx
@@ -20,7 +20,7 @@
       <w:r>
         <w:t xml:space="preserve">FlaiX Expert · dossier de développement · généré le 2026-10-04 depuis le dépôt </w:t>
       </w:r>
-      <w:hyperlink w:history="1" r:id="rIdv_pwvsvboufe7et9q-v88">
+      <w:hyperlink w:history="1" r:id="rIdmzxipfc2qcgdgkeucweh2">
         <w:r>
           <w:rPr>
             <w:rStyle w:val="Hyperlink"/>
@@ -608,7 +608,7 @@
           <w:numId w:val="2"/>
         </w:numPr>
       </w:pPr>
-      <w:hyperlink w:history="1" r:id="rIdw1f28p9w6eo2teytlrev6">
+      <w:hyperlink w:history="1" r:id="rId5mmegpritzccs_h6rpk5a">
         <w:r>
           <w:rPr>
             <w:rStyle w:val="Hyperlink"/>
@@ -628,7 +628,7 @@
           <w:numId w:val="2"/>
         </w:numPr>
       </w:pPr>
-      <w:hyperlink w:history="1" r:id="rIdblsx91fysr3xqng1c3vka">
+      <w:hyperlink w:history="1" r:id="rIdluzodddn6dfuse74jzqem">
         <w:r>
           <w:rPr>
             <w:rStyle w:val="Hyperlink"/>
@@ -648,7 +648,7 @@
           <w:numId w:val="2"/>
         </w:numPr>
       </w:pPr>
-      <w:hyperlink w:history="1" r:id="rIdxlmctvdkkllgdkv2bwnvp">
+      <w:hyperlink w:history="1" r:id="rIdqzdzdltqvx86vyugaa-lc">
         <w:r>
           <w:rPr>
             <w:rStyle w:val="Hyperlink"/>
@@ -696,7 +696,7 @@
       <w:r>
         <w:t xml:space="preserve"> — créé — </w:t>
       </w:r>
-      <w:hyperlink w:history="1" r:id="rIdvh8fcuky0v3cdxadui2rn">
+      <w:hyperlink w:history="1" r:id="rIdvt4o9jvmgsdsge1qs7atw">
         <w:r>
           <w:rPr>
             <w:rStyle w:val="Hyperlink"/>
@@ -733,7 +733,7 @@
       <w:r>
         <w:t xml:space="preserve"> — créé — </w:t>
       </w:r>
-      <w:hyperlink w:history="1" r:id="rIdh_muak4krkxenizna9k7z">
+      <w:hyperlink w:history="1" r:id="rIdnrcaoazrc-dkyu8epq8sv">
         <w:r>
           <w:rPr>
             <w:rStyle w:val="Hyperlink"/>
@@ -770,7 +770,7 @@
       <w:r>
         <w:t xml:space="preserve"> — modifié — </w:t>
       </w:r>
-      <w:hyperlink w:history="1" r:id="rId9u7lhdw4pq7alx9qf-lyg">
+      <w:hyperlink w:history="1" r:id="rIddimr9jcr7xeil4fl6994z">
         <w:r>
           <w:rPr>
             <w:rStyle w:val="Hyperlink"/>
@@ -799,7 +799,7 @@
       <w:r>
         <w:t xml:space="preserve"> — modifié — </w:t>
       </w:r>
-      <w:hyperlink w:history="1" r:id="rIdg5h7rwbleffen-5ssziu5">
+      <w:hyperlink w:history="1" r:id="rIduigwuf34wsfkp98zunkes">
         <w:r>
           <w:rPr>
             <w:rStyle w:val="Hyperlink"/>
@@ -836,7 +836,7 @@
       <w:r>
         <w:t xml:space="preserve"> — créé — </w:t>
       </w:r>
-      <w:hyperlink w:history="1" r:id="rIduypoogysj4-sk7gmkzhpb">
+      <w:hyperlink w:history="1" r:id="rIdd3mrprcwrgnkem8p2fts1">
         <w:r>
           <w:rPr>
             <w:rStyle w:val="Hyperlink"/>
@@ -865,7 +865,7 @@
       <w:r>
         <w:t xml:space="preserve"> — modifié — </w:t>
       </w:r>
-      <w:hyperlink w:history="1" r:id="rIdbu6nl5cye8cvhht4i4jak">
+      <w:hyperlink w:history="1" r:id="rIdqkieejiin93gmy25fhgsn">
         <w:r>
           <w:rPr>
             <w:rStyle w:val="Hyperlink"/>
@@ -894,7 +894,7 @@
       <w:r>
         <w:t xml:space="preserve"> — modifié — </w:t>
       </w:r>
-      <w:hyperlink w:history="1" r:id="rId4gjquvsg3x51pcz0gbb3a">
+      <w:hyperlink w:history="1" r:id="rIdxcdbpf8dwwchixsnz2dsz">
         <w:r>
           <w:rPr>
             <w:rStyle w:val="Hyperlink"/>
@@ -923,7 +923,7 @@
       <w:r>
         <w:t xml:space="preserve"> — modifié — </w:t>
       </w:r>
-      <w:hyperlink w:history="1" r:id="rIdkrxemxsotph4m6i-o-hxg">
+      <w:hyperlink w:history="1" r:id="rIdsc7-rmcouuyprew1j8zsi">
         <w:r>
           <w:rPr>
             <w:rStyle w:val="Hyperlink"/>
@@ -960,7 +960,7 @@
       <w:r>
         <w:t xml:space="preserve"> — modifié — </w:t>
       </w:r>
-      <w:hyperlink w:history="1" r:id="rIdfhcbyb6wetmpzslcb8jcz">
+      <w:hyperlink w:history="1" r:id="rIdnz5evwb9otcg8kbpdnegk">
         <w:r>
           <w:rPr>
             <w:rStyle w:val="Hyperlink"/>
@@ -989,7 +989,7 @@
       <w:r>
         <w:t xml:space="preserve"> — créé — </w:t>
       </w:r>
-      <w:hyperlink w:history="1" r:id="rIdovgy1lcwj0r2ofu_2ibsl">
+      <w:hyperlink w:history="1" r:id="rIde1a7gixkue-35yg9gqwky">
         <w:r>
           <w:rPr>
             <w:rStyle w:val="Hyperlink"/>
@@ -1018,7 +1018,7 @@
       <w:r>
         <w:t xml:space="preserve"> — créé — </w:t>
       </w:r>
-      <w:hyperlink w:history="1" r:id="rIdk9484zsgf85n1zf7nabnn">
+      <w:hyperlink w:history="1" r:id="rId47qy0ok4azkk18iruu0ir">
         <w:r>
           <w:rPr>
             <w:rStyle w:val="Hyperlink"/>
@@ -1047,7 +1047,7 @@
       <w:r>
         <w:t xml:space="preserve"> — créé — </w:t>
       </w:r>
-      <w:hyperlink w:history="1" r:id="rIdmqwegirmupzxowbwvcmht">
+      <w:hyperlink w:history="1" r:id="rIdscecg1wfg0odf-dnt-wf9">
         <w:r>
           <w:rPr>
             <w:rStyle w:val="Hyperlink"/>
@@ -1076,7 +1076,7 @@
       <w:r>
         <w:t xml:space="preserve"> — créé — </w:t>
       </w:r>
-      <w:hyperlink w:history="1" r:id="rIdctlan0wzw5-mmnip1cp84">
+      <w:hyperlink w:history="1" r:id="rIdhps8bvm5dgzpiordh5dog">
         <w:r>
           <w:rPr>
             <w:rStyle w:val="Hyperlink"/>
@@ -1105,7 +1105,7 @@
       <w:r>
         <w:t xml:space="preserve"> — créé — </w:t>
       </w:r>
-      <w:hyperlink w:history="1" r:id="rIdb4ofc84lirnvgffd-ophj">
+      <w:hyperlink w:history="1" r:id="rIdcbjh6q1onylgrq2nhyueg">
         <w:r>
           <w:rPr>
             <w:rStyle w:val="Hyperlink"/>
@@ -1134,7 +1134,7 @@
       <w:r>
         <w:t xml:space="preserve"> — créé — </w:t>
       </w:r>
-      <w:hyperlink w:history="1" r:id="rId-u92padaqir3eznsdwb9x">
+      <w:hyperlink w:history="1" r:id="rIdxtn3viqhkzeszbbzehxqf">
         <w:r>
           <w:rPr>
             <w:rStyle w:val="Hyperlink"/>
@@ -1163,7 +1163,7 @@
       <w:r>
         <w:t xml:space="preserve"> — créé — </w:t>
       </w:r>
-      <w:hyperlink w:history="1" r:id="rIdodvnv_giwb5o8hhem63ed">
+      <w:hyperlink w:history="1" r:id="rIdni4am9sm0oakc1gw13rql">
         <w:r>
           <w:rPr>
             <w:rStyle w:val="Hyperlink"/>
@@ -1192,7 +1192,7 @@
       <w:r>
         <w:t xml:space="preserve"> — modifié — </w:t>
       </w:r>
-      <w:hyperlink w:history="1" r:id="rIdmmcvremj716zfilyw0sky">
+      <w:hyperlink w:history="1" r:id="rIdww7lu6th39xtgxmzx5tal">
         <w:r>
           <w:rPr>
             <w:rStyle w:val="Hyperlink"/>
@@ -1221,7 +1221,7 @@
       <w:r>
         <w:t xml:space="preserve"> — créé — </w:t>
       </w:r>
-      <w:hyperlink w:history="1" r:id="rIdnwedvg96htb7hvbeuwmtx">
+      <w:hyperlink w:history="1" r:id="rIdcsyuf6xd80tq_kwnnzvrd">
         <w:r>
           <w:rPr>
             <w:rStyle w:val="Hyperlink"/>
@@ -1250,7 +1250,7 @@
       <w:r>
         <w:t xml:space="preserve"> — modifié — </w:t>
       </w:r>
-      <w:hyperlink w:history="1" r:id="rIdi0to89hjhw2eby02b1nfx">
+      <w:hyperlink w:history="1" r:id="rIdweza8t2vvmlj7iinbveaa">
         <w:r>
           <w:rPr>
             <w:rStyle w:val="Hyperlink"/>
@@ -1279,7 +1279,7 @@
       <w:r>
         <w:t xml:space="preserve"> — modifié — </w:t>
       </w:r>
-      <w:hyperlink w:history="1" r:id="rIdd0hlo8d-_b3982n_jglck">
+      <w:hyperlink w:history="1" r:id="rIdo8g1tqkf59fau37z75kvz">
         <w:r>
           <w:rPr>
             <w:rStyle w:val="Hyperlink"/>
@@ -1308,7 +1308,7 @@
       <w:r>
         <w:t xml:space="preserve"> — modifié — </w:t>
       </w:r>
-      <w:hyperlink w:history="1" r:id="rId-pb0hr901fxibkduk0lye">
+      <w:hyperlink w:history="1" r:id="rIdfo_kgmzs3lyk6kqd7gerp">
         <w:r>
           <w:rPr>
             <w:rStyle w:val="Hyperlink"/>
@@ -1337,7 +1337,7 @@
       <w:r>
         <w:t xml:space="preserve"> — modifié — </w:t>
       </w:r>
-      <w:hyperlink w:history="1" r:id="rIdseapypxzd-ap0ahb3jmbs">
+      <w:hyperlink w:history="1" r:id="rId2lt-13cjzds9ks-wwfbne">
         <w:r>
           <w:rPr>
             <w:rStyle w:val="Hyperlink"/>
@@ -1366,7 +1366,7 @@
       <w:r>
         <w:t xml:space="preserve"> — modifié — </w:t>
       </w:r>
-      <w:hyperlink w:history="1" r:id="rIdotvmnivsysbsdto6jmlrs">
+      <w:hyperlink w:history="1" r:id="rId6etagp87goaziwaeh86ri">
         <w:r>
           <w:rPr>
             <w:rStyle w:val="Hyperlink"/>
@@ -1395,7 +1395,7 @@
       <w:r>
         <w:t xml:space="preserve"> — modifié — </w:t>
       </w:r>
-      <w:hyperlink w:history="1" r:id="rIds4pqmwfnx-afc0zx7juz6">
+      <w:hyperlink w:history="1" r:id="rIdn50jxf4mevepnynwuzk3k">
         <w:r>
           <w:rPr>
             <w:rStyle w:val="Hyperlink"/>
@@ -1424,7 +1424,7 @@
       <w:r>
         <w:t xml:space="preserve"> — modifié — </w:t>
       </w:r>
-      <w:hyperlink w:history="1" r:id="rId6jmsx0ylryev3m104gl4v">
+      <w:hyperlink w:history="1" r:id="rIdlbrtw82gfx9allqw5ax1b">
         <w:r>
           <w:rPr>
             <w:rStyle w:val="Hyperlink"/>
@@ -1453,7 +1453,7 @@
       <w:r>
         <w:t xml:space="preserve"> — modifié — </w:t>
       </w:r>
-      <w:hyperlink w:history="1" r:id="rIdmtbrxh5ufojhzzp14dr9l">
+      <w:hyperlink w:history="1" r:id="rIdh1gxxkh_h5xukzs3sj2gy">
         <w:r>
           <w:rPr>
             <w:rStyle w:val="Hyperlink"/>
@@ -1482,7 +1482,7 @@
       <w:r>
         <w:t xml:space="preserve"> — modifié — </w:t>
       </w:r>
-      <w:hyperlink w:history="1" r:id="rIdyrl742gc_ah-suyuefrpv">
+      <w:hyperlink w:history="1" r:id="rIdyuajd2b0qu4mcqxxxhivf">
         <w:r>
           <w:rPr>
             <w:rStyle w:val="Hyperlink"/>
@@ -1511,7 +1511,7 @@
       <w:r>
         <w:t xml:space="preserve"> — modifié — </w:t>
       </w:r>
-      <w:hyperlink w:history="1" r:id="rIdravf5iiblar0ybn1eroph">
+      <w:hyperlink w:history="1" r:id="rIdpkyb1dljav9y6llkngyht">
         <w:r>
           <w:rPr>
             <w:rStyle w:val="Hyperlink"/>
@@ -1548,7 +1548,7 @@
       <w:r>
         <w:t xml:space="preserve"> — créé — </w:t>
       </w:r>
-      <w:hyperlink w:history="1" r:id="rId4cs3pikedzp-4ox6couus">
+      <w:hyperlink w:history="1" r:id="rIdhid5r-otmzwrbgb5r6tw1">
         <w:r>
           <w:rPr>
             <w:rStyle w:val="Hyperlink"/>
@@ -1577,7 +1577,7 @@
       <w:r>
         <w:t xml:space="preserve"> — créé — </w:t>
       </w:r>
-      <w:hyperlink w:history="1" r:id="rIdiavvk8unylke-hr0w16ef">
+      <w:hyperlink w:history="1" r:id="rIdnxat311xo2oyoaswpp-gp">
         <w:r>
           <w:rPr>
             <w:rStyle w:val="Hyperlink"/>
@@ -1614,7 +1614,7 @@
       <w:r>
         <w:t xml:space="preserve"> — modifié — </w:t>
       </w:r>
-      <w:hyperlink w:history="1" r:id="rId3gsb_npugrhfe4xox7vg5">
+      <w:hyperlink w:history="1" r:id="rId2hycvbmqb82gg1jljxyd-">
         <w:r>
           <w:rPr>
             <w:rStyle w:val="Hyperlink"/>
@@ -1643,7 +1643,7 @@
       <w:r>
         <w:t xml:space="preserve"> — modifié — </w:t>
       </w:r>
-      <w:hyperlink w:history="1" r:id="rId2lmj2s6lftqh8egc53mev">
+      <w:hyperlink w:history="1" r:id="rIdjyvl-98uf0cz7xff19iki">
         <w:r>
           <w:rPr>
             <w:rStyle w:val="Hyperlink"/>
@@ -1672,7 +1672,7 @@
       <w:r>
         <w:t xml:space="preserve"> — créé — </w:t>
       </w:r>
-      <w:hyperlink w:history="1" r:id="rIdccziqi0zykkzut4sne7fa">
+      <w:hyperlink w:history="1" r:id="rId9dokg8ihi0bim0k7aebhv">
         <w:r>
           <w:rPr>
             <w:rStyle w:val="Hyperlink"/>
@@ -1701,7 +1701,7 @@
       <w:r>
         <w:t xml:space="preserve"> — créé — </w:t>
       </w:r>
-      <w:hyperlink w:history="1" r:id="rIdj5y5jhl-kdpa9wynd0rd7">
+      <w:hyperlink w:history="1" r:id="rIdpbh1_9oqzxsktsqknly9t">
         <w:r>
           <w:rPr>
             <w:rStyle w:val="Hyperlink"/>

--- a/docs/developpement/phases/word/PHASE_23_OPTIONS_PAR_LIEU_APPLICATION_INSTALLABLE_LOGO.docx
+++ b/docs/developpement/phases/word/PHASE_23_OPTIONS_PAR_LIEU_APPLICATION_INSTALLABLE_LOGO.docx
@@ -20,7 +20,7 @@
       <w:r>
         <w:t xml:space="preserve">FlaiX Expert · dossier de développement · généré le 2026-10-04 depuis le dépôt </w:t>
       </w:r>
-      <w:hyperlink w:history="1" r:id="rIdmzxipfc2qcgdgkeucweh2">
+      <w:hyperlink w:history="1" r:id="rIdux1nid7vv9y9n4y_jddfo">
         <w:r>
           <w:rPr>
             <w:rStyle w:val="Hyperlink"/>
@@ -608,7 +608,7 @@
           <w:numId w:val="2"/>
         </w:numPr>
       </w:pPr>
-      <w:hyperlink w:history="1" r:id="rId5mmegpritzccs_h6rpk5a">
+      <w:hyperlink w:history="1" r:id="rIdbh9dev7ozivah-4ozorjn">
         <w:r>
           <w:rPr>
             <w:rStyle w:val="Hyperlink"/>
@@ -628,7 +628,7 @@
           <w:numId w:val="2"/>
         </w:numPr>
       </w:pPr>
-      <w:hyperlink w:history="1" r:id="rIdluzodddn6dfuse74jzqem">
+      <w:hyperlink w:history="1" r:id="rId5u2eutuimzkvn-v9cg5ym">
         <w:r>
           <w:rPr>
             <w:rStyle w:val="Hyperlink"/>
@@ -648,7 +648,7 @@
           <w:numId w:val="2"/>
         </w:numPr>
       </w:pPr>
-      <w:hyperlink w:history="1" r:id="rIdqzdzdltqvx86vyugaa-lc">
+      <w:hyperlink w:history="1" r:id="rIdur-9jumt7dovevij8b-t5">
         <w:r>
           <w:rPr>
             <w:rStyle w:val="Hyperlink"/>
@@ -696,7 +696,7 @@
       <w:r>
         <w:t xml:space="preserve"> — créé — </w:t>
       </w:r>
-      <w:hyperlink w:history="1" r:id="rIdvt4o9jvmgsdsge1qs7atw">
+      <w:hyperlink w:history="1" r:id="rIdkx28rs6_d84hkd-v5aarx">
         <w:r>
           <w:rPr>
             <w:rStyle w:val="Hyperlink"/>
@@ -733,7 +733,7 @@
       <w:r>
         <w:t xml:space="preserve"> — créé — </w:t>
       </w:r>
-      <w:hyperlink w:history="1" r:id="rIdnrcaoazrc-dkyu8epq8sv">
+      <w:hyperlink w:history="1" r:id="rIddqcmygp2f7eexj4lssnag">
         <w:r>
           <w:rPr>
             <w:rStyle w:val="Hyperlink"/>
@@ -770,7 +770,7 @@
       <w:r>
         <w:t xml:space="preserve"> — modifié — </w:t>
       </w:r>
-      <w:hyperlink w:history="1" r:id="rIddimr9jcr7xeil4fl6994z">
+      <w:hyperlink w:history="1" r:id="rIdzjqf8sxr369vsxrzpvsjj">
         <w:r>
           <w:rPr>
             <w:rStyle w:val="Hyperlink"/>
@@ -799,7 +799,7 @@
       <w:r>
         <w:t xml:space="preserve"> — modifié — </w:t>
       </w:r>
-      <w:hyperlink w:history="1" r:id="rIduigwuf34wsfkp98zunkes">
+      <w:hyperlink w:history="1" r:id="rIdewkxnzgevtmu38edy05yg">
         <w:r>
           <w:rPr>
             <w:rStyle w:val="Hyperlink"/>
@@ -836,7 +836,7 @@
       <w:r>
         <w:t xml:space="preserve"> — créé — </w:t>
       </w:r>
-      <w:hyperlink w:history="1" r:id="rIdd3mrprcwrgnkem8p2fts1">
+      <w:hyperlink w:history="1" r:id="rIdpaqcikmstpsipdalppryi">
         <w:r>
           <w:rPr>
             <w:rStyle w:val="Hyperlink"/>
@@ -865,7 +865,7 @@
       <w:r>
         <w:t xml:space="preserve"> — modifié — </w:t>
       </w:r>
-      <w:hyperlink w:history="1" r:id="rIdqkieejiin93gmy25fhgsn">
+      <w:hyperlink w:history="1" r:id="rIdmtbvulkhjodg9gctaweok">
         <w:r>
           <w:rPr>
             <w:rStyle w:val="Hyperlink"/>
@@ -894,7 +894,7 @@
       <w:r>
         <w:t xml:space="preserve"> — modifié — </w:t>
       </w:r>
-      <w:hyperlink w:history="1" r:id="rIdxcdbpf8dwwchixsnz2dsz">
+      <w:hyperlink w:history="1" r:id="rIdl3o5zftxyy8pj0acxsfnc">
         <w:r>
           <w:rPr>
             <w:rStyle w:val="Hyperlink"/>
@@ -923,7 +923,7 @@
       <w:r>
         <w:t xml:space="preserve"> — modifié — </w:t>
       </w:r>
-      <w:hyperlink w:history="1" r:id="rIdsc7-rmcouuyprew1j8zsi">
+      <w:hyperlink w:history="1" r:id="rIdktlv_vci5nkltax-egk0-">
         <w:r>
           <w:rPr>
             <w:rStyle w:val="Hyperlink"/>
@@ -960,7 +960,7 @@
       <w:r>
         <w:t xml:space="preserve"> — modifié — </w:t>
       </w:r>
-      <w:hyperlink w:history="1" r:id="rIdnz5evwb9otcg8kbpdnegk">
+      <w:hyperlink w:history="1" r:id="rIdrnbunr_vypm3xw7n0i4r2">
         <w:r>
           <w:rPr>
             <w:rStyle w:val="Hyperlink"/>
@@ -989,7 +989,7 @@
       <w:r>
         <w:t xml:space="preserve"> — créé — </w:t>
       </w:r>
-      <w:hyperlink w:history="1" r:id="rIde1a7gixkue-35yg9gqwky">
+      <w:hyperlink w:history="1" r:id="rIdk_m1jxfzm9wnjsurrkhta">
         <w:r>
           <w:rPr>
             <w:rStyle w:val="Hyperlink"/>
@@ -1018,7 +1018,7 @@
       <w:r>
         <w:t xml:space="preserve"> — créé — </w:t>
       </w:r>
-      <w:hyperlink w:history="1" r:id="rId47qy0ok4azkk18iruu0ir">
+      <w:hyperlink w:history="1" r:id="rId0xfrcixcc3xsugko4znik">
         <w:r>
           <w:rPr>
             <w:rStyle w:val="Hyperlink"/>
@@ -1047,7 +1047,7 @@
       <w:r>
         <w:t xml:space="preserve"> — créé — </w:t>
       </w:r>
-      <w:hyperlink w:history="1" r:id="rIdscecg1wfg0odf-dnt-wf9">
+      <w:hyperlink w:history="1" r:id="rIdrnqpvrofa7fc_itnwefgg">
         <w:r>
           <w:rPr>
             <w:rStyle w:val="Hyperlink"/>
@@ -1076,7 +1076,7 @@
       <w:r>
         <w:t xml:space="preserve"> — créé — </w:t>
       </w:r>
-      <w:hyperlink w:history="1" r:id="rIdhps8bvm5dgzpiordh5dog">
+      <w:hyperlink w:history="1" r:id="rIdlvneb64so1aranxroxxgu">
         <w:r>
           <w:rPr>
             <w:rStyle w:val="Hyperlink"/>
@@ -1105,7 +1105,7 @@
       <w:r>
         <w:t xml:space="preserve"> — créé — </w:t>
       </w:r>
-      <w:hyperlink w:history="1" r:id="rIdcbjh6q1onylgrq2nhyueg">
+      <w:hyperlink w:history="1" r:id="rIdf-w_r1klnedrqdikigvx-">
         <w:r>
           <w:rPr>
             <w:rStyle w:val="Hyperlink"/>
@@ -1134,7 +1134,7 @@
       <w:r>
         <w:t xml:space="preserve"> — créé — </w:t>
       </w:r>
-      <w:hyperlink w:history="1" r:id="rIdxtn3viqhkzeszbbzehxqf">
+      <w:hyperlink w:history="1" r:id="rId3hzecgldkdi_0iseldpgv">
         <w:r>
           <w:rPr>
             <w:rStyle w:val="Hyperlink"/>
@@ -1163,7 +1163,7 @@
       <w:r>
         <w:t xml:space="preserve"> — créé — </w:t>
       </w:r>
-      <w:hyperlink w:history="1" r:id="rIdni4am9sm0oakc1gw13rql">
+      <w:hyperlink w:history="1" r:id="rIdzlp9b6-wfdm04b1v6xnjv">
         <w:r>
           <w:rPr>
             <w:rStyle w:val="Hyperlink"/>
@@ -1192,7 +1192,7 @@
       <w:r>
         <w:t xml:space="preserve"> — modifié — </w:t>
       </w:r>
-      <w:hyperlink w:history="1" r:id="rIdww7lu6th39xtgxmzx5tal">
+      <w:hyperlink w:history="1" r:id="rIdisew_hg0acibouymoadp_">
         <w:r>
           <w:rPr>
             <w:rStyle w:val="Hyperlink"/>
@@ -1221,7 +1221,7 @@
       <w:r>
         <w:t xml:space="preserve"> — créé — </w:t>
       </w:r>
-      <w:hyperlink w:history="1" r:id="rIdcsyuf6xd80tq_kwnnzvrd">
+      <w:hyperlink w:history="1" r:id="rIdozbqx2xhmiss_df3iklvd">
         <w:r>
           <w:rPr>
             <w:rStyle w:val="Hyperlink"/>
@@ -1250,7 +1250,7 @@
       <w:r>
         <w:t xml:space="preserve"> — modifié — </w:t>
       </w:r>
-      <w:hyperlink w:history="1" r:id="rIdweza8t2vvmlj7iinbveaa">
+      <w:hyperlink w:history="1" r:id="rIdk31fdmvqwukdvisrvwiti">
         <w:r>
           <w:rPr>
             <w:rStyle w:val="Hyperlink"/>
@@ -1279,7 +1279,7 @@
       <w:r>
         <w:t xml:space="preserve"> — modifié — </w:t>
       </w:r>
-      <w:hyperlink w:history="1" r:id="rIdo8g1tqkf59fau37z75kvz">
+      <w:hyperlink w:history="1" r:id="rIdf19jclbt1vvfbrk0euytx">
         <w:r>
           <w:rPr>
             <w:rStyle w:val="Hyperlink"/>
@@ -1308,7 +1308,7 @@
       <w:r>
         <w:t xml:space="preserve"> — modifié — </w:t>
       </w:r>
-      <w:hyperlink w:history="1" r:id="rIdfo_kgmzs3lyk6kqd7gerp">
+      <w:hyperlink w:history="1" r:id="rIdldoycz8kbaw0mclwuoqkr">
         <w:r>
           <w:rPr>
             <w:rStyle w:val="Hyperlink"/>
@@ -1337,7 +1337,7 @@
       <w:r>
         <w:t xml:space="preserve"> — modifié — </w:t>
       </w:r>
-      <w:hyperlink w:history="1" r:id="rId2lt-13cjzds9ks-wwfbne">
+      <w:hyperlink w:history="1" r:id="rIdlas1tzya3ox_jiwdpqvrb">
         <w:r>
           <w:rPr>
             <w:rStyle w:val="Hyperlink"/>
@@ -1366,7 +1366,7 @@
       <w:r>
         <w:t xml:space="preserve"> — modifié — </w:t>
       </w:r>
-      <w:hyperlink w:history="1" r:id="rId6etagp87goaziwaeh86ri">
+      <w:hyperlink w:history="1" r:id="rIdgsco6lgchjbpwnwjx4tlo">
         <w:r>
           <w:rPr>
             <w:rStyle w:val="Hyperlink"/>
@@ -1395,7 +1395,7 @@
       <w:r>
         <w:t xml:space="preserve"> — modifié — </w:t>
       </w:r>
-      <w:hyperlink w:history="1" r:id="rIdn50jxf4mevepnynwuzk3k">
+      <w:hyperlink w:history="1" r:id="rIdsec9k4p4grfpkyrfjqvmh">
         <w:r>
           <w:rPr>
             <w:rStyle w:val="Hyperlink"/>
@@ -1424,7 +1424,7 @@
       <w:r>
         <w:t xml:space="preserve"> — modifié — </w:t>
       </w:r>
-      <w:hyperlink w:history="1" r:id="rIdlbrtw82gfx9allqw5ax1b">
+      <w:hyperlink w:history="1" r:id="rIdykvfvp5izfw6fvw081kd8">
         <w:r>
           <w:rPr>
             <w:rStyle w:val="Hyperlink"/>
@@ -1453,7 +1453,7 @@
       <w:r>
         <w:t xml:space="preserve"> — modifié — </w:t>
       </w:r>
-      <w:hyperlink w:history="1" r:id="rIdh1gxxkh_h5xukzs3sj2gy">
+      <w:hyperlink w:history="1" r:id="rIdysdcike57iyae0fda-w4q">
         <w:r>
           <w:rPr>
             <w:rStyle w:val="Hyperlink"/>
@@ -1482,7 +1482,7 @@
       <w:r>
         <w:t xml:space="preserve"> — modifié — </w:t>
       </w:r>
-      <w:hyperlink w:history="1" r:id="rIdyuajd2b0qu4mcqxxxhivf">
+      <w:hyperlink w:history="1" r:id="rIda-empcimd11cdhrvz7461">
         <w:r>
           <w:rPr>
             <w:rStyle w:val="Hyperlink"/>
@@ -1511,7 +1511,7 @@
       <w:r>
         <w:t xml:space="preserve"> — modifié — </w:t>
       </w:r>
-      <w:hyperlink w:history="1" r:id="rIdpkyb1dljav9y6llkngyht">
+      <w:hyperlink w:history="1" r:id="rId0rhrmwvmjyh3tbnhchjaz">
         <w:r>
           <w:rPr>
             <w:rStyle w:val="Hyperlink"/>
@@ -1548,7 +1548,7 @@
       <w:r>
         <w:t xml:space="preserve"> — créé — </w:t>
       </w:r>
-      <w:hyperlink w:history="1" r:id="rIdhid5r-otmzwrbgb5r6tw1">
+      <w:hyperlink w:history="1" r:id="rIduu_wa0qbwhgcflazzgji9">
         <w:r>
           <w:rPr>
             <w:rStyle w:val="Hyperlink"/>
@@ -1577,7 +1577,7 @@
       <w:r>
         <w:t xml:space="preserve"> — créé — </w:t>
       </w:r>
-      <w:hyperlink w:history="1" r:id="rIdnxat311xo2oyoaswpp-gp">
+      <w:hyperlink w:history="1" r:id="rIdm-8cw_ci1w1rb9ewqavoo">
         <w:r>
           <w:rPr>
             <w:rStyle w:val="Hyperlink"/>
@@ -1614,7 +1614,7 @@
       <w:r>
         <w:t xml:space="preserve"> — modifié — </w:t>
       </w:r>
-      <w:hyperlink w:history="1" r:id="rId2hycvbmqb82gg1jljxyd-">
+      <w:hyperlink w:history="1" r:id="rIderzazakdlitur_bab-uz0">
         <w:r>
           <w:rPr>
             <w:rStyle w:val="Hyperlink"/>
@@ -1643,7 +1643,7 @@
       <w:r>
         <w:t xml:space="preserve"> — modifié — </w:t>
       </w:r>
-      <w:hyperlink w:history="1" r:id="rIdjyvl-98uf0cz7xff19iki">
+      <w:hyperlink w:history="1" r:id="rIdmdxxqe9teajq4nxmiu9gi">
         <w:r>
           <w:rPr>
             <w:rStyle w:val="Hyperlink"/>
@@ -1672,7 +1672,7 @@
       <w:r>
         <w:t xml:space="preserve"> — créé — </w:t>
       </w:r>
-      <w:hyperlink w:history="1" r:id="rId9dokg8ihi0bim0k7aebhv">
+      <w:hyperlink w:history="1" r:id="rIdgns4_5bkmqql1d7vjkmk6">
         <w:r>
           <w:rPr>
             <w:rStyle w:val="Hyperlink"/>
@@ -1701,7 +1701,7 @@
       <w:r>
         <w:t xml:space="preserve"> — créé — </w:t>
       </w:r>
-      <w:hyperlink w:history="1" r:id="rIdpbh1_9oqzxsktsqknly9t">
+      <w:hyperlink w:history="1" r:id="rIdgkwdwppx0xcu3ghsplntj">
         <w:r>
           <w:rPr>
             <w:rStyle w:val="Hyperlink"/>
@@ -1757,7 +1757,7 @@
         </w:numPr>
       </w:pPr>
       <w:r>
-        <w:t xml:space="preserve">sans réglage, toutes les options sont actives (rien ne change pour un lieu existant)</w:t>
+        <w:t xml:space="preserve">sans réglage, toutes les options sont actives (rien ne change pour un lieu existant), sauf l'assistant IA, payant à l'usage</w:t>
       </w:r>
     </w:p>
     <w:p>

--- a/docs/developpement/phases/word/PHASE_23_OPTIONS_PAR_LIEU_APPLICATION_INSTALLABLE_LOGO.docx
+++ b/docs/developpement/phases/word/PHASE_23_OPTIONS_PAR_LIEU_APPLICATION_INSTALLABLE_LOGO.docx
@@ -20,7 +20,7 @@
       <w:r>
         <w:t xml:space="preserve">FlaiX Expert · dossier de développement · généré le 2026-10-04 depuis le dépôt </w:t>
       </w:r>
-      <w:hyperlink w:history="1" r:id="rIdux1nid7vv9y9n4y_jddfo">
+      <w:hyperlink w:history="1" r:id="rId40i-yxtaiokiyeha-pkri">
         <w:r>
           <w:rPr>
             <w:rStyle w:val="Hyperlink"/>
@@ -608,7 +608,7 @@
           <w:numId w:val="2"/>
         </w:numPr>
       </w:pPr>
-      <w:hyperlink w:history="1" r:id="rIdbh9dev7ozivah-4ozorjn">
+      <w:hyperlink w:history="1" r:id="rIdyfp7eqfyhctigoy_kp6jx">
         <w:r>
           <w:rPr>
             <w:rStyle w:val="Hyperlink"/>
@@ -628,7 +628,7 @@
           <w:numId w:val="2"/>
         </w:numPr>
       </w:pPr>
-      <w:hyperlink w:history="1" r:id="rId5u2eutuimzkvn-v9cg5ym">
+      <w:hyperlink w:history="1" r:id="rIdmaeuriv8-6q1q-ejp0xlw">
         <w:r>
           <w:rPr>
             <w:rStyle w:val="Hyperlink"/>
@@ -648,7 +648,7 @@
           <w:numId w:val="2"/>
         </w:numPr>
       </w:pPr>
-      <w:hyperlink w:history="1" r:id="rIdur-9jumt7dovevij8b-t5">
+      <w:hyperlink w:history="1" r:id="rId_0ljkcryssaipj3apdoc5">
         <w:r>
           <w:rPr>
             <w:rStyle w:val="Hyperlink"/>
@@ -696,7 +696,7 @@
       <w:r>
         <w:t xml:space="preserve"> — créé — </w:t>
       </w:r>
-      <w:hyperlink w:history="1" r:id="rIdkx28rs6_d84hkd-v5aarx">
+      <w:hyperlink w:history="1" r:id="rIdruohdddjtwfq9357c-on-">
         <w:r>
           <w:rPr>
             <w:rStyle w:val="Hyperlink"/>
@@ -733,7 +733,7 @@
       <w:r>
         <w:t xml:space="preserve"> — créé — </w:t>
       </w:r>
-      <w:hyperlink w:history="1" r:id="rIddqcmygp2f7eexj4lssnag">
+      <w:hyperlink w:history="1" r:id="rIdlv4midm7oajgivgf4mgvf">
         <w:r>
           <w:rPr>
             <w:rStyle w:val="Hyperlink"/>
@@ -770,7 +770,7 @@
       <w:r>
         <w:t xml:space="preserve"> — modifié — </w:t>
       </w:r>
-      <w:hyperlink w:history="1" r:id="rIdzjqf8sxr369vsxrzpvsjj">
+      <w:hyperlink w:history="1" r:id="rIdswuuncgvjl83cjwfftgdv">
         <w:r>
           <w:rPr>
             <w:rStyle w:val="Hyperlink"/>
@@ -799,7 +799,7 @@
       <w:r>
         <w:t xml:space="preserve"> — modifié — </w:t>
       </w:r>
-      <w:hyperlink w:history="1" r:id="rIdewkxnzgevtmu38edy05yg">
+      <w:hyperlink w:history="1" r:id="rId6wc9twaxptbqwuuqyudbo">
         <w:r>
           <w:rPr>
             <w:rStyle w:val="Hyperlink"/>
@@ -836,7 +836,7 @@
       <w:r>
         <w:t xml:space="preserve"> — créé — </w:t>
       </w:r>
-      <w:hyperlink w:history="1" r:id="rIdpaqcikmstpsipdalppryi">
+      <w:hyperlink w:history="1" r:id="rIdf6qcn9oefkety-u-xekip">
         <w:r>
           <w:rPr>
             <w:rStyle w:val="Hyperlink"/>
@@ -865,7 +865,7 @@
       <w:r>
         <w:t xml:space="preserve"> — modifié — </w:t>
       </w:r>
-      <w:hyperlink w:history="1" r:id="rIdmtbvulkhjodg9gctaweok">
+      <w:hyperlink w:history="1" r:id="rId1zmvx2c8nhbhkcspnopfy">
         <w:r>
           <w:rPr>
             <w:rStyle w:val="Hyperlink"/>
@@ -894,7 +894,7 @@
       <w:r>
         <w:t xml:space="preserve"> — modifié — </w:t>
       </w:r>
-      <w:hyperlink w:history="1" r:id="rIdl3o5zftxyy8pj0acxsfnc">
+      <w:hyperlink w:history="1" r:id="rIdxcmf1m205n3abghv3e2xe">
         <w:r>
           <w:rPr>
             <w:rStyle w:val="Hyperlink"/>
@@ -923,7 +923,7 @@
       <w:r>
         <w:t xml:space="preserve"> — modifié — </w:t>
       </w:r>
-      <w:hyperlink w:history="1" r:id="rIdktlv_vci5nkltax-egk0-">
+      <w:hyperlink w:history="1" r:id="rIdwsdnsjn7bh6ietsioil8q">
         <w:r>
           <w:rPr>
             <w:rStyle w:val="Hyperlink"/>
@@ -960,7 +960,7 @@
       <w:r>
         <w:t xml:space="preserve"> — modifié — </w:t>
       </w:r>
-      <w:hyperlink w:history="1" r:id="rIdrnbunr_vypm3xw7n0i4r2">
+      <w:hyperlink w:history="1" r:id="rId97rhalneasugdz3wvo6s2">
         <w:r>
           <w:rPr>
             <w:rStyle w:val="Hyperlink"/>
@@ -989,7 +989,7 @@
       <w:r>
         <w:t xml:space="preserve"> — créé — </w:t>
       </w:r>
-      <w:hyperlink w:history="1" r:id="rIdk_m1jxfzm9wnjsurrkhta">
+      <w:hyperlink w:history="1" r:id="rIdck1czt-axv5hp3opnjjcp">
         <w:r>
           <w:rPr>
             <w:rStyle w:val="Hyperlink"/>
@@ -1018,7 +1018,7 @@
       <w:r>
         <w:t xml:space="preserve"> — créé — </w:t>
       </w:r>
-      <w:hyperlink w:history="1" r:id="rId0xfrcixcc3xsugko4znik">
+      <w:hyperlink w:history="1" r:id="rId3zit3is6p1tn-yppdj-7x">
         <w:r>
           <w:rPr>
             <w:rStyle w:val="Hyperlink"/>
@@ -1047,7 +1047,7 @@
       <w:r>
         <w:t xml:space="preserve"> — créé — </w:t>
       </w:r>
-      <w:hyperlink w:history="1" r:id="rIdrnqpvrofa7fc_itnwefgg">
+      <w:hyperlink w:history="1" r:id="rIdsrerenliiodrztqdxe1lz">
         <w:r>
           <w:rPr>
             <w:rStyle w:val="Hyperlink"/>
@@ -1076,7 +1076,7 @@
       <w:r>
         <w:t xml:space="preserve"> — créé — </w:t>
       </w:r>
-      <w:hyperlink w:history="1" r:id="rIdlvneb64so1aranxroxxgu">
+      <w:hyperlink w:history="1" r:id="rIdgchphr0hpkzia1_ei_4db">
         <w:r>
           <w:rPr>
             <w:rStyle w:val="Hyperlink"/>
@@ -1105,7 +1105,7 @@
       <w:r>
         <w:t xml:space="preserve"> — créé — </w:t>
       </w:r>
-      <w:hyperlink w:history="1" r:id="rIdf-w_r1klnedrqdikigvx-">
+      <w:hyperlink w:history="1" r:id="rIdi2fjcm0kbdqtfg-6nhuac">
         <w:r>
           <w:rPr>
             <w:rStyle w:val="Hyperlink"/>
@@ -1134,7 +1134,7 @@
       <w:r>
         <w:t xml:space="preserve"> — créé — </w:t>
       </w:r>
-      <w:hyperlink w:history="1" r:id="rId3hzecgldkdi_0iseldpgv">
+      <w:hyperlink w:history="1" r:id="rIdv6_8vnfqgof7edqiqvgze">
         <w:r>
           <w:rPr>
             <w:rStyle w:val="Hyperlink"/>
@@ -1163,7 +1163,7 @@
       <w:r>
         <w:t xml:space="preserve"> — créé — </w:t>
       </w:r>
-      <w:hyperlink w:history="1" r:id="rIdzlp9b6-wfdm04b1v6xnjv">
+      <w:hyperlink w:history="1" r:id="rId6nyiqzplkdjqv6cszdjkd">
         <w:r>
           <w:rPr>
             <w:rStyle w:val="Hyperlink"/>
@@ -1192,7 +1192,7 @@
       <w:r>
         <w:t xml:space="preserve"> — modifié — </w:t>
       </w:r>
-      <w:hyperlink w:history="1" r:id="rIdisew_hg0acibouymoadp_">
+      <w:hyperlink w:history="1" r:id="rIdft7bsh1uwftmxvklri-jq">
         <w:r>
           <w:rPr>
             <w:rStyle w:val="Hyperlink"/>
@@ -1221,7 +1221,7 @@
       <w:r>
         <w:t xml:space="preserve"> — créé — </w:t>
       </w:r>
-      <w:hyperlink w:history="1" r:id="rIdozbqx2xhmiss_df3iklvd">
+      <w:hyperlink w:history="1" r:id="rIdxqiwrkasttd377gybivbk">
         <w:r>
           <w:rPr>
             <w:rStyle w:val="Hyperlink"/>
@@ -1250,7 +1250,7 @@
       <w:r>
         <w:t xml:space="preserve"> — modifié — </w:t>
       </w:r>
-      <w:hyperlink w:history="1" r:id="rIdk31fdmvqwukdvisrvwiti">
+      <w:hyperlink w:history="1" r:id="rIdkqdtz3bnugrzlqmmrjbnm">
         <w:r>
           <w:rPr>
             <w:rStyle w:val="Hyperlink"/>
@@ -1279,7 +1279,7 @@
       <w:r>
         <w:t xml:space="preserve"> — modifié — </w:t>
       </w:r>
-      <w:hyperlink w:history="1" r:id="rIdf19jclbt1vvfbrk0euytx">
+      <w:hyperlink w:history="1" r:id="rIdtry9_w2ap0zxh9202m-92">
         <w:r>
           <w:rPr>
             <w:rStyle w:val="Hyperlink"/>
@@ -1308,7 +1308,7 @@
       <w:r>
         <w:t xml:space="preserve"> — modifié — </w:t>
       </w:r>
-      <w:hyperlink w:history="1" r:id="rIdldoycz8kbaw0mclwuoqkr">
+      <w:hyperlink w:history="1" r:id="rIdshgjdzrlgrumn-jsyjiag">
         <w:r>
           <w:rPr>
             <w:rStyle w:val="Hyperlink"/>
@@ -1337,7 +1337,7 @@
       <w:r>
         <w:t xml:space="preserve"> — modifié — </w:t>
       </w:r>
-      <w:hyperlink w:history="1" r:id="rIdlas1tzya3ox_jiwdpqvrb">
+      <w:hyperlink w:history="1" r:id="rIdg_2j55bds5pxpuimpa1v0">
         <w:r>
           <w:rPr>
             <w:rStyle w:val="Hyperlink"/>
@@ -1366,7 +1366,7 @@
       <w:r>
         <w:t xml:space="preserve"> — modifié — </w:t>
       </w:r>
-      <w:hyperlink w:history="1" r:id="rIdgsco6lgchjbpwnwjx4tlo">
+      <w:hyperlink w:history="1" r:id="rIdsyqgqad0s8sgjq2gltsch">
         <w:r>
           <w:rPr>
             <w:rStyle w:val="Hyperlink"/>
@@ -1395,7 +1395,7 @@
       <w:r>
         <w:t xml:space="preserve"> — modifié — </w:t>
       </w:r>
-      <w:hyperlink w:history="1" r:id="rIdsec9k4p4grfpkyrfjqvmh">
+      <w:hyperlink w:history="1" r:id="rIdb-c61mc1w4qovfvwncxrm">
         <w:r>
           <w:rPr>
             <w:rStyle w:val="Hyperlink"/>
@@ -1424,7 +1424,7 @@
       <w:r>
         <w:t xml:space="preserve"> — modifié — </w:t>
       </w:r>
-      <w:hyperlink w:history="1" r:id="rIdykvfvp5izfw6fvw081kd8">
+      <w:hyperlink w:history="1" r:id="rId8qzxi22y77gxmenfsc1mz">
         <w:r>
           <w:rPr>
             <w:rStyle w:val="Hyperlink"/>
@@ -1453,7 +1453,7 @@
       <w:r>
         <w:t xml:space="preserve"> — modifié — </w:t>
       </w:r>
-      <w:hyperlink w:history="1" r:id="rIdysdcike57iyae0fda-w4q">
+      <w:hyperlink w:history="1" r:id="rIdxdhbc4anhfy-sd8i8oifp">
         <w:r>
           <w:rPr>
             <w:rStyle w:val="Hyperlink"/>
@@ -1482,7 +1482,7 @@
       <w:r>
         <w:t xml:space="preserve"> — modifié — </w:t>
       </w:r>
-      <w:hyperlink w:history="1" r:id="rIda-empcimd11cdhrvz7461">
+      <w:hyperlink w:history="1" r:id="rIdzikrwrk6ugfzdgwgwajfy">
         <w:r>
           <w:rPr>
             <w:rStyle w:val="Hyperlink"/>
@@ -1511,7 +1511,7 @@
       <w:r>
         <w:t xml:space="preserve"> — modifié — </w:t>
       </w:r>
-      <w:hyperlink w:history="1" r:id="rId0rhrmwvmjyh3tbnhchjaz">
+      <w:hyperlink w:history="1" r:id="rIdtt045zx4tspyc12leucyx">
         <w:r>
           <w:rPr>
             <w:rStyle w:val="Hyperlink"/>
@@ -1548,7 +1548,7 @@
       <w:r>
         <w:t xml:space="preserve"> — créé — </w:t>
       </w:r>
-      <w:hyperlink w:history="1" r:id="rIduu_wa0qbwhgcflazzgji9">
+      <w:hyperlink w:history="1" r:id="rIdkg__q2botzfocw7rssr_l">
         <w:r>
           <w:rPr>
             <w:rStyle w:val="Hyperlink"/>
@@ -1577,7 +1577,7 @@
       <w:r>
         <w:t xml:space="preserve"> — créé — </w:t>
       </w:r>
-      <w:hyperlink w:history="1" r:id="rIdm-8cw_ci1w1rb9ewqavoo">
+      <w:hyperlink w:history="1" r:id="rIdmaslfjoqeq6lnd6ca72lt">
         <w:r>
           <w:rPr>
             <w:rStyle w:val="Hyperlink"/>
@@ -1614,7 +1614,7 @@
       <w:r>
         <w:t xml:space="preserve"> — modifié — </w:t>
       </w:r>
-      <w:hyperlink w:history="1" r:id="rIderzazakdlitur_bab-uz0">
+      <w:hyperlink w:history="1" r:id="rIdrz2k1o3knqqstcay3ykmb">
         <w:r>
           <w:rPr>
             <w:rStyle w:val="Hyperlink"/>
@@ -1643,7 +1643,7 @@
       <w:r>
         <w:t xml:space="preserve"> — modifié — </w:t>
       </w:r>
-      <w:hyperlink w:history="1" r:id="rIdmdxxqe9teajq4nxmiu9gi">
+      <w:hyperlink w:history="1" r:id="rIdq1i_ty0uizhcjzfzynywv">
         <w:r>
           <w:rPr>
             <w:rStyle w:val="Hyperlink"/>
@@ -1672,7 +1672,7 @@
       <w:r>
         <w:t xml:space="preserve"> — créé — </w:t>
       </w:r>
-      <w:hyperlink w:history="1" r:id="rIdgns4_5bkmqql1d7vjkmk6">
+      <w:hyperlink w:history="1" r:id="rIdegxseigsgcvqwp8-_mqdk">
         <w:r>
           <w:rPr>
             <w:rStyle w:val="Hyperlink"/>
@@ -1701,7 +1701,7 @@
       <w:r>
         <w:t xml:space="preserve"> — créé — </w:t>
       </w:r>
-      <w:hyperlink w:history="1" r:id="rIdgkwdwppx0xcu3ghsplntj">
+      <w:hyperlink w:history="1" r:id="rIdzjo3a8kiygshxqjfd2npz">
         <w:r>
           <w:rPr>
             <w:rStyle w:val="Hyperlink"/>

--- a/docs/developpement/phases/word/PHASE_23_OPTIONS_PAR_LIEU_APPLICATION_INSTALLABLE_LOGO.docx
+++ b/docs/developpement/phases/word/PHASE_23_OPTIONS_PAR_LIEU_APPLICATION_INSTALLABLE_LOGO.docx
@@ -18,9 +18,9 @@
         <w:shd w:fill="F6F3FF" w:color="auto" w:val="clear"/>
       </w:pPr>
       <w:r>
-        <w:t xml:space="preserve">FlaiX Expert · dossier de développement · généré le 2026-10-04 depuis le dépôt </w:t>
-      </w:r>
-      <w:hyperlink w:history="1" r:id="rId40i-yxtaiokiyeha-pkri">
+        <w:t xml:space="preserve">FlaiX Expert · dossier de développement · généré le 2026-10-19 depuis le dépôt </w:t>
+      </w:r>
+      <w:hyperlink w:history="1" r:id="rIdhdy4glas014x99nwxjuxf">
         <w:r>
           <w:rPr>
             <w:rStyle w:val="Hyperlink"/>
@@ -608,7 +608,7 @@
           <w:numId w:val="2"/>
         </w:numPr>
       </w:pPr>
-      <w:hyperlink w:history="1" r:id="rIdyfp7eqfyhctigoy_kp6jx">
+      <w:hyperlink w:history="1" r:id="rIdiyhjrjql-mbcy0vp3-mew">
         <w:r>
           <w:rPr>
             <w:rStyle w:val="Hyperlink"/>
@@ -628,7 +628,7 @@
           <w:numId w:val="2"/>
         </w:numPr>
       </w:pPr>
-      <w:hyperlink w:history="1" r:id="rIdmaeuriv8-6q1q-ejp0xlw">
+      <w:hyperlink w:history="1" r:id="rIdwod0rby05bay1wad1pffm">
         <w:r>
           <w:rPr>
             <w:rStyle w:val="Hyperlink"/>
@@ -648,7 +648,7 @@
           <w:numId w:val="2"/>
         </w:numPr>
       </w:pPr>
-      <w:hyperlink w:history="1" r:id="rId_0ljkcryssaipj3apdoc5">
+      <w:hyperlink w:history="1" r:id="rIdfg2pkyn3naa49e3s3xkow">
         <w:r>
           <w:rPr>
             <w:rStyle w:val="Hyperlink"/>
@@ -696,7 +696,7 @@
       <w:r>
         <w:t xml:space="preserve"> — créé — </w:t>
       </w:r>
-      <w:hyperlink w:history="1" r:id="rIdruohdddjtwfq9357c-on-">
+      <w:hyperlink w:history="1" r:id="rIdl1ixv75m5aewc_3vuj42c">
         <w:r>
           <w:rPr>
             <w:rStyle w:val="Hyperlink"/>
@@ -733,7 +733,7 @@
       <w:r>
         <w:t xml:space="preserve"> — créé — </w:t>
       </w:r>
-      <w:hyperlink w:history="1" r:id="rIdlv4midm7oajgivgf4mgvf">
+      <w:hyperlink w:history="1" r:id="rIdcqzm2-aljeklriptvgffe">
         <w:r>
           <w:rPr>
             <w:rStyle w:val="Hyperlink"/>
@@ -770,7 +770,7 @@
       <w:r>
         <w:t xml:space="preserve"> — modifié — </w:t>
       </w:r>
-      <w:hyperlink w:history="1" r:id="rIdswuuncgvjl83cjwfftgdv">
+      <w:hyperlink w:history="1" r:id="rIdc1jaiv0vfouw7wu_r8ugi">
         <w:r>
           <w:rPr>
             <w:rStyle w:val="Hyperlink"/>
@@ -799,7 +799,7 @@
       <w:r>
         <w:t xml:space="preserve"> — modifié — </w:t>
       </w:r>
-      <w:hyperlink w:history="1" r:id="rId6wc9twaxptbqwuuqyudbo">
+      <w:hyperlink w:history="1" r:id="rIdiuccy2otvs6wtb-fl7vkx">
         <w:r>
           <w:rPr>
             <w:rStyle w:val="Hyperlink"/>
@@ -836,7 +836,7 @@
       <w:r>
         <w:t xml:space="preserve"> — créé — </w:t>
       </w:r>
-      <w:hyperlink w:history="1" r:id="rIdf6qcn9oefkety-u-xekip">
+      <w:hyperlink w:history="1" r:id="rIdysienhyxfvfyajqtvluoi">
         <w:r>
           <w:rPr>
             <w:rStyle w:val="Hyperlink"/>
@@ -865,7 +865,7 @@
       <w:r>
         <w:t xml:space="preserve"> — modifié — </w:t>
       </w:r>
-      <w:hyperlink w:history="1" r:id="rId1zmvx2c8nhbhkcspnopfy">
+      <w:hyperlink w:history="1" r:id="rIdqdvvsqlbisdaou7tbdl8z">
         <w:r>
           <w:rPr>
             <w:rStyle w:val="Hyperlink"/>
@@ -894,7 +894,7 @@
       <w:r>
         <w:t xml:space="preserve"> — modifié — </w:t>
       </w:r>
-      <w:hyperlink w:history="1" r:id="rIdxcmf1m205n3abghv3e2xe">
+      <w:hyperlink w:history="1" r:id="rIdcnjw-6m1gcnmjnezjfxix">
         <w:r>
           <w:rPr>
             <w:rStyle w:val="Hyperlink"/>
@@ -923,7 +923,7 @@
       <w:r>
         <w:t xml:space="preserve"> — modifié — </w:t>
       </w:r>
-      <w:hyperlink w:history="1" r:id="rIdwsdnsjn7bh6ietsioil8q">
+      <w:hyperlink w:history="1" r:id="rIdwa58ltwjr_nc-l2ux8w0w">
         <w:r>
           <w:rPr>
             <w:rStyle w:val="Hyperlink"/>
@@ -960,7 +960,7 @@
       <w:r>
         <w:t xml:space="preserve"> — modifié — </w:t>
       </w:r>
-      <w:hyperlink w:history="1" r:id="rId97rhalneasugdz3wvo6s2">
+      <w:hyperlink w:history="1" r:id="rIdz3kg34d6l0ojcg3g-9ev7">
         <w:r>
           <w:rPr>
             <w:rStyle w:val="Hyperlink"/>
@@ -989,7 +989,7 @@
       <w:r>
         <w:t xml:space="preserve"> — créé — </w:t>
       </w:r>
-      <w:hyperlink w:history="1" r:id="rIdck1czt-axv5hp3opnjjcp">
+      <w:hyperlink w:history="1" r:id="rIdt8e1efxq_iujfbgx_gujj">
         <w:r>
           <w:rPr>
             <w:rStyle w:val="Hyperlink"/>
@@ -1018,7 +1018,7 @@
       <w:r>
         <w:t xml:space="preserve"> — créé — </w:t>
       </w:r>
-      <w:hyperlink w:history="1" r:id="rId3zit3is6p1tn-yppdj-7x">
+      <w:hyperlink w:history="1" r:id="rIdzh5kxw3l9nkqzmtmsxfr0">
         <w:r>
           <w:rPr>
             <w:rStyle w:val="Hyperlink"/>
@@ -1047,7 +1047,7 @@
       <w:r>
         <w:t xml:space="preserve"> — créé — </w:t>
       </w:r>
-      <w:hyperlink w:history="1" r:id="rIdsrerenliiodrztqdxe1lz">
+      <w:hyperlink w:history="1" r:id="rIdi8jxsysp16v8l65pwtlhw">
         <w:r>
           <w:rPr>
             <w:rStyle w:val="Hyperlink"/>
@@ -1076,7 +1076,7 @@
       <w:r>
         <w:t xml:space="preserve"> — créé — </w:t>
       </w:r>
-      <w:hyperlink w:history="1" r:id="rIdgchphr0hpkzia1_ei_4db">
+      <w:hyperlink w:history="1" r:id="rIdn9vn3tatgf8i-kl0g83d0">
         <w:r>
           <w:rPr>
             <w:rStyle w:val="Hyperlink"/>
@@ -1105,7 +1105,7 @@
       <w:r>
         <w:t xml:space="preserve"> — créé — </w:t>
       </w:r>
-      <w:hyperlink w:history="1" r:id="rIdi2fjcm0kbdqtfg-6nhuac">
+      <w:hyperlink w:history="1" r:id="rIdmkomurpfflegm7qaldypw">
         <w:r>
           <w:rPr>
             <w:rStyle w:val="Hyperlink"/>
@@ -1134,7 +1134,7 @@
       <w:r>
         <w:t xml:space="preserve"> — créé — </w:t>
       </w:r>
-      <w:hyperlink w:history="1" r:id="rIdv6_8vnfqgof7edqiqvgze">
+      <w:hyperlink w:history="1" r:id="rIdcpfwvktpoqs6c9wlbh4qa">
         <w:r>
           <w:rPr>
             <w:rStyle w:val="Hyperlink"/>
@@ -1163,7 +1163,7 @@
       <w:r>
         <w:t xml:space="preserve"> — créé — </w:t>
       </w:r>
-      <w:hyperlink w:history="1" r:id="rId6nyiqzplkdjqv6cszdjkd">
+      <w:hyperlink w:history="1" r:id="rIdzjyjk2z2o4puoqtpmqgo4">
         <w:r>
           <w:rPr>
             <w:rStyle w:val="Hyperlink"/>
@@ -1192,7 +1192,7 @@
       <w:r>
         <w:t xml:space="preserve"> — modifié — </w:t>
       </w:r>
-      <w:hyperlink w:history="1" r:id="rIdft7bsh1uwftmxvklri-jq">
+      <w:hyperlink w:history="1" r:id="rIdc_9ykjwiouxfv2wwiuupw">
         <w:r>
           <w:rPr>
             <w:rStyle w:val="Hyperlink"/>
@@ -1221,7 +1221,7 @@
       <w:r>
         <w:t xml:space="preserve"> — créé — </w:t>
       </w:r>
-      <w:hyperlink w:history="1" r:id="rIdxqiwrkasttd377gybivbk">
+      <w:hyperlink w:history="1" r:id="rIdgcvndfq4ucl4vqu8zhgtw">
         <w:r>
           <w:rPr>
             <w:rStyle w:val="Hyperlink"/>
@@ -1250,7 +1250,7 @@
       <w:r>
         <w:t xml:space="preserve"> — modifié — </w:t>
       </w:r>
-      <w:hyperlink w:history="1" r:id="rIdkqdtz3bnugrzlqmmrjbnm">
+      <w:hyperlink w:history="1" r:id="rIdc4qxa7xjgddrlqalwefvc">
         <w:r>
           <w:rPr>
             <w:rStyle w:val="Hyperlink"/>
@@ -1279,7 +1279,7 @@
       <w:r>
         <w:t xml:space="preserve"> — modifié — </w:t>
       </w:r>
-      <w:hyperlink w:history="1" r:id="rIdtry9_w2ap0zxh9202m-92">
+      <w:hyperlink w:history="1" r:id="rIdyd1r3fikggxr6ywsh1lao">
         <w:r>
           <w:rPr>
             <w:rStyle w:val="Hyperlink"/>
@@ -1308,7 +1308,7 @@
       <w:r>
         <w:t xml:space="preserve"> — modifié — </w:t>
       </w:r>
-      <w:hyperlink w:history="1" r:id="rIdshgjdzrlgrumn-jsyjiag">
+      <w:hyperlink w:history="1" r:id="rIdirojo8dorj_f3nehpsfg8">
         <w:r>
           <w:rPr>
             <w:rStyle w:val="Hyperlink"/>
@@ -1337,7 +1337,7 @@
       <w:r>
         <w:t xml:space="preserve"> — modifié — </w:t>
       </w:r>
-      <w:hyperlink w:history="1" r:id="rIdg_2j55bds5pxpuimpa1v0">
+      <w:hyperlink w:history="1" r:id="rIdhalyphuv3wentuw2sbjhk">
         <w:r>
           <w:rPr>
             <w:rStyle w:val="Hyperlink"/>
@@ -1366,7 +1366,7 @@
       <w:r>
         <w:t xml:space="preserve"> — modifié — </w:t>
       </w:r>
-      <w:hyperlink w:history="1" r:id="rIdsyqgqad0s8sgjq2gltsch">
+      <w:hyperlink w:history="1" r:id="rId_hop64f0v-w4v2faxo8r7">
         <w:r>
           <w:rPr>
             <w:rStyle w:val="Hyperlink"/>
@@ -1395,7 +1395,7 @@
       <w:r>
         <w:t xml:space="preserve"> — modifié — </w:t>
       </w:r>
-      <w:hyperlink w:history="1" r:id="rIdb-c61mc1w4qovfvwncxrm">
+      <w:hyperlink w:history="1" r:id="rId0mrrx2zcdiuiwz6iclmrg">
         <w:r>
           <w:rPr>
             <w:rStyle w:val="Hyperlink"/>
@@ -1424,7 +1424,7 @@
       <w:r>
         <w:t xml:space="preserve"> — modifié — </w:t>
       </w:r>
-      <w:hyperlink w:history="1" r:id="rId8qzxi22y77gxmenfsc1mz">
+      <w:hyperlink w:history="1" r:id="rIdizxozoymlvdd-zbv8bk1b">
         <w:r>
           <w:rPr>
             <w:rStyle w:val="Hyperlink"/>
@@ -1453,7 +1453,7 @@
       <w:r>
         <w:t xml:space="preserve"> — modifié — </w:t>
       </w:r>
-      <w:hyperlink w:history="1" r:id="rIdxdhbc4anhfy-sd8i8oifp">
+      <w:hyperlink w:history="1" r:id="rIds-gvutya76dw9uapzczdt">
         <w:r>
           <w:rPr>
             <w:rStyle w:val="Hyperlink"/>
@@ -1482,7 +1482,7 @@
       <w:r>
         <w:t xml:space="preserve"> — modifié — </w:t>
       </w:r>
-      <w:hyperlink w:history="1" r:id="rIdzikrwrk6ugfzdgwgwajfy">
+      <w:hyperlink w:history="1" r:id="rIdg5vv2xwtvrmr_9il71dt_">
         <w:r>
           <w:rPr>
             <w:rStyle w:val="Hyperlink"/>
@@ -1511,7 +1511,7 @@
       <w:r>
         <w:t xml:space="preserve"> — modifié — </w:t>
       </w:r>
-      <w:hyperlink w:history="1" r:id="rIdtt045zx4tspyc12leucyx">
+      <w:hyperlink w:history="1" r:id="rIdawygu4vnivj5sohg1o6z-">
         <w:r>
           <w:rPr>
             <w:rStyle w:val="Hyperlink"/>
@@ -1548,7 +1548,7 @@
       <w:r>
         <w:t xml:space="preserve"> — créé — </w:t>
       </w:r>
-      <w:hyperlink w:history="1" r:id="rIdkg__q2botzfocw7rssr_l">
+      <w:hyperlink w:history="1" r:id="rIdtxjnc5shzeqaxl1fjk1oa">
         <w:r>
           <w:rPr>
             <w:rStyle w:val="Hyperlink"/>
@@ -1577,7 +1577,7 @@
       <w:r>
         <w:t xml:space="preserve"> — créé — </w:t>
       </w:r>
-      <w:hyperlink w:history="1" r:id="rIdmaslfjoqeq6lnd6ca72lt">
+      <w:hyperlink w:history="1" r:id="rId5lhtdykqynd-q5xznftxc">
         <w:r>
           <w:rPr>
             <w:rStyle w:val="Hyperlink"/>
@@ -1614,7 +1614,7 @@
       <w:r>
         <w:t xml:space="preserve"> — modifié — </w:t>
       </w:r>
-      <w:hyperlink w:history="1" r:id="rIdrz2k1o3knqqstcay3ykmb">
+      <w:hyperlink w:history="1" r:id="rId2w713amvivlsb5o46p_2q">
         <w:r>
           <w:rPr>
             <w:rStyle w:val="Hyperlink"/>
@@ -1643,7 +1643,7 @@
       <w:r>
         <w:t xml:space="preserve"> — modifié — </w:t>
       </w:r>
-      <w:hyperlink w:history="1" r:id="rIdq1i_ty0uizhcjzfzynywv">
+      <w:hyperlink w:history="1" r:id="rIdrwvj-pynfbop4z3rpbzie">
         <w:r>
           <w:rPr>
             <w:rStyle w:val="Hyperlink"/>
@@ -1672,7 +1672,7 @@
       <w:r>
         <w:t xml:space="preserve"> — créé — </w:t>
       </w:r>
-      <w:hyperlink w:history="1" r:id="rIdegxseigsgcvqwp8-_mqdk">
+      <w:hyperlink w:history="1" r:id="rIdbupis4woykgr01ajp1txo">
         <w:r>
           <w:rPr>
             <w:rStyle w:val="Hyperlink"/>
@@ -1701,7 +1701,7 @@
       <w:r>
         <w:t xml:space="preserve"> — créé — </w:t>
       </w:r>
-      <w:hyperlink w:history="1" r:id="rIdzjo3a8kiygshxqjfd2npz">
+      <w:hyperlink w:history="1" r:id="rIdn2djryhnawuxdlaxyd7z-">
         <w:r>
           <w:rPr>
             <w:rStyle w:val="Hyperlink"/>
@@ -1757,7 +1757,7 @@
         </w:numPr>
       </w:pPr>
       <w:r>
-        <w:t xml:space="preserve">sans réglage, toutes les options sont actives (rien ne change pour un lieu existant), sauf l'assistant IA, payant à l'usage</w:t>
+        <w:t xml:space="preserve">sans réglage, toutes les options sont actives (rien ne change pour un lieu existant), sauf l'assistant IA, payant à l'usage, et les caisses connectées (§15.150)</w:t>
       </w:r>
     </w:p>
     <w:p>

--- a/docs/developpement/phases/word/PHASE_23_OPTIONS_PAR_LIEU_APPLICATION_INSTALLABLE_LOGO.docx
+++ b/docs/developpement/phases/word/PHASE_23_OPTIONS_PAR_LIEU_APPLICATION_INSTALLABLE_LOGO.docx
@@ -20,7 +20,7 @@
       <w:r>
         <w:t xml:space="preserve">FlaiX Expert · dossier de développement · généré le 2026-10-19 depuis le dépôt </w:t>
       </w:r>
-      <w:hyperlink w:history="1" r:id="rIdhdy4glas014x99nwxjuxf">
+      <w:hyperlink w:history="1" r:id="rIdzahqu13tnsihgclkdjyc4">
         <w:r>
           <w:rPr>
             <w:rStyle w:val="Hyperlink"/>
@@ -608,7 +608,7 @@
           <w:numId w:val="2"/>
         </w:numPr>
       </w:pPr>
-      <w:hyperlink w:history="1" r:id="rIdiyhjrjql-mbcy0vp3-mew">
+      <w:hyperlink w:history="1" r:id="rIdprl-t2215rjfni_fibf2o">
         <w:r>
           <w:rPr>
             <w:rStyle w:val="Hyperlink"/>
@@ -628,7 +628,7 @@
           <w:numId w:val="2"/>
         </w:numPr>
       </w:pPr>
-      <w:hyperlink w:history="1" r:id="rIdwod0rby05bay1wad1pffm">
+      <w:hyperlink w:history="1" r:id="rIdsr2hixko2mjpw27j2uob-">
         <w:r>
           <w:rPr>
             <w:rStyle w:val="Hyperlink"/>
@@ -648,7 +648,7 @@
           <w:numId w:val="2"/>
         </w:numPr>
       </w:pPr>
-      <w:hyperlink w:history="1" r:id="rIdfg2pkyn3naa49e3s3xkow">
+      <w:hyperlink w:history="1" r:id="rIda2tatlsz5apyfg4nf5fic">
         <w:r>
           <w:rPr>
             <w:rStyle w:val="Hyperlink"/>
@@ -696,7 +696,7 @@
       <w:r>
         <w:t xml:space="preserve"> — créé — </w:t>
       </w:r>
-      <w:hyperlink w:history="1" r:id="rIdl1ixv75m5aewc_3vuj42c">
+      <w:hyperlink w:history="1" r:id="rIdmihixxnaytj73cqwhpdrs">
         <w:r>
           <w:rPr>
             <w:rStyle w:val="Hyperlink"/>
@@ -733,7 +733,7 @@
       <w:r>
         <w:t xml:space="preserve"> — créé — </w:t>
       </w:r>
-      <w:hyperlink w:history="1" r:id="rIdcqzm2-aljeklriptvgffe">
+      <w:hyperlink w:history="1" r:id="rId8mhw58x_arbywensmnqc1">
         <w:r>
           <w:rPr>
             <w:rStyle w:val="Hyperlink"/>
@@ -770,7 +770,7 @@
       <w:r>
         <w:t xml:space="preserve"> — modifié — </w:t>
       </w:r>
-      <w:hyperlink w:history="1" r:id="rIdc1jaiv0vfouw7wu_r8ugi">
+      <w:hyperlink w:history="1" r:id="rIdj3g7woatq8jsoa638djps">
         <w:r>
           <w:rPr>
             <w:rStyle w:val="Hyperlink"/>
@@ -799,7 +799,7 @@
       <w:r>
         <w:t xml:space="preserve"> — modifié — </w:t>
       </w:r>
-      <w:hyperlink w:history="1" r:id="rIdiuccy2otvs6wtb-fl7vkx">
+      <w:hyperlink w:history="1" r:id="rId1ny6yk5mb98yzbm1hmc3z">
         <w:r>
           <w:rPr>
             <w:rStyle w:val="Hyperlink"/>
@@ -836,7 +836,7 @@
       <w:r>
         <w:t xml:space="preserve"> — créé — </w:t>
       </w:r>
-      <w:hyperlink w:history="1" r:id="rIdysienhyxfvfyajqtvluoi">
+      <w:hyperlink w:history="1" r:id="rId39dywd4tfzfhcl98pttj_">
         <w:r>
           <w:rPr>
             <w:rStyle w:val="Hyperlink"/>
@@ -865,7 +865,7 @@
       <w:r>
         <w:t xml:space="preserve"> — modifié — </w:t>
       </w:r>
-      <w:hyperlink w:history="1" r:id="rIdqdvvsqlbisdaou7tbdl8z">
+      <w:hyperlink w:history="1" r:id="rIdhlvsvpuj318ljzopeejjf">
         <w:r>
           <w:rPr>
             <w:rStyle w:val="Hyperlink"/>
@@ -894,7 +894,7 @@
       <w:r>
         <w:t xml:space="preserve"> — modifié — </w:t>
       </w:r>
-      <w:hyperlink w:history="1" r:id="rIdcnjw-6m1gcnmjnezjfxix">
+      <w:hyperlink w:history="1" r:id="rIdykflybeebqs9qepxlunbs">
         <w:r>
           <w:rPr>
             <w:rStyle w:val="Hyperlink"/>
@@ -923,7 +923,7 @@
       <w:r>
         <w:t xml:space="preserve"> — modifié — </w:t>
       </w:r>
-      <w:hyperlink w:history="1" r:id="rIdwa58ltwjr_nc-l2ux8w0w">
+      <w:hyperlink w:history="1" r:id="rIdch8r-djwxfulros5kzsof">
         <w:r>
           <w:rPr>
             <w:rStyle w:val="Hyperlink"/>
@@ -960,7 +960,7 @@
       <w:r>
         <w:t xml:space="preserve"> — modifié — </w:t>
       </w:r>
-      <w:hyperlink w:history="1" r:id="rIdz3kg34d6l0ojcg3g-9ev7">
+      <w:hyperlink w:history="1" r:id="rIdtgqxbovzyysv6aoocbprx">
         <w:r>
           <w:rPr>
             <w:rStyle w:val="Hyperlink"/>
@@ -989,7 +989,7 @@
       <w:r>
         <w:t xml:space="preserve"> — créé — </w:t>
       </w:r>
-      <w:hyperlink w:history="1" r:id="rIdt8e1efxq_iujfbgx_gujj">
+      <w:hyperlink w:history="1" r:id="rIdl8d_kcll9rzn_2u_kc5ix">
         <w:r>
           <w:rPr>
             <w:rStyle w:val="Hyperlink"/>
@@ -1018,7 +1018,7 @@
       <w:r>
         <w:t xml:space="preserve"> — créé — </w:t>
       </w:r>
-      <w:hyperlink w:history="1" r:id="rIdzh5kxw3l9nkqzmtmsxfr0">
+      <w:hyperlink w:history="1" r:id="rIdbacjz1ffoockvwme4ldhz">
         <w:r>
           <w:rPr>
             <w:rStyle w:val="Hyperlink"/>
@@ -1047,7 +1047,7 @@
       <w:r>
         <w:t xml:space="preserve"> — créé — </w:t>
       </w:r>
-      <w:hyperlink w:history="1" r:id="rIdi8jxsysp16v8l65pwtlhw">
+      <w:hyperlink w:history="1" r:id="rIdkxrrun3gxijwhafxutwns">
         <w:r>
           <w:rPr>
             <w:rStyle w:val="Hyperlink"/>
@@ -1076,7 +1076,7 @@
       <w:r>
         <w:t xml:space="preserve"> — créé — </w:t>
       </w:r>
-      <w:hyperlink w:history="1" r:id="rIdn9vn3tatgf8i-kl0g83d0">
+      <w:hyperlink w:history="1" r:id="rIdk7dncckidj8ivm7vxrq8q">
         <w:r>
           <w:rPr>
             <w:rStyle w:val="Hyperlink"/>
@@ -1105,7 +1105,7 @@
       <w:r>
         <w:t xml:space="preserve"> — créé — </w:t>
       </w:r>
-      <w:hyperlink w:history="1" r:id="rIdmkomurpfflegm7qaldypw">
+      <w:hyperlink w:history="1" r:id="rIdyzyjxxr6osykmln6xm1hc">
         <w:r>
           <w:rPr>
             <w:rStyle w:val="Hyperlink"/>
@@ -1134,7 +1134,7 @@
       <w:r>
         <w:t xml:space="preserve"> — créé — </w:t>
       </w:r>
-      <w:hyperlink w:history="1" r:id="rIdcpfwvktpoqs6c9wlbh4qa">
+      <w:hyperlink w:history="1" r:id="rIdie9kvfivcke5z5nvyqn2l">
         <w:r>
           <w:rPr>
             <w:rStyle w:val="Hyperlink"/>
@@ -1163,7 +1163,7 @@
       <w:r>
         <w:t xml:space="preserve"> — créé — </w:t>
       </w:r>
-      <w:hyperlink w:history="1" r:id="rIdzjyjk2z2o4puoqtpmqgo4">
+      <w:hyperlink w:history="1" r:id="rIdp3cvhkdudexwfjeazsyzq">
         <w:r>
           <w:rPr>
             <w:rStyle w:val="Hyperlink"/>
@@ -1192,7 +1192,7 @@
       <w:r>
         <w:t xml:space="preserve"> — modifié — </w:t>
       </w:r>
-      <w:hyperlink w:history="1" r:id="rIdc_9ykjwiouxfv2wwiuupw">
+      <w:hyperlink w:history="1" r:id="rIdlndgqqlotnu3avnndej05">
         <w:r>
           <w:rPr>
             <w:rStyle w:val="Hyperlink"/>
@@ -1221,7 +1221,7 @@
       <w:r>
         <w:t xml:space="preserve"> — créé — </w:t>
       </w:r>
-      <w:hyperlink w:history="1" r:id="rIdgcvndfq4ucl4vqu8zhgtw">
+      <w:hyperlink w:history="1" r:id="rIdsr3ouwbq-aeruioaj7zuq">
         <w:r>
           <w:rPr>
             <w:rStyle w:val="Hyperlink"/>
@@ -1250,7 +1250,7 @@
       <w:r>
         <w:t xml:space="preserve"> — modifié — </w:t>
       </w:r>
-      <w:hyperlink w:history="1" r:id="rIdc4qxa7xjgddrlqalwefvc">
+      <w:hyperlink w:history="1" r:id="rIdn7g4qqh7zzk49c4-z6eqp">
         <w:r>
           <w:rPr>
             <w:rStyle w:val="Hyperlink"/>
@@ -1279,7 +1279,7 @@
       <w:r>
         <w:t xml:space="preserve"> — modifié — </w:t>
       </w:r>
-      <w:hyperlink w:history="1" r:id="rIdyd1r3fikggxr6ywsh1lao">
+      <w:hyperlink w:history="1" r:id="rIdp25aqm7vwerh-qqzxq1ko">
         <w:r>
           <w:rPr>
             <w:rStyle w:val="Hyperlink"/>
@@ -1308,7 +1308,7 @@
       <w:r>
         <w:t xml:space="preserve"> — modifié — </w:t>
       </w:r>
-      <w:hyperlink w:history="1" r:id="rIdirojo8dorj_f3nehpsfg8">
+      <w:hyperlink w:history="1" r:id="rIded37bxvraggp-oghntwf3">
         <w:r>
           <w:rPr>
             <w:rStyle w:val="Hyperlink"/>
@@ -1337,7 +1337,7 @@
       <w:r>
         <w:t xml:space="preserve"> — modifié — </w:t>
       </w:r>
-      <w:hyperlink w:history="1" r:id="rIdhalyphuv3wentuw2sbjhk">
+      <w:hyperlink w:history="1" r:id="rIdg3eshkkpwnkkfx9xlo-ub">
         <w:r>
           <w:rPr>
             <w:rStyle w:val="Hyperlink"/>
@@ -1366,7 +1366,7 @@
       <w:r>
         <w:t xml:space="preserve"> — modifié — </w:t>
       </w:r>
-      <w:hyperlink w:history="1" r:id="rId_hop64f0v-w4v2faxo8r7">
+      <w:hyperlink w:history="1" r:id="rIdanxklvb5c9hntdrsza7z2">
         <w:r>
           <w:rPr>
             <w:rStyle w:val="Hyperlink"/>
@@ -1395,7 +1395,7 @@
       <w:r>
         <w:t xml:space="preserve"> — modifié — </w:t>
       </w:r>
-      <w:hyperlink w:history="1" r:id="rId0mrrx2zcdiuiwz6iclmrg">
+      <w:hyperlink w:history="1" r:id="rIdmm5z2ra6ugarymschp3z_">
         <w:r>
           <w:rPr>
             <w:rStyle w:val="Hyperlink"/>
@@ -1424,7 +1424,7 @@
       <w:r>
         <w:t xml:space="preserve"> — modifié — </w:t>
       </w:r>
-      <w:hyperlink w:history="1" r:id="rIdizxozoymlvdd-zbv8bk1b">
+      <w:hyperlink w:history="1" r:id="rIdng--lpywo40l_nwgstsou">
         <w:r>
           <w:rPr>
             <w:rStyle w:val="Hyperlink"/>
@@ -1453,7 +1453,7 @@
       <w:r>
         <w:t xml:space="preserve"> — modifié — </w:t>
       </w:r>
-      <w:hyperlink w:history="1" r:id="rIds-gvutya76dw9uapzczdt">
+      <w:hyperlink w:history="1" r:id="rIdt2kshowtgdur2cubcvuv7">
         <w:r>
           <w:rPr>
             <w:rStyle w:val="Hyperlink"/>
@@ -1482,7 +1482,7 @@
       <w:r>
         <w:t xml:space="preserve"> — modifié — </w:t>
       </w:r>
-      <w:hyperlink w:history="1" r:id="rIdg5vv2xwtvrmr_9il71dt_">
+      <w:hyperlink w:history="1" r:id="rIdipcnpslngo26ffcohzvbx">
         <w:r>
           <w:rPr>
             <w:rStyle w:val="Hyperlink"/>
@@ -1511,7 +1511,7 @@
       <w:r>
         <w:t xml:space="preserve"> — modifié — </w:t>
       </w:r>
-      <w:hyperlink w:history="1" r:id="rIdawygu4vnivj5sohg1o6z-">
+      <w:hyperlink w:history="1" r:id="rIdsuydu8dgzsvrf0ekhwwdf">
         <w:r>
           <w:rPr>
             <w:rStyle w:val="Hyperlink"/>
@@ -1548,7 +1548,7 @@
       <w:r>
         <w:t xml:space="preserve"> — créé — </w:t>
       </w:r>
-      <w:hyperlink w:history="1" r:id="rIdtxjnc5shzeqaxl1fjk1oa">
+      <w:hyperlink w:history="1" r:id="rId5dmejo5hd_w3ewjehpzec">
         <w:r>
           <w:rPr>
             <w:rStyle w:val="Hyperlink"/>
@@ -1577,7 +1577,7 @@
       <w:r>
         <w:t xml:space="preserve"> — créé — </w:t>
       </w:r>
-      <w:hyperlink w:history="1" r:id="rId5lhtdykqynd-q5xznftxc">
+      <w:hyperlink w:history="1" r:id="rIdj7qy08f64pdqh-ngnhavp">
         <w:r>
           <w:rPr>
             <w:rStyle w:val="Hyperlink"/>
@@ -1614,7 +1614,7 @@
       <w:r>
         <w:t xml:space="preserve"> — modifié — </w:t>
       </w:r>
-      <w:hyperlink w:history="1" r:id="rId2w713amvivlsb5o46p_2q">
+      <w:hyperlink w:history="1" r:id="rIdxmwr_mfpyglhfjtgvwal7">
         <w:r>
           <w:rPr>
             <w:rStyle w:val="Hyperlink"/>
@@ -1643,7 +1643,7 @@
       <w:r>
         <w:t xml:space="preserve"> — modifié — </w:t>
       </w:r>
-      <w:hyperlink w:history="1" r:id="rIdrwvj-pynfbop4z3rpbzie">
+      <w:hyperlink w:history="1" r:id="rIdfbvjcdpp_v-sfhebfle2k">
         <w:r>
           <w:rPr>
             <w:rStyle w:val="Hyperlink"/>
@@ -1672,7 +1672,7 @@
       <w:r>
         <w:t xml:space="preserve"> — créé — </w:t>
       </w:r>
-      <w:hyperlink w:history="1" r:id="rIdbupis4woykgr01ajp1txo">
+      <w:hyperlink w:history="1" r:id="rIduoqistmuio_hczeyk9wjj">
         <w:r>
           <w:rPr>
             <w:rStyle w:val="Hyperlink"/>
@@ -1701,7 +1701,7 @@
       <w:r>
         <w:t xml:space="preserve"> — créé — </w:t>
       </w:r>
-      <w:hyperlink w:history="1" r:id="rIdn2djryhnawuxdlaxyd7z-">
+      <w:hyperlink w:history="1" r:id="rId13xfbdnbx8jhntk2ym11m">
         <w:r>
           <w:rPr>
             <w:rStyle w:val="Hyperlink"/>

--- a/docs/developpement/phases/word/PHASE_23_OPTIONS_PAR_LIEU_APPLICATION_INSTALLABLE_LOGO.docx
+++ b/docs/developpement/phases/word/PHASE_23_OPTIONS_PAR_LIEU_APPLICATION_INSTALLABLE_LOGO.docx
@@ -20,7 +20,7 @@
       <w:r>
         <w:t xml:space="preserve">FlaiX Expert · dossier de développement · généré le 2026-10-19 depuis le dépôt </w:t>
       </w:r>
-      <w:hyperlink w:history="1" r:id="rIdzahqu13tnsihgclkdjyc4">
+      <w:hyperlink w:history="1" r:id="rIdnb_e0dn26dy2c-xyebchy">
         <w:r>
           <w:rPr>
             <w:rStyle w:val="Hyperlink"/>
@@ -608,7 +608,7 @@
           <w:numId w:val="2"/>
         </w:numPr>
       </w:pPr>
-      <w:hyperlink w:history="1" r:id="rIdprl-t2215rjfni_fibf2o">
+      <w:hyperlink w:history="1" r:id="rIdv3kopjnsnf2whx3hsj_w9">
         <w:r>
           <w:rPr>
             <w:rStyle w:val="Hyperlink"/>
@@ -628,7 +628,7 @@
           <w:numId w:val="2"/>
         </w:numPr>
       </w:pPr>
-      <w:hyperlink w:history="1" r:id="rIdsr2hixko2mjpw27j2uob-">
+      <w:hyperlink w:history="1" r:id="rIdb4ggm8ulhnozbmxw7g5z9">
         <w:r>
           <w:rPr>
             <w:rStyle w:val="Hyperlink"/>
@@ -648,7 +648,7 @@
           <w:numId w:val="2"/>
         </w:numPr>
       </w:pPr>
-      <w:hyperlink w:history="1" r:id="rIda2tatlsz5apyfg4nf5fic">
+      <w:hyperlink w:history="1" r:id="rIduq5ef7uec_z_uyxrluwhz">
         <w:r>
           <w:rPr>
             <w:rStyle w:val="Hyperlink"/>
@@ -696,7 +696,7 @@
       <w:r>
         <w:t xml:space="preserve"> — créé — </w:t>
       </w:r>
-      <w:hyperlink w:history="1" r:id="rIdmihixxnaytj73cqwhpdrs">
+      <w:hyperlink w:history="1" r:id="rIdvvlaovmyn5aju0w2qg1rv">
         <w:r>
           <w:rPr>
             <w:rStyle w:val="Hyperlink"/>
@@ -733,7 +733,7 @@
       <w:r>
         <w:t xml:space="preserve"> — créé — </w:t>
       </w:r>
-      <w:hyperlink w:history="1" r:id="rId8mhw58x_arbywensmnqc1">
+      <w:hyperlink w:history="1" r:id="rIdhryvbzm5s8nylbfqemu98">
         <w:r>
           <w:rPr>
             <w:rStyle w:val="Hyperlink"/>
@@ -770,7 +770,7 @@
       <w:r>
         <w:t xml:space="preserve"> — modifié — </w:t>
       </w:r>
-      <w:hyperlink w:history="1" r:id="rIdj3g7woatq8jsoa638djps">
+      <w:hyperlink w:history="1" r:id="rIdedrz_lhqlsjum6jo4gqqy">
         <w:r>
           <w:rPr>
             <w:rStyle w:val="Hyperlink"/>
@@ -799,7 +799,7 @@
       <w:r>
         <w:t xml:space="preserve"> — modifié — </w:t>
       </w:r>
-      <w:hyperlink w:history="1" r:id="rId1ny6yk5mb98yzbm1hmc3z">
+      <w:hyperlink w:history="1" r:id="rIdlaohftknw4ptn9llppfl0">
         <w:r>
           <w:rPr>
             <w:rStyle w:val="Hyperlink"/>
@@ -836,7 +836,7 @@
       <w:r>
         <w:t xml:space="preserve"> — créé — </w:t>
       </w:r>
-      <w:hyperlink w:history="1" r:id="rId39dywd4tfzfhcl98pttj_">
+      <w:hyperlink w:history="1" r:id="rIdtyvltdabye3cgifoliecz">
         <w:r>
           <w:rPr>
             <w:rStyle w:val="Hyperlink"/>
@@ -865,7 +865,7 @@
       <w:r>
         <w:t xml:space="preserve"> — modifié — </w:t>
       </w:r>
-      <w:hyperlink w:history="1" r:id="rIdhlvsvpuj318ljzopeejjf">
+      <w:hyperlink w:history="1" r:id="rIddl0xspsjgx8g4l4izuqiw">
         <w:r>
           <w:rPr>
             <w:rStyle w:val="Hyperlink"/>
@@ -894,7 +894,7 @@
       <w:r>
         <w:t xml:space="preserve"> — modifié — </w:t>
       </w:r>
-      <w:hyperlink w:history="1" r:id="rIdykflybeebqs9qepxlunbs">
+      <w:hyperlink w:history="1" r:id="rIdgb7qvbs_mmoncogwthed0">
         <w:r>
           <w:rPr>
             <w:rStyle w:val="Hyperlink"/>
@@ -923,7 +923,7 @@
       <w:r>
         <w:t xml:space="preserve"> — modifié — </w:t>
       </w:r>
-      <w:hyperlink w:history="1" r:id="rIdch8r-djwxfulros5kzsof">
+      <w:hyperlink w:history="1" r:id="rIdbguaw7hybcwvi3szuu8zs">
         <w:r>
           <w:rPr>
             <w:rStyle w:val="Hyperlink"/>
@@ -960,7 +960,7 @@
       <w:r>
         <w:t xml:space="preserve"> — modifié — </w:t>
       </w:r>
-      <w:hyperlink w:history="1" r:id="rIdtgqxbovzyysv6aoocbprx">
+      <w:hyperlink w:history="1" r:id="rIdxijawqfkczq039kq7n86w">
         <w:r>
           <w:rPr>
             <w:rStyle w:val="Hyperlink"/>
@@ -989,7 +989,7 @@
       <w:r>
         <w:t xml:space="preserve"> — créé — </w:t>
       </w:r>
-      <w:hyperlink w:history="1" r:id="rIdl8d_kcll9rzn_2u_kc5ix">
+      <w:hyperlink w:history="1" r:id="rIdus6a9a37oqarwsyxxv_lh">
         <w:r>
           <w:rPr>
             <w:rStyle w:val="Hyperlink"/>
@@ -1018,7 +1018,7 @@
       <w:r>
         <w:t xml:space="preserve"> — créé — </w:t>
       </w:r>
-      <w:hyperlink w:history="1" r:id="rIdbacjz1ffoockvwme4ldhz">
+      <w:hyperlink w:history="1" r:id="rIda_embaoyquwo0bdsfv9m7">
         <w:r>
           <w:rPr>
             <w:rStyle w:val="Hyperlink"/>
@@ -1047,7 +1047,7 @@
       <w:r>
         <w:t xml:space="preserve"> — créé — </w:t>
       </w:r>
-      <w:hyperlink w:history="1" r:id="rIdkxrrun3gxijwhafxutwns">
+      <w:hyperlink w:history="1" r:id="rIdehzh-krlabtnbpxvucdul">
         <w:r>
           <w:rPr>
             <w:rStyle w:val="Hyperlink"/>
@@ -1076,7 +1076,7 @@
       <w:r>
         <w:t xml:space="preserve"> — créé — </w:t>
       </w:r>
-      <w:hyperlink w:history="1" r:id="rIdk7dncckidj8ivm7vxrq8q">
+      <w:hyperlink w:history="1" r:id="rIdrilw5hzoa7hueifsybhl9">
         <w:r>
           <w:rPr>
             <w:rStyle w:val="Hyperlink"/>
@@ -1105,7 +1105,7 @@
       <w:r>
         <w:t xml:space="preserve"> — créé — </w:t>
       </w:r>
-      <w:hyperlink w:history="1" r:id="rIdyzyjxxr6osykmln6xm1hc">
+      <w:hyperlink w:history="1" r:id="rId1wj8j5s7yev_ojohr07lj">
         <w:r>
           <w:rPr>
             <w:rStyle w:val="Hyperlink"/>
@@ -1134,7 +1134,7 @@
       <w:r>
         <w:t xml:space="preserve"> — créé — </w:t>
       </w:r>
-      <w:hyperlink w:history="1" r:id="rIdie9kvfivcke5z5nvyqn2l">
+      <w:hyperlink w:history="1" r:id="rId6ywai6i7urtbzs_xokjim">
         <w:r>
           <w:rPr>
             <w:rStyle w:val="Hyperlink"/>
@@ -1163,7 +1163,7 @@
       <w:r>
         <w:t xml:space="preserve"> — créé — </w:t>
       </w:r>
-      <w:hyperlink w:history="1" r:id="rIdp3cvhkdudexwfjeazsyzq">
+      <w:hyperlink w:history="1" r:id="rIdjbob5x9m1mlbdo_9dxpv6">
         <w:r>
           <w:rPr>
             <w:rStyle w:val="Hyperlink"/>
@@ -1192,7 +1192,7 @@
       <w:r>
         <w:t xml:space="preserve"> — modifié — </w:t>
       </w:r>
-      <w:hyperlink w:history="1" r:id="rIdlndgqqlotnu3avnndej05">
+      <w:hyperlink w:history="1" r:id="rIdwb-mcqgp2gzto3nkomwly">
         <w:r>
           <w:rPr>
             <w:rStyle w:val="Hyperlink"/>
@@ -1221,7 +1221,7 @@
       <w:r>
         <w:t xml:space="preserve"> — créé — </w:t>
       </w:r>
-      <w:hyperlink w:history="1" r:id="rIdsr3ouwbq-aeruioaj7zuq">
+      <w:hyperlink w:history="1" r:id="rIddpcguz_rggdagf1ixrzuq">
         <w:r>
           <w:rPr>
             <w:rStyle w:val="Hyperlink"/>
@@ -1250,7 +1250,7 @@
       <w:r>
         <w:t xml:space="preserve"> — modifié — </w:t>
       </w:r>
-      <w:hyperlink w:history="1" r:id="rIdn7g4qqh7zzk49c4-z6eqp">
+      <w:hyperlink w:history="1" r:id="rIdnx-_fboxyxvqtmjdhdnve">
         <w:r>
           <w:rPr>
             <w:rStyle w:val="Hyperlink"/>
@@ -1279,7 +1279,7 @@
       <w:r>
         <w:t xml:space="preserve"> — modifié — </w:t>
       </w:r>
-      <w:hyperlink w:history="1" r:id="rIdp25aqm7vwerh-qqzxq1ko">
+      <w:hyperlink w:history="1" r:id="rIdj5hnddnueqy6xowr2qopy">
         <w:r>
           <w:rPr>
             <w:rStyle w:val="Hyperlink"/>
@@ -1308,7 +1308,7 @@
       <w:r>
         <w:t xml:space="preserve"> — modifié — </w:t>
       </w:r>
-      <w:hyperlink w:history="1" r:id="rIded37bxvraggp-oghntwf3">
+      <w:hyperlink w:history="1" r:id="rIdtkpkr5vlzbvc-vrzbtmbn">
         <w:r>
           <w:rPr>
             <w:rStyle w:val="Hyperlink"/>
@@ -1337,7 +1337,7 @@
       <w:r>
         <w:t xml:space="preserve"> — modifié — </w:t>
       </w:r>
-      <w:hyperlink w:history="1" r:id="rIdg3eshkkpwnkkfx9xlo-ub">
+      <w:hyperlink w:history="1" r:id="rIdzmm-pzoeuniaircxltb5r">
         <w:r>
           <w:rPr>
             <w:rStyle w:val="Hyperlink"/>
@@ -1366,7 +1366,7 @@
       <w:r>
         <w:t xml:space="preserve"> — modifié — </w:t>
       </w:r>
-      <w:hyperlink w:history="1" r:id="rIdanxklvb5c9hntdrsza7z2">
+      <w:hyperlink w:history="1" r:id="rId61y_ljbpxkpnhzwelahz_">
         <w:r>
           <w:rPr>
             <w:rStyle w:val="Hyperlink"/>
@@ -1395,7 +1395,7 @@
       <w:r>
         <w:t xml:space="preserve"> — modifié — </w:t>
       </w:r>
-      <w:hyperlink w:history="1" r:id="rIdmm5z2ra6ugarymschp3z_">
+      <w:hyperlink w:history="1" r:id="rIdllet3v3samq_npc29mict">
         <w:r>
           <w:rPr>
             <w:rStyle w:val="Hyperlink"/>
@@ -1424,7 +1424,7 @@
       <w:r>
         <w:t xml:space="preserve"> — modifié — </w:t>
       </w:r>
-      <w:hyperlink w:history="1" r:id="rIdng--lpywo40l_nwgstsou">
+      <w:hyperlink w:history="1" r:id="rIdgzrkvdbbsjdrpukepygn_">
         <w:r>
           <w:rPr>
             <w:rStyle w:val="Hyperlink"/>
@@ -1453,7 +1453,7 @@
       <w:r>
         <w:t xml:space="preserve"> — modifié — </w:t>
       </w:r>
-      <w:hyperlink w:history="1" r:id="rIdt2kshowtgdur2cubcvuv7">
+      <w:hyperlink w:history="1" r:id="rIdaxjdegfijfblbbsr592tj">
         <w:r>
           <w:rPr>
             <w:rStyle w:val="Hyperlink"/>
@@ -1482,7 +1482,7 @@
       <w:r>
         <w:t xml:space="preserve"> — modifié — </w:t>
       </w:r>
-      <w:hyperlink w:history="1" r:id="rIdipcnpslngo26ffcohzvbx">
+      <w:hyperlink w:history="1" r:id="rIdptonary1whe7ej6l2b69b">
         <w:r>
           <w:rPr>
             <w:rStyle w:val="Hyperlink"/>
@@ -1511,7 +1511,7 @@
       <w:r>
         <w:t xml:space="preserve"> — modifié — </w:t>
       </w:r>
-      <w:hyperlink w:history="1" r:id="rIdsuydu8dgzsvrf0ekhwwdf">
+      <w:hyperlink w:history="1" r:id="rIdorizpvkk1higiynk3raby">
         <w:r>
           <w:rPr>
             <w:rStyle w:val="Hyperlink"/>
@@ -1548,7 +1548,7 @@
       <w:r>
         <w:t xml:space="preserve"> — créé — </w:t>
       </w:r>
-      <w:hyperlink w:history="1" r:id="rId5dmejo5hd_w3ewjehpzec">
+      <w:hyperlink w:history="1" r:id="rIdm-_8xy5y_lpqi3ksefxhy">
         <w:r>
           <w:rPr>
             <w:rStyle w:val="Hyperlink"/>
@@ -1577,7 +1577,7 @@
       <w:r>
         <w:t xml:space="preserve"> — créé — </w:t>
       </w:r>
-      <w:hyperlink w:history="1" r:id="rIdj7qy08f64pdqh-ngnhavp">
+      <w:hyperlink w:history="1" r:id="rIdvuid8or98xoz8qncdyup-">
         <w:r>
           <w:rPr>
             <w:rStyle w:val="Hyperlink"/>
@@ -1614,7 +1614,7 @@
       <w:r>
         <w:t xml:space="preserve"> — modifié — </w:t>
       </w:r>
-      <w:hyperlink w:history="1" r:id="rIdxmwr_mfpyglhfjtgvwal7">
+      <w:hyperlink w:history="1" r:id="rId0blanxmykj0pifyzasniu">
         <w:r>
           <w:rPr>
             <w:rStyle w:val="Hyperlink"/>
@@ -1643,7 +1643,7 @@
       <w:r>
         <w:t xml:space="preserve"> — modifié — </w:t>
       </w:r>
-      <w:hyperlink w:history="1" r:id="rIdfbvjcdpp_v-sfhebfle2k">
+      <w:hyperlink w:history="1" r:id="rIdjcokq0urfyqkhds5xlm5t">
         <w:r>
           <w:rPr>
             <w:rStyle w:val="Hyperlink"/>
@@ -1672,7 +1672,7 @@
       <w:r>
         <w:t xml:space="preserve"> — créé — </w:t>
       </w:r>
-      <w:hyperlink w:history="1" r:id="rIduoqistmuio_hczeyk9wjj">
+      <w:hyperlink w:history="1" r:id="rIdx3lcbxqup6wrwzesdj9jh">
         <w:r>
           <w:rPr>
             <w:rStyle w:val="Hyperlink"/>
@@ -1701,7 +1701,7 @@
       <w:r>
         <w:t xml:space="preserve"> — créé — </w:t>
       </w:r>
-      <w:hyperlink w:history="1" r:id="rId13xfbdnbx8jhntk2ym11m">
+      <w:hyperlink w:history="1" r:id="rIdksc5zowuecfvy7n0cah14">
         <w:r>
           <w:rPr>
             <w:rStyle w:val="Hyperlink"/>

--- a/docs/developpement/phases/word/PHASE_23_OPTIONS_PAR_LIEU_APPLICATION_INSTALLABLE_LOGO.docx
+++ b/docs/developpement/phases/word/PHASE_23_OPTIONS_PAR_LIEU_APPLICATION_INSTALLABLE_LOGO.docx
@@ -20,7 +20,7 @@
       <w:r>
         <w:t xml:space="preserve">FlaiX Expert · dossier de développement · généré le 2026-10-19 depuis le dépôt </w:t>
       </w:r>
-      <w:hyperlink w:history="1" r:id="rIdnb_e0dn26dy2c-xyebchy">
+      <w:hyperlink w:history="1" r:id="rIdvgvemoigozg_o06edoxyi">
         <w:r>
           <w:rPr>
             <w:rStyle w:val="Hyperlink"/>
@@ -608,7 +608,7 @@
           <w:numId w:val="2"/>
         </w:numPr>
       </w:pPr>
-      <w:hyperlink w:history="1" r:id="rIdv3kopjnsnf2whx3hsj_w9">
+      <w:hyperlink w:history="1" r:id="rId0ph7srp9rqgkosgcchua1">
         <w:r>
           <w:rPr>
             <w:rStyle w:val="Hyperlink"/>
@@ -628,7 +628,7 @@
           <w:numId w:val="2"/>
         </w:numPr>
       </w:pPr>
-      <w:hyperlink w:history="1" r:id="rIdb4ggm8ulhnozbmxw7g5z9">
+      <w:hyperlink w:history="1" r:id="rIdhnlrvsvjy4bi9jcsk91v4">
         <w:r>
           <w:rPr>
             <w:rStyle w:val="Hyperlink"/>
@@ -648,7 +648,7 @@
           <w:numId w:val="2"/>
         </w:numPr>
       </w:pPr>
-      <w:hyperlink w:history="1" r:id="rIduq5ef7uec_z_uyxrluwhz">
+      <w:hyperlink w:history="1" r:id="rIdo-rl9yp3zogissfpn4yxt">
         <w:r>
           <w:rPr>
             <w:rStyle w:val="Hyperlink"/>
@@ -696,7 +696,7 @@
       <w:r>
         <w:t xml:space="preserve"> — créé — </w:t>
       </w:r>
-      <w:hyperlink w:history="1" r:id="rIdvvlaovmyn5aju0w2qg1rv">
+      <w:hyperlink w:history="1" r:id="rIdvlqb5lnpl1sqt6qvstbol">
         <w:r>
           <w:rPr>
             <w:rStyle w:val="Hyperlink"/>
@@ -733,7 +733,7 @@
       <w:r>
         <w:t xml:space="preserve"> — créé — </w:t>
       </w:r>
-      <w:hyperlink w:history="1" r:id="rIdhryvbzm5s8nylbfqemu98">
+      <w:hyperlink w:history="1" r:id="rId1vcapjeoecwqt_2vnhty2">
         <w:r>
           <w:rPr>
             <w:rStyle w:val="Hyperlink"/>
@@ -770,7 +770,7 @@
       <w:r>
         <w:t xml:space="preserve"> — modifié — </w:t>
       </w:r>
-      <w:hyperlink w:history="1" r:id="rIdedrz_lhqlsjum6jo4gqqy">
+      <w:hyperlink w:history="1" r:id="rId_o5bm8o-fxgydle7cadsj">
         <w:r>
           <w:rPr>
             <w:rStyle w:val="Hyperlink"/>
@@ -799,7 +799,7 @@
       <w:r>
         <w:t xml:space="preserve"> — modifié — </w:t>
       </w:r>
-      <w:hyperlink w:history="1" r:id="rIdlaohftknw4ptn9llppfl0">
+      <w:hyperlink w:history="1" r:id="rIddtiqdh9vl31zhwq-a5fds">
         <w:r>
           <w:rPr>
             <w:rStyle w:val="Hyperlink"/>
@@ -836,7 +836,7 @@
       <w:r>
         <w:t xml:space="preserve"> — créé — </w:t>
       </w:r>
-      <w:hyperlink w:history="1" r:id="rIdtyvltdabye3cgifoliecz">
+      <w:hyperlink w:history="1" r:id="rId2fm5r8vwo7b2ilaxrj7ut">
         <w:r>
           <w:rPr>
             <w:rStyle w:val="Hyperlink"/>
@@ -865,7 +865,7 @@
       <w:r>
         <w:t xml:space="preserve"> — modifié — </w:t>
       </w:r>
-      <w:hyperlink w:history="1" r:id="rIddl0xspsjgx8g4l4izuqiw">
+      <w:hyperlink w:history="1" r:id="rIdn3je-40keenmyrbwcbgsr">
         <w:r>
           <w:rPr>
             <w:rStyle w:val="Hyperlink"/>
@@ -894,7 +894,7 @@
       <w:r>
         <w:t xml:space="preserve"> — modifié — </w:t>
       </w:r>
-      <w:hyperlink w:history="1" r:id="rIdgb7qvbs_mmoncogwthed0">
+      <w:hyperlink w:history="1" r:id="rIdq77a3agpbd4kgs4j1bsui">
         <w:r>
           <w:rPr>
             <w:rStyle w:val="Hyperlink"/>
@@ -923,7 +923,7 @@
       <w:r>
         <w:t xml:space="preserve"> — modifié — </w:t>
       </w:r>
-      <w:hyperlink w:history="1" r:id="rIdbguaw7hybcwvi3szuu8zs">
+      <w:hyperlink w:history="1" r:id="rIdpyiafyr1hxqlhqmcbivth">
         <w:r>
           <w:rPr>
             <w:rStyle w:val="Hyperlink"/>
@@ -960,7 +960,7 @@
       <w:r>
         <w:t xml:space="preserve"> — modifié — </w:t>
       </w:r>
-      <w:hyperlink w:history="1" r:id="rIdxijawqfkczq039kq7n86w">
+      <w:hyperlink w:history="1" r:id="rIdfv51xwxledc5esanoglqn">
         <w:r>
           <w:rPr>
             <w:rStyle w:val="Hyperlink"/>
@@ -989,7 +989,7 @@
       <w:r>
         <w:t xml:space="preserve"> — créé — </w:t>
       </w:r>
-      <w:hyperlink w:history="1" r:id="rIdus6a9a37oqarwsyxxv_lh">
+      <w:hyperlink w:history="1" r:id="rIdq-pktlxsfkr4ssiqdzfk-">
         <w:r>
           <w:rPr>
             <w:rStyle w:val="Hyperlink"/>
@@ -1018,7 +1018,7 @@
       <w:r>
         <w:t xml:space="preserve"> — créé — </w:t>
       </w:r>
-      <w:hyperlink w:history="1" r:id="rIda_embaoyquwo0bdsfv9m7">
+      <w:hyperlink w:history="1" r:id="rIdl08ddw7ceqgkqodakj84v">
         <w:r>
           <w:rPr>
             <w:rStyle w:val="Hyperlink"/>
@@ -1047,7 +1047,7 @@
       <w:r>
         <w:t xml:space="preserve"> — créé — </w:t>
       </w:r>
-      <w:hyperlink w:history="1" r:id="rIdehzh-krlabtnbpxvucdul">
+      <w:hyperlink w:history="1" r:id="rId0n17tsabuwkgqgg6ovj4o">
         <w:r>
           <w:rPr>
             <w:rStyle w:val="Hyperlink"/>
@@ -1076,7 +1076,7 @@
       <w:r>
         <w:t xml:space="preserve"> — créé — </w:t>
       </w:r>
-      <w:hyperlink w:history="1" r:id="rIdrilw5hzoa7hueifsybhl9">
+      <w:hyperlink w:history="1" r:id="rId6ucbutoprgqz5b9myu1rp">
         <w:r>
           <w:rPr>
             <w:rStyle w:val="Hyperlink"/>
@@ -1105,7 +1105,7 @@
       <w:r>
         <w:t xml:space="preserve"> — créé — </w:t>
       </w:r>
-      <w:hyperlink w:history="1" r:id="rId1wj8j5s7yev_ojohr07lj">
+      <w:hyperlink w:history="1" r:id="rId3fetgeyly-mucwkmli4qp">
         <w:r>
           <w:rPr>
             <w:rStyle w:val="Hyperlink"/>
@@ -1134,7 +1134,7 @@
       <w:r>
         <w:t xml:space="preserve"> — créé — </w:t>
       </w:r>
-      <w:hyperlink w:history="1" r:id="rId6ywai6i7urtbzs_xokjim">
+      <w:hyperlink w:history="1" r:id="rIdcckpl9noogunczg-7xsgr">
         <w:r>
           <w:rPr>
             <w:rStyle w:val="Hyperlink"/>
@@ -1163,7 +1163,7 @@
       <w:r>
         <w:t xml:space="preserve"> — créé — </w:t>
       </w:r>
-      <w:hyperlink w:history="1" r:id="rIdjbob5x9m1mlbdo_9dxpv6">
+      <w:hyperlink w:history="1" r:id="rIdcko4s1ahbjecrpno4kn45">
         <w:r>
           <w:rPr>
             <w:rStyle w:val="Hyperlink"/>
@@ -1192,7 +1192,7 @@
       <w:r>
         <w:t xml:space="preserve"> — modifié — </w:t>
       </w:r>
-      <w:hyperlink w:history="1" r:id="rIdwb-mcqgp2gzto3nkomwly">
+      <w:hyperlink w:history="1" r:id="rIdtgymtxyuqqcj6d9kv-nn3">
         <w:r>
           <w:rPr>
             <w:rStyle w:val="Hyperlink"/>
@@ -1221,7 +1221,7 @@
       <w:r>
         <w:t xml:space="preserve"> — créé — </w:t>
       </w:r>
-      <w:hyperlink w:history="1" r:id="rIddpcguz_rggdagf1ixrzuq">
+      <w:hyperlink w:history="1" r:id="rIdtpn87duxxwub42odhv8v1">
         <w:r>
           <w:rPr>
             <w:rStyle w:val="Hyperlink"/>
@@ -1250,7 +1250,7 @@
       <w:r>
         <w:t xml:space="preserve"> — modifié — </w:t>
       </w:r>
-      <w:hyperlink w:history="1" r:id="rIdnx-_fboxyxvqtmjdhdnve">
+      <w:hyperlink w:history="1" r:id="rId1sdzrsjvzw63um9-hgphw">
         <w:r>
           <w:rPr>
             <w:rStyle w:val="Hyperlink"/>
@@ -1279,7 +1279,7 @@
       <w:r>
         <w:t xml:space="preserve"> — modifié — </w:t>
       </w:r>
-      <w:hyperlink w:history="1" r:id="rIdj5hnddnueqy6xowr2qopy">
+      <w:hyperlink w:history="1" r:id="rIdwobc837didwlj0ewabdwc">
         <w:r>
           <w:rPr>
             <w:rStyle w:val="Hyperlink"/>
@@ -1308,7 +1308,7 @@
       <w:r>
         <w:t xml:space="preserve"> — modifié — </w:t>
       </w:r>
-      <w:hyperlink w:history="1" r:id="rIdtkpkr5vlzbvc-vrzbtmbn">
+      <w:hyperlink w:history="1" r:id="rIdfbntcgplxyg6bqvecro7r">
         <w:r>
           <w:rPr>
             <w:rStyle w:val="Hyperlink"/>
@@ -1337,7 +1337,7 @@
       <w:r>
         <w:t xml:space="preserve"> — modifié — </w:t>
       </w:r>
-      <w:hyperlink w:history="1" r:id="rIdzmm-pzoeuniaircxltb5r">
+      <w:hyperlink w:history="1" r:id="rIdruvi--j85pk_zi7owtzkp">
         <w:r>
           <w:rPr>
             <w:rStyle w:val="Hyperlink"/>
@@ -1366,7 +1366,7 @@
       <w:r>
         <w:t xml:space="preserve"> — modifié — </w:t>
       </w:r>
-      <w:hyperlink w:history="1" r:id="rId61y_ljbpxkpnhzwelahz_">
+      <w:hyperlink w:history="1" r:id="rIdshwliyal4hfyvg6p2uica">
         <w:r>
           <w:rPr>
             <w:rStyle w:val="Hyperlink"/>
@@ -1395,7 +1395,7 @@
       <w:r>
         <w:t xml:space="preserve"> — modifié — </w:t>
       </w:r>
-      <w:hyperlink w:history="1" r:id="rIdllet3v3samq_npc29mict">
+      <w:hyperlink w:history="1" r:id="rIdoxw1i6ozdelp4ayyiyete">
         <w:r>
           <w:rPr>
             <w:rStyle w:val="Hyperlink"/>
@@ -1424,7 +1424,7 @@
       <w:r>
         <w:t xml:space="preserve"> — modifié — </w:t>
       </w:r>
-      <w:hyperlink w:history="1" r:id="rIdgzrkvdbbsjdrpukepygn_">
+      <w:hyperlink w:history="1" r:id="rIdh6-1lb1xhnlcwpwfoxy60">
         <w:r>
           <w:rPr>
             <w:rStyle w:val="Hyperlink"/>
@@ -1453,7 +1453,7 @@
       <w:r>
         <w:t xml:space="preserve"> — modifié — </w:t>
       </w:r>
-      <w:hyperlink w:history="1" r:id="rIdaxjdegfijfblbbsr592tj">
+      <w:hyperlink w:history="1" r:id="rIdpb_070yk0cgio9uffqtyu">
         <w:r>
           <w:rPr>
             <w:rStyle w:val="Hyperlink"/>
@@ -1482,7 +1482,7 @@
       <w:r>
         <w:t xml:space="preserve"> — modifié — </w:t>
       </w:r>
-      <w:hyperlink w:history="1" r:id="rIdptonary1whe7ej6l2b69b">
+      <w:hyperlink w:history="1" r:id="rIdfmv65u-grdir_k5lfurcl">
         <w:r>
           <w:rPr>
             <w:rStyle w:val="Hyperlink"/>
@@ -1511,7 +1511,7 @@
       <w:r>
         <w:t xml:space="preserve"> — modifié — </w:t>
       </w:r>
-      <w:hyperlink w:history="1" r:id="rIdorizpvkk1higiynk3raby">
+      <w:hyperlink w:history="1" r:id="rIdfr4a8a0m-c0h2qelqu0ee">
         <w:r>
           <w:rPr>
             <w:rStyle w:val="Hyperlink"/>
@@ -1548,7 +1548,7 @@
       <w:r>
         <w:t xml:space="preserve"> — créé — </w:t>
       </w:r>
-      <w:hyperlink w:history="1" r:id="rIdm-_8xy5y_lpqi3ksefxhy">
+      <w:hyperlink w:history="1" r:id="rIdjuhawnovjnzhdfx8ojq4c">
         <w:r>
           <w:rPr>
             <w:rStyle w:val="Hyperlink"/>
@@ -1577,7 +1577,7 @@
       <w:r>
         <w:t xml:space="preserve"> — créé — </w:t>
       </w:r>
-      <w:hyperlink w:history="1" r:id="rIdvuid8or98xoz8qncdyup-">
+      <w:hyperlink w:history="1" r:id="rIdd8n5o2kaykzpks1qbyrz-">
         <w:r>
           <w:rPr>
             <w:rStyle w:val="Hyperlink"/>
@@ -1614,7 +1614,7 @@
       <w:r>
         <w:t xml:space="preserve"> — modifié — </w:t>
       </w:r>
-      <w:hyperlink w:history="1" r:id="rId0blanxmykj0pifyzasniu">
+      <w:hyperlink w:history="1" r:id="rIddnhryho5yqvbux9ggfyxi">
         <w:r>
           <w:rPr>
             <w:rStyle w:val="Hyperlink"/>
@@ -1643,7 +1643,7 @@
       <w:r>
         <w:t xml:space="preserve"> — modifié — </w:t>
       </w:r>
-      <w:hyperlink w:history="1" r:id="rIdjcokq0urfyqkhds5xlm5t">
+      <w:hyperlink w:history="1" r:id="rIdslou3uhhy7d-puoxzznal">
         <w:r>
           <w:rPr>
             <w:rStyle w:val="Hyperlink"/>
@@ -1672,7 +1672,7 @@
       <w:r>
         <w:t xml:space="preserve"> — créé — </w:t>
       </w:r>
-      <w:hyperlink w:history="1" r:id="rIdx3lcbxqup6wrwzesdj9jh">
+      <w:hyperlink w:history="1" r:id="rIdz_qqgjmfqulgwnf68g2wt">
         <w:r>
           <w:rPr>
             <w:rStyle w:val="Hyperlink"/>
@@ -1701,7 +1701,7 @@
       <w:r>
         <w:t xml:space="preserve"> — créé — </w:t>
       </w:r>
-      <w:hyperlink w:history="1" r:id="rIdksc5zowuecfvy7n0cah14">
+      <w:hyperlink w:history="1" r:id="rIdjrlsjyvzimu5ivpdeq47n">
         <w:r>
           <w:rPr>
             <w:rStyle w:val="Hyperlink"/>

--- a/docs/developpement/phases/word/PHASE_23_OPTIONS_PAR_LIEU_APPLICATION_INSTALLABLE_LOGO.docx
+++ b/docs/developpement/phases/word/PHASE_23_OPTIONS_PAR_LIEU_APPLICATION_INSTALLABLE_LOGO.docx
@@ -20,7 +20,7 @@
       <w:r>
         <w:t xml:space="preserve">FlaiX Expert · dossier de développement · généré le 2026-10-19 depuis le dépôt </w:t>
       </w:r>
-      <w:hyperlink w:history="1" r:id="rIdvgvemoigozg_o06edoxyi">
+      <w:hyperlink w:history="1" r:id="rIdr2a3xjbb1ewfobqffxusq">
         <w:r>
           <w:rPr>
             <w:rStyle w:val="Hyperlink"/>
@@ -608,7 +608,7 @@
           <w:numId w:val="2"/>
         </w:numPr>
       </w:pPr>
-      <w:hyperlink w:history="1" r:id="rId0ph7srp9rqgkosgcchua1">
+      <w:hyperlink w:history="1" r:id="rIdblyabiukmv52znb67moef">
         <w:r>
           <w:rPr>
             <w:rStyle w:val="Hyperlink"/>
@@ -628,7 +628,7 @@
           <w:numId w:val="2"/>
         </w:numPr>
       </w:pPr>
-      <w:hyperlink w:history="1" r:id="rIdhnlrvsvjy4bi9jcsk91v4">
+      <w:hyperlink w:history="1" r:id="rIdjc04hjny0497plvctcvyp">
         <w:r>
           <w:rPr>
             <w:rStyle w:val="Hyperlink"/>
@@ -648,7 +648,7 @@
           <w:numId w:val="2"/>
         </w:numPr>
       </w:pPr>
-      <w:hyperlink w:history="1" r:id="rIdo-rl9yp3zogissfpn4yxt">
+      <w:hyperlink w:history="1" r:id="rIdyrnpbk20yimi6vyox67da">
         <w:r>
           <w:rPr>
             <w:rStyle w:val="Hyperlink"/>
@@ -696,7 +696,7 @@
       <w:r>
         <w:t xml:space="preserve"> — créé — </w:t>
       </w:r>
-      <w:hyperlink w:history="1" r:id="rIdvlqb5lnpl1sqt6qvstbol">
+      <w:hyperlink w:history="1" r:id="rIduyc2fz2i8d6gmsk8yxdwn">
         <w:r>
           <w:rPr>
             <w:rStyle w:val="Hyperlink"/>
@@ -733,7 +733,7 @@
       <w:r>
         <w:t xml:space="preserve"> — créé — </w:t>
       </w:r>
-      <w:hyperlink w:history="1" r:id="rId1vcapjeoecwqt_2vnhty2">
+      <w:hyperlink w:history="1" r:id="rIdn8vc44rckjvux89k_hgdc">
         <w:r>
           <w:rPr>
             <w:rStyle w:val="Hyperlink"/>
@@ -770,7 +770,7 @@
       <w:r>
         <w:t xml:space="preserve"> — modifié — </w:t>
       </w:r>
-      <w:hyperlink w:history="1" r:id="rId_o5bm8o-fxgydle7cadsj">
+      <w:hyperlink w:history="1" r:id="rIdfakisjsh8mcvs1roqzany">
         <w:r>
           <w:rPr>
             <w:rStyle w:val="Hyperlink"/>
@@ -799,7 +799,7 @@
       <w:r>
         <w:t xml:space="preserve"> — modifié — </w:t>
       </w:r>
-      <w:hyperlink w:history="1" r:id="rIddtiqdh9vl31zhwq-a5fds">
+      <w:hyperlink w:history="1" r:id="rId3ajhskyart89rilcv6gkr">
         <w:r>
           <w:rPr>
             <w:rStyle w:val="Hyperlink"/>
@@ -836,7 +836,7 @@
       <w:r>
         <w:t xml:space="preserve"> — créé — </w:t>
       </w:r>
-      <w:hyperlink w:history="1" r:id="rId2fm5r8vwo7b2ilaxrj7ut">
+      <w:hyperlink w:history="1" r:id="rIdbpjxjol9gjyfhz9rtecbt">
         <w:r>
           <w:rPr>
             <w:rStyle w:val="Hyperlink"/>
@@ -865,7 +865,7 @@
       <w:r>
         <w:t xml:space="preserve"> — modifié — </w:t>
       </w:r>
-      <w:hyperlink w:history="1" r:id="rIdn3je-40keenmyrbwcbgsr">
+      <w:hyperlink w:history="1" r:id="rIdbo3mmf8r0drpfs8ew3ka2">
         <w:r>
           <w:rPr>
             <w:rStyle w:val="Hyperlink"/>
@@ -894,7 +894,7 @@
       <w:r>
         <w:t xml:space="preserve"> — modifié — </w:t>
       </w:r>
-      <w:hyperlink w:history="1" r:id="rIdq77a3agpbd4kgs4j1bsui">
+      <w:hyperlink w:history="1" r:id="rIdwxczqrblazjezoszmo2nm">
         <w:r>
           <w:rPr>
             <w:rStyle w:val="Hyperlink"/>
@@ -923,7 +923,7 @@
       <w:r>
         <w:t xml:space="preserve"> — modifié — </w:t>
       </w:r>
-      <w:hyperlink w:history="1" r:id="rIdpyiafyr1hxqlhqmcbivth">
+      <w:hyperlink w:history="1" r:id="rIdd39njqytnebkkj5a-ti-8">
         <w:r>
           <w:rPr>
             <w:rStyle w:val="Hyperlink"/>
@@ -960,7 +960,7 @@
       <w:r>
         <w:t xml:space="preserve"> — modifié — </w:t>
       </w:r>
-      <w:hyperlink w:history="1" r:id="rIdfv51xwxledc5esanoglqn">
+      <w:hyperlink w:history="1" r:id="rIdwyriu3cueuv3e9198iazp">
         <w:r>
           <w:rPr>
             <w:rStyle w:val="Hyperlink"/>
@@ -989,7 +989,7 @@
       <w:r>
         <w:t xml:space="preserve"> — créé — </w:t>
       </w:r>
-      <w:hyperlink w:history="1" r:id="rIdq-pktlxsfkr4ssiqdzfk-">
+      <w:hyperlink w:history="1" r:id="rIdmxfw52o4kcvndkix510ui">
         <w:r>
           <w:rPr>
             <w:rStyle w:val="Hyperlink"/>
@@ -1018,7 +1018,7 @@
       <w:r>
         <w:t xml:space="preserve"> — créé — </w:t>
       </w:r>
-      <w:hyperlink w:history="1" r:id="rIdl08ddw7ceqgkqodakj84v">
+      <w:hyperlink w:history="1" r:id="rIdu_xdz9omycx-3mi2ybn4_">
         <w:r>
           <w:rPr>
             <w:rStyle w:val="Hyperlink"/>
@@ -1047,7 +1047,7 @@
       <w:r>
         <w:t xml:space="preserve"> — créé — </w:t>
       </w:r>
-      <w:hyperlink w:history="1" r:id="rId0n17tsabuwkgqgg6ovj4o">
+      <w:hyperlink w:history="1" r:id="rIda8q9loanohdfvgvtviykx">
         <w:r>
           <w:rPr>
             <w:rStyle w:val="Hyperlink"/>
@@ -1076,7 +1076,7 @@
       <w:r>
         <w:t xml:space="preserve"> — créé — </w:t>
       </w:r>
-      <w:hyperlink w:history="1" r:id="rId6ucbutoprgqz5b9myu1rp">
+      <w:hyperlink w:history="1" r:id="rIdx1wrnu6wubou__supuwai">
         <w:r>
           <w:rPr>
             <w:rStyle w:val="Hyperlink"/>
@@ -1105,7 +1105,7 @@
       <w:r>
         <w:t xml:space="preserve"> — créé — </w:t>
       </w:r>
-      <w:hyperlink w:history="1" r:id="rId3fetgeyly-mucwkmli4qp">
+      <w:hyperlink w:history="1" r:id="rIdz-aieaeed29-eelluih-c">
         <w:r>
           <w:rPr>
             <w:rStyle w:val="Hyperlink"/>
@@ -1134,7 +1134,7 @@
       <w:r>
         <w:t xml:space="preserve"> — créé — </w:t>
       </w:r>
-      <w:hyperlink w:history="1" r:id="rIdcckpl9noogunczg-7xsgr">
+      <w:hyperlink w:history="1" r:id="rIdqmqwvak1s4o6pe_ui_co0">
         <w:r>
           <w:rPr>
             <w:rStyle w:val="Hyperlink"/>
@@ -1163,7 +1163,7 @@
       <w:r>
         <w:t xml:space="preserve"> — créé — </w:t>
       </w:r>
-      <w:hyperlink w:history="1" r:id="rIdcko4s1ahbjecrpno4kn45">
+      <w:hyperlink w:history="1" r:id="rIdmivpxp5jyumyva5ye5qux">
         <w:r>
           <w:rPr>
             <w:rStyle w:val="Hyperlink"/>
@@ -1192,7 +1192,7 @@
       <w:r>
         <w:t xml:space="preserve"> — modifié — </w:t>
       </w:r>
-      <w:hyperlink w:history="1" r:id="rIdtgymtxyuqqcj6d9kv-nn3">
+      <w:hyperlink w:history="1" r:id="rIdt42urq_m6akvv_7wiivr8">
         <w:r>
           <w:rPr>
             <w:rStyle w:val="Hyperlink"/>
@@ -1221,7 +1221,7 @@
       <w:r>
         <w:t xml:space="preserve"> — créé — </w:t>
       </w:r>
-      <w:hyperlink w:history="1" r:id="rIdtpn87duxxwub42odhv8v1">
+      <w:hyperlink w:history="1" r:id="rIduir_2vq_zoritcflbzqx8">
         <w:r>
           <w:rPr>
             <w:rStyle w:val="Hyperlink"/>
@@ -1250,7 +1250,7 @@
       <w:r>
         <w:t xml:space="preserve"> — modifié — </w:t>
       </w:r>
-      <w:hyperlink w:history="1" r:id="rId1sdzrsjvzw63um9-hgphw">
+      <w:hyperlink w:history="1" r:id="rIdu32wjvgrvmfahodwn6o1a">
         <w:r>
           <w:rPr>
             <w:rStyle w:val="Hyperlink"/>
@@ -1279,7 +1279,7 @@
       <w:r>
         <w:t xml:space="preserve"> — modifié — </w:t>
       </w:r>
-      <w:hyperlink w:history="1" r:id="rIdwobc837didwlj0ewabdwc">
+      <w:hyperlink w:history="1" r:id="rIdnyogypwzz8clylzukm_zl">
         <w:r>
           <w:rPr>
             <w:rStyle w:val="Hyperlink"/>
@@ -1308,7 +1308,7 @@
       <w:r>
         <w:t xml:space="preserve"> — modifié — </w:t>
       </w:r>
-      <w:hyperlink w:history="1" r:id="rIdfbntcgplxyg6bqvecro7r">
+      <w:hyperlink w:history="1" r:id="rIdb3nbb3yusxjvrffvlbqpo">
         <w:r>
           <w:rPr>
             <w:rStyle w:val="Hyperlink"/>
@@ -1337,7 +1337,7 @@
       <w:r>
         <w:t xml:space="preserve"> — modifié — </w:t>
       </w:r>
-      <w:hyperlink w:history="1" r:id="rIdruvi--j85pk_zi7owtzkp">
+      <w:hyperlink w:history="1" r:id="rIdhs4qumbamc5qjbuh9q_jq">
         <w:r>
           <w:rPr>
             <w:rStyle w:val="Hyperlink"/>
@@ -1366,7 +1366,7 @@
       <w:r>
         <w:t xml:space="preserve"> — modifié — </w:t>
       </w:r>
-      <w:hyperlink w:history="1" r:id="rIdshwliyal4hfyvg6p2uica">
+      <w:hyperlink w:history="1" r:id="rIdhy3hg0ojvvp10udopjdvz">
         <w:r>
           <w:rPr>
             <w:rStyle w:val="Hyperlink"/>
@@ -1395,7 +1395,7 @@
       <w:r>
         <w:t xml:space="preserve"> — modifié — </w:t>
       </w:r>
-      <w:hyperlink w:history="1" r:id="rIdoxw1i6ozdelp4ayyiyete">
+      <w:hyperlink w:history="1" r:id="rIdnghimpsvvpw5hjzio2op1">
         <w:r>
           <w:rPr>
             <w:rStyle w:val="Hyperlink"/>
@@ -1424,7 +1424,7 @@
       <w:r>
         <w:t xml:space="preserve"> — modifié — </w:t>
       </w:r>
-      <w:hyperlink w:history="1" r:id="rIdh6-1lb1xhnlcwpwfoxy60">
+      <w:hyperlink w:history="1" r:id="rIdw1j5do9bgsfjkwzeko4el">
         <w:r>
           <w:rPr>
             <w:rStyle w:val="Hyperlink"/>
@@ -1453,7 +1453,7 @@
       <w:r>
         <w:t xml:space="preserve"> — modifié — </w:t>
       </w:r>
-      <w:hyperlink w:history="1" r:id="rIdpb_070yk0cgio9uffqtyu">
+      <w:hyperlink w:history="1" r:id="rIdh0mw8bpzn-ymzsiihvvdk">
         <w:r>
           <w:rPr>
             <w:rStyle w:val="Hyperlink"/>
@@ -1482,7 +1482,7 @@
       <w:r>
         <w:t xml:space="preserve"> — modifié — </w:t>
       </w:r>
-      <w:hyperlink w:history="1" r:id="rIdfmv65u-grdir_k5lfurcl">
+      <w:hyperlink w:history="1" r:id="rId_yxoevtbo7sjnn1db9mt_">
         <w:r>
           <w:rPr>
             <w:rStyle w:val="Hyperlink"/>
@@ -1511,7 +1511,7 @@
       <w:r>
         <w:t xml:space="preserve"> — modifié — </w:t>
       </w:r>
-      <w:hyperlink w:history="1" r:id="rIdfr4a8a0m-c0h2qelqu0ee">
+      <w:hyperlink w:history="1" r:id="rIdsyo_8baiesl-vshxfhavz">
         <w:r>
           <w:rPr>
             <w:rStyle w:val="Hyperlink"/>
@@ -1548,7 +1548,7 @@
       <w:r>
         <w:t xml:space="preserve"> — créé — </w:t>
       </w:r>
-      <w:hyperlink w:history="1" r:id="rIdjuhawnovjnzhdfx8ojq4c">
+      <w:hyperlink w:history="1" r:id="rIdgszzgvkg22vbfjx5tcu6s">
         <w:r>
           <w:rPr>
             <w:rStyle w:val="Hyperlink"/>
@@ -1577,7 +1577,7 @@
       <w:r>
         <w:t xml:space="preserve"> — créé — </w:t>
       </w:r>
-      <w:hyperlink w:history="1" r:id="rIdd8n5o2kaykzpks1qbyrz-">
+      <w:hyperlink w:history="1" r:id="rIdeunasibfzyajpha9teyd0">
         <w:r>
           <w:rPr>
             <w:rStyle w:val="Hyperlink"/>
@@ -1614,7 +1614,7 @@
       <w:r>
         <w:t xml:space="preserve"> — modifié — </w:t>
       </w:r>
-      <w:hyperlink w:history="1" r:id="rIddnhryho5yqvbux9ggfyxi">
+      <w:hyperlink w:history="1" r:id="rIdtynauwkpau1fhliyawzrq">
         <w:r>
           <w:rPr>
             <w:rStyle w:val="Hyperlink"/>
@@ -1643,7 +1643,7 @@
       <w:r>
         <w:t xml:space="preserve"> — modifié — </w:t>
       </w:r>
-      <w:hyperlink w:history="1" r:id="rIdslou3uhhy7d-puoxzznal">
+      <w:hyperlink w:history="1" r:id="rIdjy9vhycouo78hiuq9d7k7">
         <w:r>
           <w:rPr>
             <w:rStyle w:val="Hyperlink"/>
@@ -1672,7 +1672,7 @@
       <w:r>
         <w:t xml:space="preserve"> — créé — </w:t>
       </w:r>
-      <w:hyperlink w:history="1" r:id="rIdz_qqgjmfqulgwnf68g2wt">
+      <w:hyperlink w:history="1" r:id="rIdyxy2w3iuczet64cb0dacz">
         <w:r>
           <w:rPr>
             <w:rStyle w:val="Hyperlink"/>
@@ -1701,7 +1701,7 @@
       <w:r>
         <w:t xml:space="preserve"> — créé — </w:t>
       </w:r>
-      <w:hyperlink w:history="1" r:id="rIdjrlsjyvzimu5ivpdeq47n">
+      <w:hyperlink w:history="1" r:id="rIdiix4-wrc7ibp9uk_awv16">
         <w:r>
           <w:rPr>
             <w:rStyle w:val="Hyperlink"/>

--- a/docs/developpement/phases/word/PHASE_23_OPTIONS_PAR_LIEU_APPLICATION_INSTALLABLE_LOGO.docx
+++ b/docs/developpement/phases/word/PHASE_23_OPTIONS_PAR_LIEU_APPLICATION_INSTALLABLE_LOGO.docx
@@ -18,9 +18,9 @@
         <w:shd w:fill="F6F3FF" w:color="auto" w:val="clear"/>
       </w:pPr>
       <w:r>
-        <w:t xml:space="preserve">FlaiX Expert · dossier de développement · généré le 2026-10-19 depuis le dépôt </w:t>
-      </w:r>
-      <w:hyperlink w:history="1" r:id="rIdr2a3xjbb1ewfobqffxusq">
+        <w:t xml:space="preserve">FlaiX Expert · dossier de développement · généré le 2026-10-21 depuis le dépôt </w:t>
+      </w:r>
+      <w:hyperlink w:history="1" r:id="rIdjdjnhbdlujexkino9trca">
         <w:r>
           <w:rPr>
             <w:rStyle w:val="Hyperlink"/>
@@ -608,7 +608,7 @@
           <w:numId w:val="2"/>
         </w:numPr>
       </w:pPr>
-      <w:hyperlink w:history="1" r:id="rIdblyabiukmv52znb67moef">
+      <w:hyperlink w:history="1" r:id="rIdjrwjtpgzewf_ibyncqjbj">
         <w:r>
           <w:rPr>
             <w:rStyle w:val="Hyperlink"/>
@@ -628,7 +628,7 @@
           <w:numId w:val="2"/>
         </w:numPr>
       </w:pPr>
-      <w:hyperlink w:history="1" r:id="rIdjc04hjny0497plvctcvyp">
+      <w:hyperlink w:history="1" r:id="rIdblrno2iyqrnlfvqo3izly">
         <w:r>
           <w:rPr>
             <w:rStyle w:val="Hyperlink"/>
@@ -648,7 +648,7 @@
           <w:numId w:val="2"/>
         </w:numPr>
       </w:pPr>
-      <w:hyperlink w:history="1" r:id="rIdyrnpbk20yimi6vyox67da">
+      <w:hyperlink w:history="1" r:id="rIdjj6jowmxhj0-hu0fijcff">
         <w:r>
           <w:rPr>
             <w:rStyle w:val="Hyperlink"/>
@@ -696,7 +696,7 @@
       <w:r>
         <w:t xml:space="preserve"> — créé — </w:t>
       </w:r>
-      <w:hyperlink w:history="1" r:id="rIduyc2fz2i8d6gmsk8yxdwn">
+      <w:hyperlink w:history="1" r:id="rId9lt8qxf2ri8vwtdhgj6ym">
         <w:r>
           <w:rPr>
             <w:rStyle w:val="Hyperlink"/>
@@ -733,7 +733,7 @@
       <w:r>
         <w:t xml:space="preserve"> — créé — </w:t>
       </w:r>
-      <w:hyperlink w:history="1" r:id="rIdn8vc44rckjvux89k_hgdc">
+      <w:hyperlink w:history="1" r:id="rId0e7ndni3xth54jb-6t0ut">
         <w:r>
           <w:rPr>
             <w:rStyle w:val="Hyperlink"/>
@@ -770,7 +770,7 @@
       <w:r>
         <w:t xml:space="preserve"> — modifié — </w:t>
       </w:r>
-      <w:hyperlink w:history="1" r:id="rIdfakisjsh8mcvs1roqzany">
+      <w:hyperlink w:history="1" r:id="rIdfhajlq9syiuyeinwqoigl">
         <w:r>
           <w:rPr>
             <w:rStyle w:val="Hyperlink"/>
@@ -799,7 +799,7 @@
       <w:r>
         <w:t xml:space="preserve"> — modifié — </w:t>
       </w:r>
-      <w:hyperlink w:history="1" r:id="rId3ajhskyart89rilcv6gkr">
+      <w:hyperlink w:history="1" r:id="rIdakhih-qcplgbualwnfht_">
         <w:r>
           <w:rPr>
             <w:rStyle w:val="Hyperlink"/>
@@ -836,7 +836,7 @@
       <w:r>
         <w:t xml:space="preserve"> — créé — </w:t>
       </w:r>
-      <w:hyperlink w:history="1" r:id="rIdbpjxjol9gjyfhz9rtecbt">
+      <w:hyperlink w:history="1" r:id="rIdmrtwtpdvgsj3nrmpp-_gd">
         <w:r>
           <w:rPr>
             <w:rStyle w:val="Hyperlink"/>
@@ -865,7 +865,7 @@
       <w:r>
         <w:t xml:space="preserve"> — modifié — </w:t>
       </w:r>
-      <w:hyperlink w:history="1" r:id="rIdbo3mmf8r0drpfs8ew3ka2">
+      <w:hyperlink w:history="1" r:id="rIdizl_4tbwy7qtabl_qoqrv">
         <w:r>
           <w:rPr>
             <w:rStyle w:val="Hyperlink"/>
@@ -894,7 +894,7 @@
       <w:r>
         <w:t xml:space="preserve"> — modifié — </w:t>
       </w:r>
-      <w:hyperlink w:history="1" r:id="rIdwxczqrblazjezoszmo2nm">
+      <w:hyperlink w:history="1" r:id="rIdc7hykaoaz1kgr3ralbqij">
         <w:r>
           <w:rPr>
             <w:rStyle w:val="Hyperlink"/>
@@ -923,7 +923,7 @@
       <w:r>
         <w:t xml:space="preserve"> — modifié — </w:t>
       </w:r>
-      <w:hyperlink w:history="1" r:id="rIdd39njqytnebkkj5a-ti-8">
+      <w:hyperlink w:history="1" r:id="rIdy0lq5cufpfvxbszdsjvqm">
         <w:r>
           <w:rPr>
             <w:rStyle w:val="Hyperlink"/>
@@ -960,7 +960,7 @@
       <w:r>
         <w:t xml:space="preserve"> — modifié — </w:t>
       </w:r>
-      <w:hyperlink w:history="1" r:id="rIdwyriu3cueuv3e9198iazp">
+      <w:hyperlink w:history="1" r:id="rIdvd-u0fw1flm_smhgr-kvn">
         <w:r>
           <w:rPr>
             <w:rStyle w:val="Hyperlink"/>
@@ -989,7 +989,7 @@
       <w:r>
         <w:t xml:space="preserve"> — créé — </w:t>
       </w:r>
-      <w:hyperlink w:history="1" r:id="rIdmxfw52o4kcvndkix510ui">
+      <w:hyperlink w:history="1" r:id="rIdtlexiwx_p-l7qqjf2imxh">
         <w:r>
           <w:rPr>
             <w:rStyle w:val="Hyperlink"/>
@@ -1018,7 +1018,7 @@
       <w:r>
         <w:t xml:space="preserve"> — créé — </w:t>
       </w:r>
-      <w:hyperlink w:history="1" r:id="rIdu_xdz9omycx-3mi2ybn4_">
+      <w:hyperlink w:history="1" r:id="rIdq300cstvhbmpqqf51da-0">
         <w:r>
           <w:rPr>
             <w:rStyle w:val="Hyperlink"/>
@@ -1047,7 +1047,7 @@
       <w:r>
         <w:t xml:space="preserve"> — créé — </w:t>
       </w:r>
-      <w:hyperlink w:history="1" r:id="rIda8q9loanohdfvgvtviykx">
+      <w:hyperlink w:history="1" r:id="rIdftk8f0w5n8myf-tapce8x">
         <w:r>
           <w:rPr>
             <w:rStyle w:val="Hyperlink"/>
@@ -1076,7 +1076,7 @@
       <w:r>
         <w:t xml:space="preserve"> — créé — </w:t>
       </w:r>
-      <w:hyperlink w:history="1" r:id="rIdx1wrnu6wubou__supuwai">
+      <w:hyperlink w:history="1" r:id="rIdeilxc3-0yyy42sfsn74ef">
         <w:r>
           <w:rPr>
             <w:rStyle w:val="Hyperlink"/>
@@ -1105,7 +1105,7 @@
       <w:r>
         <w:t xml:space="preserve"> — créé — </w:t>
       </w:r>
-      <w:hyperlink w:history="1" r:id="rIdz-aieaeed29-eelluih-c">
+      <w:hyperlink w:history="1" r:id="rIdvmqylnynwokeqt2dgfskq">
         <w:r>
           <w:rPr>
             <w:rStyle w:val="Hyperlink"/>
@@ -1134,7 +1134,7 @@
       <w:r>
         <w:t xml:space="preserve"> — créé — </w:t>
       </w:r>
-      <w:hyperlink w:history="1" r:id="rIdqmqwvak1s4o6pe_ui_co0">
+      <w:hyperlink w:history="1" r:id="rIdhn1spwufpkj_3jx2kzayt">
         <w:r>
           <w:rPr>
             <w:rStyle w:val="Hyperlink"/>
@@ -1163,7 +1163,7 @@
       <w:r>
         <w:t xml:space="preserve"> — créé — </w:t>
       </w:r>
-      <w:hyperlink w:history="1" r:id="rIdmivpxp5jyumyva5ye5qux">
+      <w:hyperlink w:history="1" r:id="rId0apxnu203a383m48g6yqg">
         <w:r>
           <w:rPr>
             <w:rStyle w:val="Hyperlink"/>
@@ -1192,7 +1192,7 @@
       <w:r>
         <w:t xml:space="preserve"> — modifié — </w:t>
       </w:r>
-      <w:hyperlink w:history="1" r:id="rIdt42urq_m6akvv_7wiivr8">
+      <w:hyperlink w:history="1" r:id="rIdpzxq6amtkydp4puy6vwce">
         <w:r>
           <w:rPr>
             <w:rStyle w:val="Hyperlink"/>
@@ -1221,7 +1221,7 @@
       <w:r>
         <w:t xml:space="preserve"> — créé — </w:t>
       </w:r>
-      <w:hyperlink w:history="1" r:id="rIduir_2vq_zoritcflbzqx8">
+      <w:hyperlink w:history="1" r:id="rIdy5en7o_dkrwtziubhm26r">
         <w:r>
           <w:rPr>
             <w:rStyle w:val="Hyperlink"/>
@@ -1250,7 +1250,7 @@
       <w:r>
         <w:t xml:space="preserve"> — modifié — </w:t>
       </w:r>
-      <w:hyperlink w:history="1" r:id="rIdu32wjvgrvmfahodwn6o1a">
+      <w:hyperlink w:history="1" r:id="rIdj73nq24nblegf5c_tuv2f">
         <w:r>
           <w:rPr>
             <w:rStyle w:val="Hyperlink"/>
@@ -1279,7 +1279,7 @@
       <w:r>
         <w:t xml:space="preserve"> — modifié — </w:t>
       </w:r>
-      <w:hyperlink w:history="1" r:id="rIdnyogypwzz8clylzukm_zl">
+      <w:hyperlink w:history="1" r:id="rIdu-ov8hi1gelgdz2rduds0">
         <w:r>
           <w:rPr>
             <w:rStyle w:val="Hyperlink"/>
@@ -1308,7 +1308,7 @@
       <w:r>
         <w:t xml:space="preserve"> — modifié — </w:t>
       </w:r>
-      <w:hyperlink w:history="1" r:id="rIdb3nbb3yusxjvrffvlbqpo">
+      <w:hyperlink w:history="1" r:id="rId-frboq6cg4dnxntxudgck">
         <w:r>
           <w:rPr>
             <w:rStyle w:val="Hyperlink"/>
@@ -1337,7 +1337,7 @@
       <w:r>
         <w:t xml:space="preserve"> — modifié — </w:t>
       </w:r>
-      <w:hyperlink w:history="1" r:id="rIdhs4qumbamc5qjbuh9q_jq">
+      <w:hyperlink w:history="1" r:id="rIdyhjcwtx8jrwqdfr074ext">
         <w:r>
           <w:rPr>
             <w:rStyle w:val="Hyperlink"/>
@@ -1366,7 +1366,7 @@
       <w:r>
         <w:t xml:space="preserve"> — modifié — </w:t>
       </w:r>
-      <w:hyperlink w:history="1" r:id="rIdhy3hg0ojvvp10udopjdvz">
+      <w:hyperlink w:history="1" r:id="rIda8gp0nrxkiyj5zpa_eecq">
         <w:r>
           <w:rPr>
             <w:rStyle w:val="Hyperlink"/>
@@ -1395,7 +1395,7 @@
       <w:r>
         <w:t xml:space="preserve"> — modifié — </w:t>
       </w:r>
-      <w:hyperlink w:history="1" r:id="rIdnghimpsvvpw5hjzio2op1">
+      <w:hyperlink w:history="1" r:id="rIddwe_nrg9prnw-bexpqjow">
         <w:r>
           <w:rPr>
             <w:rStyle w:val="Hyperlink"/>
@@ -1424,7 +1424,7 @@
       <w:r>
         <w:t xml:space="preserve"> — modifié — </w:t>
       </w:r>
-      <w:hyperlink w:history="1" r:id="rIdw1j5do9bgsfjkwzeko4el">
+      <w:hyperlink w:history="1" r:id="rIddhblzuk5kwkjxgy0bexcq">
         <w:r>
           <w:rPr>
             <w:rStyle w:val="Hyperlink"/>
@@ -1453,7 +1453,7 @@
       <w:r>
         <w:t xml:space="preserve"> — modifié — </w:t>
       </w:r>
-      <w:hyperlink w:history="1" r:id="rIdh0mw8bpzn-ymzsiihvvdk">
+      <w:hyperlink w:history="1" r:id="rIdstabdpbx_cjbx8t75w2fq">
         <w:r>
           <w:rPr>
             <w:rStyle w:val="Hyperlink"/>
@@ -1482,7 +1482,7 @@
       <w:r>
         <w:t xml:space="preserve"> — modifié — </w:t>
       </w:r>
-      <w:hyperlink w:history="1" r:id="rId_yxoevtbo7sjnn1db9mt_">
+      <w:hyperlink w:history="1" r:id="rIdl5gyviizqjv3ilpyf-tre">
         <w:r>
           <w:rPr>
             <w:rStyle w:val="Hyperlink"/>
@@ -1511,7 +1511,7 @@
       <w:r>
         <w:t xml:space="preserve"> — modifié — </w:t>
       </w:r>
-      <w:hyperlink w:history="1" r:id="rIdsyo_8baiesl-vshxfhavz">
+      <w:hyperlink w:history="1" r:id="rIdp8ysljpthpeijjcxhhpqj">
         <w:r>
           <w:rPr>
             <w:rStyle w:val="Hyperlink"/>
@@ -1548,7 +1548,7 @@
       <w:r>
         <w:t xml:space="preserve"> — créé — </w:t>
       </w:r>
-      <w:hyperlink w:history="1" r:id="rIdgszzgvkg22vbfjx5tcu6s">
+      <w:hyperlink w:history="1" r:id="rId59bvwfuoa3vfbuviyzdgn">
         <w:r>
           <w:rPr>
             <w:rStyle w:val="Hyperlink"/>
@@ -1577,7 +1577,7 @@
       <w:r>
         <w:t xml:space="preserve"> — créé — </w:t>
       </w:r>
-      <w:hyperlink w:history="1" r:id="rIdeunasibfzyajpha9teyd0">
+      <w:hyperlink w:history="1" r:id="rIdgzzcnxxzk6niylkqaiqrc">
         <w:r>
           <w:rPr>
             <w:rStyle w:val="Hyperlink"/>
@@ -1614,7 +1614,7 @@
       <w:r>
         <w:t xml:space="preserve"> — modifié — </w:t>
       </w:r>
-      <w:hyperlink w:history="1" r:id="rIdtynauwkpau1fhliyawzrq">
+      <w:hyperlink w:history="1" r:id="rIdpjckh54t24zdcqgoxgtst">
         <w:r>
           <w:rPr>
             <w:rStyle w:val="Hyperlink"/>
@@ -1643,7 +1643,7 @@
       <w:r>
         <w:t xml:space="preserve"> — modifié — </w:t>
       </w:r>
-      <w:hyperlink w:history="1" r:id="rIdjy9vhycouo78hiuq9d7k7">
+      <w:hyperlink w:history="1" r:id="rId8odsmn9q1_xbdebd5m9qa">
         <w:r>
           <w:rPr>
             <w:rStyle w:val="Hyperlink"/>
@@ -1672,7 +1672,7 @@
       <w:r>
         <w:t xml:space="preserve"> — créé — </w:t>
       </w:r>
-      <w:hyperlink w:history="1" r:id="rIdyxy2w3iuczet64cb0dacz">
+      <w:hyperlink w:history="1" r:id="rIdjx-pgdg3g1ayc4rskc3n9">
         <w:r>
           <w:rPr>
             <w:rStyle w:val="Hyperlink"/>
@@ -1701,7 +1701,7 @@
       <w:r>
         <w:t xml:space="preserve"> — créé — </w:t>
       </w:r>
-      <w:hyperlink w:history="1" r:id="rIdiix4-wrc7ibp9uk_awv16">
+      <w:hyperlink w:history="1" r:id="rIdvkjee7apbopdws-izakv-">
         <w:r>
           <w:rPr>
             <w:rStyle w:val="Hyperlink"/>

--- a/docs/developpement/phases/word/PHASE_23_OPTIONS_PAR_LIEU_APPLICATION_INSTALLABLE_LOGO.docx
+++ b/docs/developpement/phases/word/PHASE_23_OPTIONS_PAR_LIEU_APPLICATION_INSTALLABLE_LOGO.docx
@@ -20,7 +20,7 @@
       <w:r>
         <w:t xml:space="preserve">FlaiX Expert · dossier de développement · généré le 2026-10-21 depuis le dépôt </w:t>
       </w:r>
-      <w:hyperlink w:history="1" r:id="rIdjdjnhbdlujexkino9trca">
+      <w:hyperlink w:history="1" r:id="rIdlp-baorvhaa7tcz7fora3">
         <w:r>
           <w:rPr>
             <w:rStyle w:val="Hyperlink"/>
@@ -608,7 +608,7 @@
           <w:numId w:val="2"/>
         </w:numPr>
       </w:pPr>
-      <w:hyperlink w:history="1" r:id="rIdjrwjtpgzewf_ibyncqjbj">
+      <w:hyperlink w:history="1" r:id="rIdm6_ieoyelykdxp66jejp8">
         <w:r>
           <w:rPr>
             <w:rStyle w:val="Hyperlink"/>
@@ -628,7 +628,7 @@
           <w:numId w:val="2"/>
         </w:numPr>
       </w:pPr>
-      <w:hyperlink w:history="1" r:id="rIdblrno2iyqrnlfvqo3izly">
+      <w:hyperlink w:history="1" r:id="rIdk3gduccsokbgzduzexpis">
         <w:r>
           <w:rPr>
             <w:rStyle w:val="Hyperlink"/>
@@ -648,7 +648,7 @@
           <w:numId w:val="2"/>
         </w:numPr>
       </w:pPr>
-      <w:hyperlink w:history="1" r:id="rIdjj6jowmxhj0-hu0fijcff">
+      <w:hyperlink w:history="1" r:id="rIdhnovhe6unnwmqckulnvkg">
         <w:r>
           <w:rPr>
             <w:rStyle w:val="Hyperlink"/>
@@ -696,7 +696,7 @@
       <w:r>
         <w:t xml:space="preserve"> — créé — </w:t>
       </w:r>
-      <w:hyperlink w:history="1" r:id="rId9lt8qxf2ri8vwtdhgj6ym">
+      <w:hyperlink w:history="1" r:id="rId7qizsw95g7_cqh5zwu7vx">
         <w:r>
           <w:rPr>
             <w:rStyle w:val="Hyperlink"/>
@@ -733,7 +733,7 @@
       <w:r>
         <w:t xml:space="preserve"> — créé — </w:t>
       </w:r>
-      <w:hyperlink w:history="1" r:id="rId0e7ndni3xth54jb-6t0ut">
+      <w:hyperlink w:history="1" r:id="rIdijmd0zkq7iedmjs_bfrc8">
         <w:r>
           <w:rPr>
             <w:rStyle w:val="Hyperlink"/>
@@ -770,7 +770,7 @@
       <w:r>
         <w:t xml:space="preserve"> — modifié — </w:t>
       </w:r>
-      <w:hyperlink w:history="1" r:id="rIdfhajlq9syiuyeinwqoigl">
+      <w:hyperlink w:history="1" r:id="rIdjgrtm87dhxxqurjrkbcta">
         <w:r>
           <w:rPr>
             <w:rStyle w:val="Hyperlink"/>
@@ -799,7 +799,7 @@
       <w:r>
         <w:t xml:space="preserve"> — modifié — </w:t>
       </w:r>
-      <w:hyperlink w:history="1" r:id="rIdakhih-qcplgbualwnfht_">
+      <w:hyperlink w:history="1" r:id="rIdda5m96t0igt8vtxztqspg">
         <w:r>
           <w:rPr>
             <w:rStyle w:val="Hyperlink"/>
@@ -836,7 +836,7 @@
       <w:r>
         <w:t xml:space="preserve"> — créé — </w:t>
       </w:r>
-      <w:hyperlink w:history="1" r:id="rIdmrtwtpdvgsj3nrmpp-_gd">
+      <w:hyperlink w:history="1" r:id="rIdhmvs3vfyjuk_jzdwyuuy_">
         <w:r>
           <w:rPr>
             <w:rStyle w:val="Hyperlink"/>
@@ -865,7 +865,7 @@
       <w:r>
         <w:t xml:space="preserve"> — modifié — </w:t>
       </w:r>
-      <w:hyperlink w:history="1" r:id="rIdizl_4tbwy7qtabl_qoqrv">
+      <w:hyperlink w:history="1" r:id="rIdue2rheghe-wm6l_-ufvbj">
         <w:r>
           <w:rPr>
             <w:rStyle w:val="Hyperlink"/>
@@ -894,7 +894,7 @@
       <w:r>
         <w:t xml:space="preserve"> — modifié — </w:t>
       </w:r>
-      <w:hyperlink w:history="1" r:id="rIdc7hykaoaz1kgr3ralbqij">
+      <w:hyperlink w:history="1" r:id="rIds4ebty3l2i3kwvlyw7mct">
         <w:r>
           <w:rPr>
             <w:rStyle w:val="Hyperlink"/>
@@ -923,7 +923,7 @@
       <w:r>
         <w:t xml:space="preserve"> — modifié — </w:t>
       </w:r>
-      <w:hyperlink w:history="1" r:id="rIdy0lq5cufpfvxbszdsjvqm">
+      <w:hyperlink w:history="1" r:id="rIdlugir0ixabdj_pfnbcb6l">
         <w:r>
           <w:rPr>
             <w:rStyle w:val="Hyperlink"/>
@@ -960,7 +960,7 @@
       <w:r>
         <w:t xml:space="preserve"> — modifié — </w:t>
       </w:r>
-      <w:hyperlink w:history="1" r:id="rIdvd-u0fw1flm_smhgr-kvn">
+      <w:hyperlink w:history="1" r:id="rIdqbstlwcm8qd-bpba3ynps">
         <w:r>
           <w:rPr>
             <w:rStyle w:val="Hyperlink"/>
@@ -989,7 +989,7 @@
       <w:r>
         <w:t xml:space="preserve"> — créé — </w:t>
       </w:r>
-      <w:hyperlink w:history="1" r:id="rIdtlexiwx_p-l7qqjf2imxh">
+      <w:hyperlink w:history="1" r:id="rIddmc4gea_rcbdqw5mqeix2">
         <w:r>
           <w:rPr>
             <w:rStyle w:val="Hyperlink"/>
@@ -1018,7 +1018,7 @@
       <w:r>
         <w:t xml:space="preserve"> — créé — </w:t>
       </w:r>
-      <w:hyperlink w:history="1" r:id="rIdq300cstvhbmpqqf51da-0">
+      <w:hyperlink w:history="1" r:id="rId_wrv1rhcmsyeyzvdyiny1">
         <w:r>
           <w:rPr>
             <w:rStyle w:val="Hyperlink"/>
@@ -1047,7 +1047,7 @@
       <w:r>
         <w:t xml:space="preserve"> — créé — </w:t>
       </w:r>
-      <w:hyperlink w:history="1" r:id="rIdftk8f0w5n8myf-tapce8x">
+      <w:hyperlink w:history="1" r:id="rIdwb4r2k50sm-dzd-bkrnld">
         <w:r>
           <w:rPr>
             <w:rStyle w:val="Hyperlink"/>
@@ -1076,7 +1076,7 @@
       <w:r>
         <w:t xml:space="preserve"> — créé — </w:t>
       </w:r>
-      <w:hyperlink w:history="1" r:id="rIdeilxc3-0yyy42sfsn74ef">
+      <w:hyperlink w:history="1" r:id="rIdwcyk80zkpghflvbwvpjxa">
         <w:r>
           <w:rPr>
             <w:rStyle w:val="Hyperlink"/>
@@ -1105,7 +1105,7 @@
       <w:r>
         <w:t xml:space="preserve"> — créé — </w:t>
       </w:r>
-      <w:hyperlink w:history="1" r:id="rIdvmqylnynwokeqt2dgfskq">
+      <w:hyperlink w:history="1" r:id="rIdtiwn9cmh8on_1n6edyfbu">
         <w:r>
           <w:rPr>
             <w:rStyle w:val="Hyperlink"/>
@@ -1134,7 +1134,7 @@
       <w:r>
         <w:t xml:space="preserve"> — créé — </w:t>
       </w:r>
-      <w:hyperlink w:history="1" r:id="rIdhn1spwufpkj_3jx2kzayt">
+      <w:hyperlink w:history="1" r:id="rId9iumzrvx-zwcxtkmrmuxb">
         <w:r>
           <w:rPr>
             <w:rStyle w:val="Hyperlink"/>
@@ -1163,7 +1163,7 @@
       <w:r>
         <w:t xml:space="preserve"> — créé — </w:t>
       </w:r>
-      <w:hyperlink w:history="1" r:id="rId0apxnu203a383m48g6yqg">
+      <w:hyperlink w:history="1" r:id="rIds51m7-9crwmzpq0xm_68b">
         <w:r>
           <w:rPr>
             <w:rStyle w:val="Hyperlink"/>
@@ -1192,7 +1192,7 @@
       <w:r>
         <w:t xml:space="preserve"> — modifié — </w:t>
       </w:r>
-      <w:hyperlink w:history="1" r:id="rIdpzxq6amtkydp4puy6vwce">
+      <w:hyperlink w:history="1" r:id="rIddhshtzycz8hj7tzxsyxdc">
         <w:r>
           <w:rPr>
             <w:rStyle w:val="Hyperlink"/>
@@ -1221,7 +1221,7 @@
       <w:r>
         <w:t xml:space="preserve"> — créé — </w:t>
       </w:r>
-      <w:hyperlink w:history="1" r:id="rIdy5en7o_dkrwtziubhm26r">
+      <w:hyperlink w:history="1" r:id="rIdnpyldcngu22x_vh4-sa4u">
         <w:r>
           <w:rPr>
             <w:rStyle w:val="Hyperlink"/>
@@ -1250,7 +1250,7 @@
       <w:r>
         <w:t xml:space="preserve"> — modifié — </w:t>
       </w:r>
-      <w:hyperlink w:history="1" r:id="rIdj73nq24nblegf5c_tuv2f">
+      <w:hyperlink w:history="1" r:id="rIdyfdfdphr7zdg-fi0yldfh">
         <w:r>
           <w:rPr>
             <w:rStyle w:val="Hyperlink"/>
@@ -1279,7 +1279,7 @@
       <w:r>
         <w:t xml:space="preserve"> — modifié — </w:t>
       </w:r>
-      <w:hyperlink w:history="1" r:id="rIdu-ov8hi1gelgdz2rduds0">
+      <w:hyperlink w:history="1" r:id="rIdnw-qmezkj4u1gld1ngxeo">
         <w:r>
           <w:rPr>
             <w:rStyle w:val="Hyperlink"/>
@@ -1308,7 +1308,7 @@
       <w:r>
         <w:t xml:space="preserve"> — modifié — </w:t>
       </w:r>
-      <w:hyperlink w:history="1" r:id="rId-frboq6cg4dnxntxudgck">
+      <w:hyperlink w:history="1" r:id="rIdxvolmiyc_17mebf6m9pt-">
         <w:r>
           <w:rPr>
             <w:rStyle w:val="Hyperlink"/>
@@ -1337,7 +1337,7 @@
       <w:r>
         <w:t xml:space="preserve"> — modifié — </w:t>
       </w:r>
-      <w:hyperlink w:history="1" r:id="rIdyhjcwtx8jrwqdfr074ext">
+      <w:hyperlink w:history="1" r:id="rIdnc11nixivcbeapx9my-sp">
         <w:r>
           <w:rPr>
             <w:rStyle w:val="Hyperlink"/>
@@ -1366,7 +1366,7 @@
       <w:r>
         <w:t xml:space="preserve"> — modifié — </w:t>
       </w:r>
-      <w:hyperlink w:history="1" r:id="rIda8gp0nrxkiyj5zpa_eecq">
+      <w:hyperlink w:history="1" r:id="rIdynqw7uiefzdtvroond8sq">
         <w:r>
           <w:rPr>
             <w:rStyle w:val="Hyperlink"/>
@@ -1395,7 +1395,7 @@
       <w:r>
         <w:t xml:space="preserve"> — modifié — </w:t>
       </w:r>
-      <w:hyperlink w:history="1" r:id="rIddwe_nrg9prnw-bexpqjow">
+      <w:hyperlink w:history="1" r:id="rIdoxwfivuddmz1c5odjyul2">
         <w:r>
           <w:rPr>
             <w:rStyle w:val="Hyperlink"/>
@@ -1424,7 +1424,7 @@
       <w:r>
         <w:t xml:space="preserve"> — modifié — </w:t>
       </w:r>
-      <w:hyperlink w:history="1" r:id="rIddhblzuk5kwkjxgy0bexcq">
+      <w:hyperlink w:history="1" r:id="rId0utynhkdfl5y6u440kjrc">
         <w:r>
           <w:rPr>
             <w:rStyle w:val="Hyperlink"/>
@@ -1453,7 +1453,7 @@
       <w:r>
         <w:t xml:space="preserve"> — modifié — </w:t>
       </w:r>
-      <w:hyperlink w:history="1" r:id="rIdstabdpbx_cjbx8t75w2fq">
+      <w:hyperlink w:history="1" r:id="rIdnjc4ojnehkfuna6tlxr5i">
         <w:r>
           <w:rPr>
             <w:rStyle w:val="Hyperlink"/>
@@ -1482,7 +1482,7 @@
       <w:r>
         <w:t xml:space="preserve"> — modifié — </w:t>
       </w:r>
-      <w:hyperlink w:history="1" r:id="rIdl5gyviizqjv3ilpyf-tre">
+      <w:hyperlink w:history="1" r:id="rIdpehkjvi3cfuesnfkpfkdq">
         <w:r>
           <w:rPr>
             <w:rStyle w:val="Hyperlink"/>
@@ -1511,7 +1511,7 @@
       <w:r>
         <w:t xml:space="preserve"> — modifié — </w:t>
       </w:r>
-      <w:hyperlink w:history="1" r:id="rIdp8ysljpthpeijjcxhhpqj">
+      <w:hyperlink w:history="1" r:id="rIdxz_v0akqdwa7deypm95q9">
         <w:r>
           <w:rPr>
             <w:rStyle w:val="Hyperlink"/>
@@ -1548,7 +1548,7 @@
       <w:r>
         <w:t xml:space="preserve"> — créé — </w:t>
       </w:r>
-      <w:hyperlink w:history="1" r:id="rId59bvwfuoa3vfbuviyzdgn">
+      <w:hyperlink w:history="1" r:id="rIdnq2yuc9pe8upxhjkb71pu">
         <w:r>
           <w:rPr>
             <w:rStyle w:val="Hyperlink"/>
@@ -1577,7 +1577,7 @@
       <w:r>
         <w:t xml:space="preserve"> — créé — </w:t>
       </w:r>
-      <w:hyperlink w:history="1" r:id="rIdgzzcnxxzk6niylkqaiqrc">
+      <w:hyperlink w:history="1" r:id="rId4m2he1lvfafjffu6fco0b">
         <w:r>
           <w:rPr>
             <w:rStyle w:val="Hyperlink"/>
@@ -1614,7 +1614,7 @@
       <w:r>
         <w:t xml:space="preserve"> — modifié — </w:t>
       </w:r>
-      <w:hyperlink w:history="1" r:id="rIdpjckh54t24zdcqgoxgtst">
+      <w:hyperlink w:history="1" r:id="rIdrviapz43zaptkt_a-nplo">
         <w:r>
           <w:rPr>
             <w:rStyle w:val="Hyperlink"/>
@@ -1643,7 +1643,7 @@
       <w:r>
         <w:t xml:space="preserve"> — modifié — </w:t>
       </w:r>
-      <w:hyperlink w:history="1" r:id="rId8odsmn9q1_xbdebd5m9qa">
+      <w:hyperlink w:history="1" r:id="rId5n52krqc2pko3bz95jhvo">
         <w:r>
           <w:rPr>
             <w:rStyle w:val="Hyperlink"/>
@@ -1672,7 +1672,7 @@
       <w:r>
         <w:t xml:space="preserve"> — créé — </w:t>
       </w:r>
-      <w:hyperlink w:history="1" r:id="rIdjx-pgdg3g1ayc4rskc3n9">
+      <w:hyperlink w:history="1" r:id="rIdcf0sx_3dhmtvc0bwwu4yf">
         <w:r>
           <w:rPr>
             <w:rStyle w:val="Hyperlink"/>
@@ -1701,7 +1701,7 @@
       <w:r>
         <w:t xml:space="preserve"> — créé — </w:t>
       </w:r>
-      <w:hyperlink w:history="1" r:id="rIdvkjee7apbopdws-izakv-">
+      <w:hyperlink w:history="1" r:id="rIds2p-5apmkzkz6jdpkcokc">
         <w:r>
           <w:rPr>
             <w:rStyle w:val="Hyperlink"/>

--- a/docs/developpement/phases/word/PHASE_23_OPTIONS_PAR_LIEU_APPLICATION_INSTALLABLE_LOGO.docx
+++ b/docs/developpement/phases/word/PHASE_23_OPTIONS_PAR_LIEU_APPLICATION_INSTALLABLE_LOGO.docx
@@ -18,9 +18,9 @@
         <w:shd w:fill="F6F3FF" w:color="auto" w:val="clear"/>
       </w:pPr>
       <w:r>
-        <w:t xml:space="preserve">FlaiX Expert · dossier de développement · généré le 2026-10-21 depuis le dépôt </w:t>
-      </w:r>
-      <w:hyperlink w:history="1" r:id="rIdlp-baorvhaa7tcz7fora3">
+        <w:t xml:space="preserve">FlaiX Expert · dossier de développement · généré le 2026-10-23 depuis le dépôt </w:t>
+      </w:r>
+      <w:hyperlink w:history="1" r:id="rIdgbei7lksv3sbklogxahzf">
         <w:r>
           <w:rPr>
             <w:rStyle w:val="Hyperlink"/>
@@ -608,7 +608,7 @@
           <w:numId w:val="2"/>
         </w:numPr>
       </w:pPr>
-      <w:hyperlink w:history="1" r:id="rIdm6_ieoyelykdxp66jejp8">
+      <w:hyperlink w:history="1" r:id="rId4gyaaqgrq9eal_9dsimao">
         <w:r>
           <w:rPr>
             <w:rStyle w:val="Hyperlink"/>
@@ -628,7 +628,7 @@
           <w:numId w:val="2"/>
         </w:numPr>
       </w:pPr>
-      <w:hyperlink w:history="1" r:id="rIdk3gduccsokbgzduzexpis">
+      <w:hyperlink w:history="1" r:id="rIdtg-vozvoii6wyztzunrjj">
         <w:r>
           <w:rPr>
             <w:rStyle w:val="Hyperlink"/>
@@ -648,7 +648,7 @@
           <w:numId w:val="2"/>
         </w:numPr>
       </w:pPr>
-      <w:hyperlink w:history="1" r:id="rIdhnovhe6unnwmqckulnvkg">
+      <w:hyperlink w:history="1" r:id="rIdptxcjv-c4inwgzoisd9x7">
         <w:r>
           <w:rPr>
             <w:rStyle w:val="Hyperlink"/>
@@ -696,7 +696,7 @@
       <w:r>
         <w:t xml:space="preserve"> — créé — </w:t>
       </w:r>
-      <w:hyperlink w:history="1" r:id="rId7qizsw95g7_cqh5zwu7vx">
+      <w:hyperlink w:history="1" r:id="rIdmsctleyyizsqsp8cn4_dn">
         <w:r>
           <w:rPr>
             <w:rStyle w:val="Hyperlink"/>
@@ -733,7 +733,7 @@
       <w:r>
         <w:t xml:space="preserve"> — créé — </w:t>
       </w:r>
-      <w:hyperlink w:history="1" r:id="rIdijmd0zkq7iedmjs_bfrc8">
+      <w:hyperlink w:history="1" r:id="rIdm9jobxy-du9fzuvmflumx">
         <w:r>
           <w:rPr>
             <w:rStyle w:val="Hyperlink"/>
@@ -770,7 +770,7 @@
       <w:r>
         <w:t xml:space="preserve"> — modifié — </w:t>
       </w:r>
-      <w:hyperlink w:history="1" r:id="rIdjgrtm87dhxxqurjrkbcta">
+      <w:hyperlink w:history="1" r:id="rIdqsr60afs-zfcvnus9clyk">
         <w:r>
           <w:rPr>
             <w:rStyle w:val="Hyperlink"/>
@@ -799,7 +799,7 @@
       <w:r>
         <w:t xml:space="preserve"> — modifié — </w:t>
       </w:r>
-      <w:hyperlink w:history="1" r:id="rIdda5m96t0igt8vtxztqspg">
+      <w:hyperlink w:history="1" r:id="rIdgdzdhgg5z1j3yrxejwwhr">
         <w:r>
           <w:rPr>
             <w:rStyle w:val="Hyperlink"/>
@@ -836,7 +836,7 @@
       <w:r>
         <w:t xml:space="preserve"> — créé — </w:t>
       </w:r>
-      <w:hyperlink w:history="1" r:id="rIdhmvs3vfyjuk_jzdwyuuy_">
+      <w:hyperlink w:history="1" r:id="rIdiv-10qwxjoey6tzyg8zng">
         <w:r>
           <w:rPr>
             <w:rStyle w:val="Hyperlink"/>
@@ -865,7 +865,7 @@
       <w:r>
         <w:t xml:space="preserve"> — modifié — </w:t>
       </w:r>
-      <w:hyperlink w:history="1" r:id="rIdue2rheghe-wm6l_-ufvbj">
+      <w:hyperlink w:history="1" r:id="rIdb2rfdac4yeqhburo64xgb">
         <w:r>
           <w:rPr>
             <w:rStyle w:val="Hyperlink"/>
@@ -894,7 +894,7 @@
       <w:r>
         <w:t xml:space="preserve"> — modifié — </w:t>
       </w:r>
-      <w:hyperlink w:history="1" r:id="rIds4ebty3l2i3kwvlyw7mct">
+      <w:hyperlink w:history="1" r:id="rIdjk59o6gfukwajhcpv8mke">
         <w:r>
           <w:rPr>
             <w:rStyle w:val="Hyperlink"/>
@@ -923,7 +923,7 @@
       <w:r>
         <w:t xml:space="preserve"> — modifié — </w:t>
       </w:r>
-      <w:hyperlink w:history="1" r:id="rIdlugir0ixabdj_pfnbcb6l">
+      <w:hyperlink w:history="1" r:id="rIdptkluwtbez9xmdzu88oe3">
         <w:r>
           <w:rPr>
             <w:rStyle w:val="Hyperlink"/>
@@ -960,7 +960,7 @@
       <w:r>
         <w:t xml:space="preserve"> — modifié — </w:t>
       </w:r>
-      <w:hyperlink w:history="1" r:id="rIdqbstlwcm8qd-bpba3ynps">
+      <w:hyperlink w:history="1" r:id="rIdm-5uk4e1oa2eqr9yojas1">
         <w:r>
           <w:rPr>
             <w:rStyle w:val="Hyperlink"/>
@@ -989,7 +989,7 @@
       <w:r>
         <w:t xml:space="preserve"> — créé — </w:t>
       </w:r>
-      <w:hyperlink w:history="1" r:id="rIddmc4gea_rcbdqw5mqeix2">
+      <w:hyperlink w:history="1" r:id="rIdtp5i8lfhb-hpahr50mcph">
         <w:r>
           <w:rPr>
             <w:rStyle w:val="Hyperlink"/>
@@ -1018,7 +1018,7 @@
       <w:r>
         <w:t xml:space="preserve"> — créé — </w:t>
       </w:r>
-      <w:hyperlink w:history="1" r:id="rId_wrv1rhcmsyeyzvdyiny1">
+      <w:hyperlink w:history="1" r:id="rIdi2rhrqalsuujyoghrfnpc">
         <w:r>
           <w:rPr>
             <w:rStyle w:val="Hyperlink"/>
@@ -1047,7 +1047,7 @@
       <w:r>
         <w:t xml:space="preserve"> — créé — </w:t>
       </w:r>
-      <w:hyperlink w:history="1" r:id="rIdwb4r2k50sm-dzd-bkrnld">
+      <w:hyperlink w:history="1" r:id="rIdzjvxyj_oq3xr0evrxndfj">
         <w:r>
           <w:rPr>
             <w:rStyle w:val="Hyperlink"/>
@@ -1076,7 +1076,7 @@
       <w:r>
         <w:t xml:space="preserve"> — créé — </w:t>
       </w:r>
-      <w:hyperlink w:history="1" r:id="rIdwcyk80zkpghflvbwvpjxa">
+      <w:hyperlink w:history="1" r:id="rIdz5_5-6vp8m72a-vf2nujo">
         <w:r>
           <w:rPr>
             <w:rStyle w:val="Hyperlink"/>
@@ -1105,7 +1105,7 @@
       <w:r>
         <w:t xml:space="preserve"> — créé — </w:t>
       </w:r>
-      <w:hyperlink w:history="1" r:id="rIdtiwn9cmh8on_1n6edyfbu">
+      <w:hyperlink w:history="1" r:id="rIdk9tqcpzslblw6acg6btrp">
         <w:r>
           <w:rPr>
             <w:rStyle w:val="Hyperlink"/>
@@ -1134,7 +1134,7 @@
       <w:r>
         <w:t xml:space="preserve"> — créé — </w:t>
       </w:r>
-      <w:hyperlink w:history="1" r:id="rId9iumzrvx-zwcxtkmrmuxb">
+      <w:hyperlink w:history="1" r:id="rId53gztnsaflq_afvtyditu">
         <w:r>
           <w:rPr>
             <w:rStyle w:val="Hyperlink"/>
@@ -1163,7 +1163,7 @@
       <w:r>
         <w:t xml:space="preserve"> — créé — </w:t>
       </w:r>
-      <w:hyperlink w:history="1" r:id="rIds51m7-9crwmzpq0xm_68b">
+      <w:hyperlink w:history="1" r:id="rId03gqi-w1ug-hgxnhmpazp">
         <w:r>
           <w:rPr>
             <w:rStyle w:val="Hyperlink"/>
@@ -1192,7 +1192,7 @@
       <w:r>
         <w:t xml:space="preserve"> — modifié — </w:t>
       </w:r>
-      <w:hyperlink w:history="1" r:id="rIddhshtzycz8hj7tzxsyxdc">
+      <w:hyperlink w:history="1" r:id="rIdgvqie__i0mcgy8bxjyfm4">
         <w:r>
           <w:rPr>
             <w:rStyle w:val="Hyperlink"/>
@@ -1221,7 +1221,7 @@
       <w:r>
         <w:t xml:space="preserve"> — créé — </w:t>
       </w:r>
-      <w:hyperlink w:history="1" r:id="rIdnpyldcngu22x_vh4-sa4u">
+      <w:hyperlink w:history="1" r:id="rIdhdn5cwivsi--bylklu_25">
         <w:r>
           <w:rPr>
             <w:rStyle w:val="Hyperlink"/>
@@ -1250,7 +1250,7 @@
       <w:r>
         <w:t xml:space="preserve"> — modifié — </w:t>
       </w:r>
-      <w:hyperlink w:history="1" r:id="rIdyfdfdphr7zdg-fi0yldfh">
+      <w:hyperlink w:history="1" r:id="rIdtdlrr6fedntgczqxonike">
         <w:r>
           <w:rPr>
             <w:rStyle w:val="Hyperlink"/>
@@ -1279,7 +1279,7 @@
       <w:r>
         <w:t xml:space="preserve"> — modifié — </w:t>
       </w:r>
-      <w:hyperlink w:history="1" r:id="rIdnw-qmezkj4u1gld1ngxeo">
+      <w:hyperlink w:history="1" r:id="rId_7glolppeuxwzz5clq5lk">
         <w:r>
           <w:rPr>
             <w:rStyle w:val="Hyperlink"/>
@@ -1308,7 +1308,7 @@
       <w:r>
         <w:t xml:space="preserve"> — modifié — </w:t>
       </w:r>
-      <w:hyperlink w:history="1" r:id="rIdxvolmiyc_17mebf6m9pt-">
+      <w:hyperlink w:history="1" r:id="rId8yyegqka4qpnnayjxtfe0">
         <w:r>
           <w:rPr>
             <w:rStyle w:val="Hyperlink"/>
@@ -1337,7 +1337,7 @@
       <w:r>
         <w:t xml:space="preserve"> — modifié — </w:t>
       </w:r>
-      <w:hyperlink w:history="1" r:id="rIdnc11nixivcbeapx9my-sp">
+      <w:hyperlink w:history="1" r:id="rIdowgjkzwbcq_ldrdyklt3x">
         <w:r>
           <w:rPr>
             <w:rStyle w:val="Hyperlink"/>
@@ -1366,7 +1366,7 @@
       <w:r>
         <w:t xml:space="preserve"> — modifié — </w:t>
       </w:r>
-      <w:hyperlink w:history="1" r:id="rIdynqw7uiefzdtvroond8sq">
+      <w:hyperlink w:history="1" r:id="rIdsapos1x2mnaysscqsjac7">
         <w:r>
           <w:rPr>
             <w:rStyle w:val="Hyperlink"/>
@@ -1395,7 +1395,7 @@
       <w:r>
         <w:t xml:space="preserve"> — modifié — </w:t>
       </w:r>
-      <w:hyperlink w:history="1" r:id="rIdoxwfivuddmz1c5odjyul2">
+      <w:hyperlink w:history="1" r:id="rIdudpj12tcntymuk40kxeix">
         <w:r>
           <w:rPr>
             <w:rStyle w:val="Hyperlink"/>
@@ -1424,7 +1424,7 @@
       <w:r>
         <w:t xml:space="preserve"> — modifié — </w:t>
       </w:r>
-      <w:hyperlink w:history="1" r:id="rId0utynhkdfl5y6u440kjrc">
+      <w:hyperlink w:history="1" r:id="rIdnv0-cboulxafgjpziwv2y">
         <w:r>
           <w:rPr>
             <w:rStyle w:val="Hyperlink"/>
@@ -1453,7 +1453,7 @@
       <w:r>
         <w:t xml:space="preserve"> — modifié — </w:t>
       </w:r>
-      <w:hyperlink w:history="1" r:id="rIdnjc4ojnehkfuna6tlxr5i">
+      <w:hyperlink w:history="1" r:id="rIdzf0mnenf7sboy232w_sv9">
         <w:r>
           <w:rPr>
             <w:rStyle w:val="Hyperlink"/>
@@ -1482,7 +1482,7 @@
       <w:r>
         <w:t xml:space="preserve"> — modifié — </w:t>
       </w:r>
-      <w:hyperlink w:history="1" r:id="rIdpehkjvi3cfuesnfkpfkdq">
+      <w:hyperlink w:history="1" r:id="rIdkclffi6aq9qx8kk90usjd">
         <w:r>
           <w:rPr>
             <w:rStyle w:val="Hyperlink"/>
@@ -1511,7 +1511,7 @@
       <w:r>
         <w:t xml:space="preserve"> — modifié — </w:t>
       </w:r>
-      <w:hyperlink w:history="1" r:id="rIdxz_v0akqdwa7deypm95q9">
+      <w:hyperlink w:history="1" r:id="rIdjbaugbgyaag2ng334junu">
         <w:r>
           <w:rPr>
             <w:rStyle w:val="Hyperlink"/>
@@ -1548,7 +1548,7 @@
       <w:r>
         <w:t xml:space="preserve"> — créé — </w:t>
       </w:r>
-      <w:hyperlink w:history="1" r:id="rIdnq2yuc9pe8upxhjkb71pu">
+      <w:hyperlink w:history="1" r:id="rId-mwhkesnhtvn_dw1jxgdf">
         <w:r>
           <w:rPr>
             <w:rStyle w:val="Hyperlink"/>
@@ -1577,7 +1577,7 @@
       <w:r>
         <w:t xml:space="preserve"> — créé — </w:t>
       </w:r>
-      <w:hyperlink w:history="1" r:id="rId4m2he1lvfafjffu6fco0b">
+      <w:hyperlink w:history="1" r:id="rIdo9tncfivwjcb-wq2o90rw">
         <w:r>
           <w:rPr>
             <w:rStyle w:val="Hyperlink"/>
@@ -1614,7 +1614,7 @@
       <w:r>
         <w:t xml:space="preserve"> — modifié — </w:t>
       </w:r>
-      <w:hyperlink w:history="1" r:id="rIdrviapz43zaptkt_a-nplo">
+      <w:hyperlink w:history="1" r:id="rIdtshpslxobdxwn52us5pvq">
         <w:r>
           <w:rPr>
             <w:rStyle w:val="Hyperlink"/>
@@ -1643,7 +1643,7 @@
       <w:r>
         <w:t xml:space="preserve"> — modifié — </w:t>
       </w:r>
-      <w:hyperlink w:history="1" r:id="rId5n52krqc2pko3bz95jhvo">
+      <w:hyperlink w:history="1" r:id="rIdbehww3ihkw_tg2ogi8ohx">
         <w:r>
           <w:rPr>
             <w:rStyle w:val="Hyperlink"/>
@@ -1672,7 +1672,7 @@
       <w:r>
         <w:t xml:space="preserve"> — créé — </w:t>
       </w:r>
-      <w:hyperlink w:history="1" r:id="rIdcf0sx_3dhmtvc0bwwu4yf">
+      <w:hyperlink w:history="1" r:id="rIdslmn-nztqosxk-y1ie6uo">
         <w:r>
           <w:rPr>
             <w:rStyle w:val="Hyperlink"/>
@@ -1701,7 +1701,7 @@
       <w:r>
         <w:t xml:space="preserve"> — créé — </w:t>
       </w:r>
-      <w:hyperlink w:history="1" r:id="rIds2p-5apmkzkz6jdpkcokc">
+      <w:hyperlink w:history="1" r:id="rIdncj0u2y4jwyq8hcfm_kka">
         <w:r>
           <w:rPr>
             <w:rStyle w:val="Hyperlink"/>

--- a/docs/developpement/phases/word/PHASE_23_OPTIONS_PAR_LIEU_APPLICATION_INSTALLABLE_LOGO.docx
+++ b/docs/developpement/phases/word/PHASE_23_OPTIONS_PAR_LIEU_APPLICATION_INSTALLABLE_LOGO.docx
@@ -18,9 +18,9 @@
         <w:shd w:fill="F6F3FF" w:color="auto" w:val="clear"/>
       </w:pPr>
       <w:r>
-        <w:t xml:space="preserve">FlaiX Expert · dossier de développement · généré le 2026-10-23 depuis le dépôt </w:t>
-      </w:r>
-      <w:hyperlink w:history="1" r:id="rIdgbei7lksv3sbklogxahzf">
+        <w:t xml:space="preserve">FlaiX Expert · dossier de développement · généré le 2026-10-24 depuis le dépôt </w:t>
+      </w:r>
+      <w:hyperlink w:history="1" r:id="rIdouxx0prlclwkhoe9btl4b">
         <w:r>
           <w:rPr>
             <w:rStyle w:val="Hyperlink"/>
@@ -608,7 +608,7 @@
           <w:numId w:val="2"/>
         </w:numPr>
       </w:pPr>
-      <w:hyperlink w:history="1" r:id="rId4gyaaqgrq9eal_9dsimao">
+      <w:hyperlink w:history="1" r:id="rIdvhsziyc7whmlw17lp0f3k">
         <w:r>
           <w:rPr>
             <w:rStyle w:val="Hyperlink"/>
@@ -628,7 +628,7 @@
           <w:numId w:val="2"/>
         </w:numPr>
       </w:pPr>
-      <w:hyperlink w:history="1" r:id="rIdtg-vozvoii6wyztzunrjj">
+      <w:hyperlink w:history="1" r:id="rIdrapi1zmlnnk0iyontj8r9">
         <w:r>
           <w:rPr>
             <w:rStyle w:val="Hyperlink"/>
@@ -648,7 +648,7 @@
           <w:numId w:val="2"/>
         </w:numPr>
       </w:pPr>
-      <w:hyperlink w:history="1" r:id="rIdptxcjv-c4inwgzoisd9x7">
+      <w:hyperlink w:history="1" r:id="rIddixmmvzqc9lpvuqkriwan">
         <w:r>
           <w:rPr>
             <w:rStyle w:val="Hyperlink"/>
@@ -696,7 +696,7 @@
       <w:r>
         <w:t xml:space="preserve"> — créé — </w:t>
       </w:r>
-      <w:hyperlink w:history="1" r:id="rIdmsctleyyizsqsp8cn4_dn">
+      <w:hyperlink w:history="1" r:id="rIdiohkqcxti48ug-hxrm2ab">
         <w:r>
           <w:rPr>
             <w:rStyle w:val="Hyperlink"/>
@@ -733,7 +733,7 @@
       <w:r>
         <w:t xml:space="preserve"> — créé — </w:t>
       </w:r>
-      <w:hyperlink w:history="1" r:id="rIdm9jobxy-du9fzuvmflumx">
+      <w:hyperlink w:history="1" r:id="rIdhdzlc9rqbnp1shw24d6z8">
         <w:r>
           <w:rPr>
             <w:rStyle w:val="Hyperlink"/>
@@ -770,7 +770,7 @@
       <w:r>
         <w:t xml:space="preserve"> — modifié — </w:t>
       </w:r>
-      <w:hyperlink w:history="1" r:id="rIdqsr60afs-zfcvnus9clyk">
+      <w:hyperlink w:history="1" r:id="rIdyo558rhmr37opdksnuo6z">
         <w:r>
           <w:rPr>
             <w:rStyle w:val="Hyperlink"/>
@@ -799,7 +799,7 @@
       <w:r>
         <w:t xml:space="preserve"> — modifié — </w:t>
       </w:r>
-      <w:hyperlink w:history="1" r:id="rIdgdzdhgg5z1j3yrxejwwhr">
+      <w:hyperlink w:history="1" r:id="rIdkmc7iy1iqduzljmwfns39">
         <w:r>
           <w:rPr>
             <w:rStyle w:val="Hyperlink"/>
@@ -836,7 +836,7 @@
       <w:r>
         <w:t xml:space="preserve"> — créé — </w:t>
       </w:r>
-      <w:hyperlink w:history="1" r:id="rIdiv-10qwxjoey6tzyg8zng">
+      <w:hyperlink w:history="1" r:id="rIdi2tacbwd_bis91vybzjhb">
         <w:r>
           <w:rPr>
             <w:rStyle w:val="Hyperlink"/>
@@ -865,7 +865,7 @@
       <w:r>
         <w:t xml:space="preserve"> — modifié — </w:t>
       </w:r>
-      <w:hyperlink w:history="1" r:id="rIdb2rfdac4yeqhburo64xgb">
+      <w:hyperlink w:history="1" r:id="rIdfyeeuzjfxbi59ozr0n4t_">
         <w:r>
           <w:rPr>
             <w:rStyle w:val="Hyperlink"/>
@@ -894,7 +894,7 @@
       <w:r>
         <w:t xml:space="preserve"> — modifié — </w:t>
       </w:r>
-      <w:hyperlink w:history="1" r:id="rIdjk59o6gfukwajhcpv8mke">
+      <w:hyperlink w:history="1" r:id="rIdrtv1t-k28kpzackdsreae">
         <w:r>
           <w:rPr>
             <w:rStyle w:val="Hyperlink"/>
@@ -923,7 +923,7 @@
       <w:r>
         <w:t xml:space="preserve"> — modifié — </w:t>
       </w:r>
-      <w:hyperlink w:history="1" r:id="rIdptkluwtbez9xmdzu88oe3">
+      <w:hyperlink w:history="1" r:id="rIdhguxxg1qaqrxcygaz8pm_">
         <w:r>
           <w:rPr>
             <w:rStyle w:val="Hyperlink"/>
@@ -960,7 +960,7 @@
       <w:r>
         <w:t xml:space="preserve"> — modifié — </w:t>
       </w:r>
-      <w:hyperlink w:history="1" r:id="rIdm-5uk4e1oa2eqr9yojas1">
+      <w:hyperlink w:history="1" r:id="rIde6hrcauxxmcdtmwbjy5-n">
         <w:r>
           <w:rPr>
             <w:rStyle w:val="Hyperlink"/>
@@ -989,7 +989,7 @@
       <w:r>
         <w:t xml:space="preserve"> — créé — </w:t>
       </w:r>
-      <w:hyperlink w:history="1" r:id="rIdtp5i8lfhb-hpahr50mcph">
+      <w:hyperlink w:history="1" r:id="rIdzu1kyjgao7njip4ro89tr">
         <w:r>
           <w:rPr>
             <w:rStyle w:val="Hyperlink"/>
@@ -1018,7 +1018,7 @@
       <w:r>
         <w:t xml:space="preserve"> — créé — </w:t>
       </w:r>
-      <w:hyperlink w:history="1" r:id="rIdi2rhrqalsuujyoghrfnpc">
+      <w:hyperlink w:history="1" r:id="rIdojajnqensfz-19mnpgrzs">
         <w:r>
           <w:rPr>
             <w:rStyle w:val="Hyperlink"/>
@@ -1047,7 +1047,7 @@
       <w:r>
         <w:t xml:space="preserve"> — créé — </w:t>
       </w:r>
-      <w:hyperlink w:history="1" r:id="rIdzjvxyj_oq3xr0evrxndfj">
+      <w:hyperlink w:history="1" r:id="rIdcx2u70upof_erxfrfxdqq">
         <w:r>
           <w:rPr>
             <w:rStyle w:val="Hyperlink"/>
@@ -1076,7 +1076,7 @@
       <w:r>
         <w:t xml:space="preserve"> — créé — </w:t>
       </w:r>
-      <w:hyperlink w:history="1" r:id="rIdz5_5-6vp8m72a-vf2nujo">
+      <w:hyperlink w:history="1" r:id="rIdrcp6oc19sn1zgf-dup8ap">
         <w:r>
           <w:rPr>
             <w:rStyle w:val="Hyperlink"/>
@@ -1105,7 +1105,7 @@
       <w:r>
         <w:t xml:space="preserve"> — créé — </w:t>
       </w:r>
-      <w:hyperlink w:history="1" r:id="rIdk9tqcpzslblw6acg6btrp">
+      <w:hyperlink w:history="1" r:id="rIdpk11twjk91k2i-iegb1gc">
         <w:r>
           <w:rPr>
             <w:rStyle w:val="Hyperlink"/>
@@ -1134,7 +1134,7 @@
       <w:r>
         <w:t xml:space="preserve"> — créé — </w:t>
       </w:r>
-      <w:hyperlink w:history="1" r:id="rId53gztnsaflq_afvtyditu">
+      <w:hyperlink w:history="1" r:id="rIdlha0f5vmuritdxw_f8mrw">
         <w:r>
           <w:rPr>
             <w:rStyle w:val="Hyperlink"/>
@@ -1163,7 +1163,7 @@
       <w:r>
         <w:t xml:space="preserve"> — créé — </w:t>
       </w:r>
-      <w:hyperlink w:history="1" r:id="rId03gqi-w1ug-hgxnhmpazp">
+      <w:hyperlink w:history="1" r:id="rIdnuz1wpbu6czbn_bibom1g">
         <w:r>
           <w:rPr>
             <w:rStyle w:val="Hyperlink"/>
@@ -1192,7 +1192,7 @@
       <w:r>
         <w:t xml:space="preserve"> — modifié — </w:t>
       </w:r>
-      <w:hyperlink w:history="1" r:id="rIdgvqie__i0mcgy8bxjyfm4">
+      <w:hyperlink w:history="1" r:id="rIdemfpdjzc-nqhmpn_simcf">
         <w:r>
           <w:rPr>
             <w:rStyle w:val="Hyperlink"/>
@@ -1221,7 +1221,7 @@
       <w:r>
         <w:t xml:space="preserve"> — créé — </w:t>
       </w:r>
-      <w:hyperlink w:history="1" r:id="rIdhdn5cwivsi--bylklu_25">
+      <w:hyperlink w:history="1" r:id="rIdi5hfutcymd-ufvkzrpuiv">
         <w:r>
           <w:rPr>
             <w:rStyle w:val="Hyperlink"/>
@@ -1250,7 +1250,7 @@
       <w:r>
         <w:t xml:space="preserve"> — modifié — </w:t>
       </w:r>
-      <w:hyperlink w:history="1" r:id="rIdtdlrr6fedntgczqxonike">
+      <w:hyperlink w:history="1" r:id="rIdanyrw8xql-itpx-quzyuh">
         <w:r>
           <w:rPr>
             <w:rStyle w:val="Hyperlink"/>
@@ -1279,7 +1279,7 @@
       <w:r>
         <w:t xml:space="preserve"> — modifié — </w:t>
       </w:r>
-      <w:hyperlink w:history="1" r:id="rId_7glolppeuxwzz5clq5lk">
+      <w:hyperlink w:history="1" r:id="rId6lifjkamajrxvvanmn6bl">
         <w:r>
           <w:rPr>
             <w:rStyle w:val="Hyperlink"/>
@@ -1308,7 +1308,7 @@
       <w:r>
         <w:t xml:space="preserve"> — modifié — </w:t>
       </w:r>
-      <w:hyperlink w:history="1" r:id="rId8yyegqka4qpnnayjxtfe0">
+      <w:hyperlink w:history="1" r:id="rIdpdypgmcwcuym--38-np4e">
         <w:r>
           <w:rPr>
             <w:rStyle w:val="Hyperlink"/>
@@ -1337,7 +1337,7 @@
       <w:r>
         <w:t xml:space="preserve"> — modifié — </w:t>
       </w:r>
-      <w:hyperlink w:history="1" r:id="rIdowgjkzwbcq_ldrdyklt3x">
+      <w:hyperlink w:history="1" r:id="rIdrfwe2insaykuit5jbim0u">
         <w:r>
           <w:rPr>
             <w:rStyle w:val="Hyperlink"/>
@@ -1366,7 +1366,7 @@
       <w:r>
         <w:t xml:space="preserve"> — modifié — </w:t>
       </w:r>
-      <w:hyperlink w:history="1" r:id="rIdsapos1x2mnaysscqsjac7">
+      <w:hyperlink w:history="1" r:id="rIdliwnfd_xmu2ub2hwlwnbk">
         <w:r>
           <w:rPr>
             <w:rStyle w:val="Hyperlink"/>
@@ -1395,7 +1395,7 @@
       <w:r>
         <w:t xml:space="preserve"> — modifié — </w:t>
       </w:r>
-      <w:hyperlink w:history="1" r:id="rIdudpj12tcntymuk40kxeix">
+      <w:hyperlink w:history="1" r:id="rIdb0rqpzkpp24j6d61my1tu">
         <w:r>
           <w:rPr>
             <w:rStyle w:val="Hyperlink"/>
@@ -1424,7 +1424,7 @@
       <w:r>
         <w:t xml:space="preserve"> — modifié — </w:t>
       </w:r>
-      <w:hyperlink w:history="1" r:id="rIdnv0-cboulxafgjpziwv2y">
+      <w:hyperlink w:history="1" r:id="rIdttji2qprktf7qeaez-dje">
         <w:r>
           <w:rPr>
             <w:rStyle w:val="Hyperlink"/>
@@ -1453,7 +1453,7 @@
       <w:r>
         <w:t xml:space="preserve"> — modifié — </w:t>
       </w:r>
-      <w:hyperlink w:history="1" r:id="rIdzf0mnenf7sboy232w_sv9">
+      <w:hyperlink w:history="1" r:id="rIdcsvlxnbxwygdbei8t4wfi">
         <w:r>
           <w:rPr>
             <w:rStyle w:val="Hyperlink"/>
@@ -1482,7 +1482,7 @@
       <w:r>
         <w:t xml:space="preserve"> — modifié — </w:t>
       </w:r>
-      <w:hyperlink w:history="1" r:id="rIdkclffi6aq9qx8kk90usjd">
+      <w:hyperlink w:history="1" r:id="rId0nklltekle2ei8pnm2cbh">
         <w:r>
           <w:rPr>
             <w:rStyle w:val="Hyperlink"/>
@@ -1511,7 +1511,7 @@
       <w:r>
         <w:t xml:space="preserve"> — modifié — </w:t>
       </w:r>
-      <w:hyperlink w:history="1" r:id="rIdjbaugbgyaag2ng334junu">
+      <w:hyperlink w:history="1" r:id="rId6exjucke2nbcq4vuz0opp">
         <w:r>
           <w:rPr>
             <w:rStyle w:val="Hyperlink"/>
@@ -1548,7 +1548,7 @@
       <w:r>
         <w:t xml:space="preserve"> — créé — </w:t>
       </w:r>
-      <w:hyperlink w:history="1" r:id="rId-mwhkesnhtvn_dw1jxgdf">
+      <w:hyperlink w:history="1" r:id="rIdss0u0edvblhcjmppgo1dd">
         <w:r>
           <w:rPr>
             <w:rStyle w:val="Hyperlink"/>
@@ -1577,7 +1577,7 @@
       <w:r>
         <w:t xml:space="preserve"> — créé — </w:t>
       </w:r>
-      <w:hyperlink w:history="1" r:id="rIdo9tncfivwjcb-wq2o90rw">
+      <w:hyperlink w:history="1" r:id="rId5hsb4r6_8zm1vc6wwf7uc">
         <w:r>
           <w:rPr>
             <w:rStyle w:val="Hyperlink"/>
@@ -1614,7 +1614,7 @@
       <w:r>
         <w:t xml:space="preserve"> — modifié — </w:t>
       </w:r>
-      <w:hyperlink w:history="1" r:id="rIdtshpslxobdxwn52us5pvq">
+      <w:hyperlink w:history="1" r:id="rIdzyovcaul6v6nslksbe6cy">
         <w:r>
           <w:rPr>
             <w:rStyle w:val="Hyperlink"/>
@@ -1643,7 +1643,7 @@
       <w:r>
         <w:t xml:space="preserve"> — modifié — </w:t>
       </w:r>
-      <w:hyperlink w:history="1" r:id="rIdbehww3ihkw_tg2ogi8ohx">
+      <w:hyperlink w:history="1" r:id="rIdfjvqvjni4cfeumofvyjd0">
         <w:r>
           <w:rPr>
             <w:rStyle w:val="Hyperlink"/>
@@ -1672,7 +1672,7 @@
       <w:r>
         <w:t xml:space="preserve"> — créé — </w:t>
       </w:r>
-      <w:hyperlink w:history="1" r:id="rIdslmn-nztqosxk-y1ie6uo">
+      <w:hyperlink w:history="1" r:id="rId-6gr-4pjjwtelkrxfeccr">
         <w:r>
           <w:rPr>
             <w:rStyle w:val="Hyperlink"/>
@@ -1701,7 +1701,7 @@
       <w:r>
         <w:t xml:space="preserve"> — créé — </w:t>
       </w:r>
-      <w:hyperlink w:history="1" r:id="rIdncj0u2y4jwyq8hcfm_kka">
+      <w:hyperlink w:history="1" r:id="rIdoqjv4jxq2b8dnzbrukaj9">
         <w:r>
           <w:rPr>
             <w:rStyle w:val="Hyperlink"/>

--- a/docs/developpement/phases/word/PHASE_23_OPTIONS_PAR_LIEU_APPLICATION_INSTALLABLE_LOGO.docx
+++ b/docs/developpement/phases/word/PHASE_23_OPTIONS_PAR_LIEU_APPLICATION_INSTALLABLE_LOGO.docx
@@ -18,9 +18,9 @@
         <w:shd w:fill="F6F3FF" w:color="auto" w:val="clear"/>
       </w:pPr>
       <w:r>
-        <w:t xml:space="preserve">FlaiX Expert · dossier de développement · généré le 2026-10-24 depuis le dépôt </w:t>
-      </w:r>
-      <w:hyperlink w:history="1" r:id="rIdouxx0prlclwkhoe9btl4b">
+        <w:t xml:space="preserve">FlaiX Expert · dossier de développement · généré le 2026-10-25 depuis le dépôt </w:t>
+      </w:r>
+      <w:hyperlink w:history="1" r:id="rIdz6gokicvngwoomhvj1wy3">
         <w:r>
           <w:rPr>
             <w:rStyle w:val="Hyperlink"/>
@@ -608,7 +608,7 @@
           <w:numId w:val="2"/>
         </w:numPr>
       </w:pPr>
-      <w:hyperlink w:history="1" r:id="rIdvhsziyc7whmlw17lp0f3k">
+      <w:hyperlink w:history="1" r:id="rIdmnn7ashxw9g4okifwp2ry">
         <w:r>
           <w:rPr>
             <w:rStyle w:val="Hyperlink"/>
@@ -628,7 +628,7 @@
           <w:numId w:val="2"/>
         </w:numPr>
       </w:pPr>
-      <w:hyperlink w:history="1" r:id="rIdrapi1zmlnnk0iyontj8r9">
+      <w:hyperlink w:history="1" r:id="rId1beef4lpmiu_zs3qrarxo">
         <w:r>
           <w:rPr>
             <w:rStyle w:val="Hyperlink"/>
@@ -648,7 +648,7 @@
           <w:numId w:val="2"/>
         </w:numPr>
       </w:pPr>
-      <w:hyperlink w:history="1" r:id="rIddixmmvzqc9lpvuqkriwan">
+      <w:hyperlink w:history="1" r:id="rId_hxp70bazepjco2mmceda">
         <w:r>
           <w:rPr>
             <w:rStyle w:val="Hyperlink"/>
@@ -696,7 +696,7 @@
       <w:r>
         <w:t xml:space="preserve"> — créé — </w:t>
       </w:r>
-      <w:hyperlink w:history="1" r:id="rIdiohkqcxti48ug-hxrm2ab">
+      <w:hyperlink w:history="1" r:id="rIdczlmpnuiu-djezmarkzrm">
         <w:r>
           <w:rPr>
             <w:rStyle w:val="Hyperlink"/>
@@ -733,7 +733,7 @@
       <w:r>
         <w:t xml:space="preserve"> — créé — </w:t>
       </w:r>
-      <w:hyperlink w:history="1" r:id="rIdhdzlc9rqbnp1shw24d6z8">
+      <w:hyperlink w:history="1" r:id="rIdbjfxwrpxghnd8fv-ta5j5">
         <w:r>
           <w:rPr>
             <w:rStyle w:val="Hyperlink"/>
@@ -770,7 +770,7 @@
       <w:r>
         <w:t xml:space="preserve"> — modifié — </w:t>
       </w:r>
-      <w:hyperlink w:history="1" r:id="rIdyo558rhmr37opdksnuo6z">
+      <w:hyperlink w:history="1" r:id="rId49lgfu2anrh736z2nv0re">
         <w:r>
           <w:rPr>
             <w:rStyle w:val="Hyperlink"/>
@@ -799,7 +799,7 @@
       <w:r>
         <w:t xml:space="preserve"> — modifié — </w:t>
       </w:r>
-      <w:hyperlink w:history="1" r:id="rIdkmc7iy1iqduzljmwfns39">
+      <w:hyperlink w:history="1" r:id="rId6xdfwqirntilowdwwaam7">
         <w:r>
           <w:rPr>
             <w:rStyle w:val="Hyperlink"/>
@@ -836,7 +836,7 @@
       <w:r>
         <w:t xml:space="preserve"> — créé — </w:t>
       </w:r>
-      <w:hyperlink w:history="1" r:id="rIdi2tacbwd_bis91vybzjhb">
+      <w:hyperlink w:history="1" r:id="rId485dv2zsjqyzpvhr84mkp">
         <w:r>
           <w:rPr>
             <w:rStyle w:val="Hyperlink"/>
@@ -865,7 +865,7 @@
       <w:r>
         <w:t xml:space="preserve"> — modifié — </w:t>
       </w:r>
-      <w:hyperlink w:history="1" r:id="rIdfyeeuzjfxbi59ozr0n4t_">
+      <w:hyperlink w:history="1" r:id="rIdkwkuifyafvb4nyk-6hjzq">
         <w:r>
           <w:rPr>
             <w:rStyle w:val="Hyperlink"/>
@@ -894,7 +894,7 @@
       <w:r>
         <w:t xml:space="preserve"> — modifié — </w:t>
       </w:r>
-      <w:hyperlink w:history="1" r:id="rIdrtv1t-k28kpzackdsreae">
+      <w:hyperlink w:history="1" r:id="rId_2m8qiklxjvmb8ppwx1rk">
         <w:r>
           <w:rPr>
             <w:rStyle w:val="Hyperlink"/>
@@ -923,7 +923,7 @@
       <w:r>
         <w:t xml:space="preserve"> — modifié — </w:t>
       </w:r>
-      <w:hyperlink w:history="1" r:id="rIdhguxxg1qaqrxcygaz8pm_">
+      <w:hyperlink w:history="1" r:id="rIduxaytbpgef6_pxbhehmr-">
         <w:r>
           <w:rPr>
             <w:rStyle w:val="Hyperlink"/>
@@ -960,7 +960,7 @@
       <w:r>
         <w:t xml:space="preserve"> — modifié — </w:t>
       </w:r>
-      <w:hyperlink w:history="1" r:id="rIde6hrcauxxmcdtmwbjy5-n">
+      <w:hyperlink w:history="1" r:id="rIdff5q4bozdzble-1b05nch">
         <w:r>
           <w:rPr>
             <w:rStyle w:val="Hyperlink"/>
@@ -989,7 +989,7 @@
       <w:r>
         <w:t xml:space="preserve"> — créé — </w:t>
       </w:r>
-      <w:hyperlink w:history="1" r:id="rIdzu1kyjgao7njip4ro89tr">
+      <w:hyperlink w:history="1" r:id="rId7wsmgga_jz6yqsjgo6qpw">
         <w:r>
           <w:rPr>
             <w:rStyle w:val="Hyperlink"/>
@@ -1018,7 +1018,7 @@
       <w:r>
         <w:t xml:space="preserve"> — créé — </w:t>
       </w:r>
-      <w:hyperlink w:history="1" r:id="rIdojajnqensfz-19mnpgrzs">
+      <w:hyperlink w:history="1" r:id="rIdw2tz6g8c5pafuq-rpvl2c">
         <w:r>
           <w:rPr>
             <w:rStyle w:val="Hyperlink"/>
@@ -1047,7 +1047,7 @@
       <w:r>
         <w:t xml:space="preserve"> — créé — </w:t>
       </w:r>
-      <w:hyperlink w:history="1" r:id="rIdcx2u70upof_erxfrfxdqq">
+      <w:hyperlink w:history="1" r:id="rId-c0mzvm-ntztvgvq48c2c">
         <w:r>
           <w:rPr>
             <w:rStyle w:val="Hyperlink"/>
@@ -1076,7 +1076,7 @@
       <w:r>
         <w:t xml:space="preserve"> — créé — </w:t>
       </w:r>
-      <w:hyperlink w:history="1" r:id="rIdrcp6oc19sn1zgf-dup8ap">
+      <w:hyperlink w:history="1" r:id="rId5hqxvzc9i2dapzglrww15">
         <w:r>
           <w:rPr>
             <w:rStyle w:val="Hyperlink"/>
@@ -1105,7 +1105,7 @@
       <w:r>
         <w:t xml:space="preserve"> — créé — </w:t>
       </w:r>
-      <w:hyperlink w:history="1" r:id="rIdpk11twjk91k2i-iegb1gc">
+      <w:hyperlink w:history="1" r:id="rIdqixqz64ki5_xt90pah1am">
         <w:r>
           <w:rPr>
             <w:rStyle w:val="Hyperlink"/>
@@ -1134,7 +1134,7 @@
       <w:r>
         <w:t xml:space="preserve"> — créé — </w:t>
       </w:r>
-      <w:hyperlink w:history="1" r:id="rIdlha0f5vmuritdxw_f8mrw">
+      <w:hyperlink w:history="1" r:id="rId6org0ql81mt7yfx4nvrss">
         <w:r>
           <w:rPr>
             <w:rStyle w:val="Hyperlink"/>
@@ -1163,7 +1163,7 @@
       <w:r>
         <w:t xml:space="preserve"> — créé — </w:t>
       </w:r>
-      <w:hyperlink w:history="1" r:id="rIdnuz1wpbu6czbn_bibom1g">
+      <w:hyperlink w:history="1" r:id="rIdxjj0ab9aqjqymoribpfgq">
         <w:r>
           <w:rPr>
             <w:rStyle w:val="Hyperlink"/>
@@ -1192,7 +1192,7 @@
       <w:r>
         <w:t xml:space="preserve"> — modifié — </w:t>
       </w:r>
-      <w:hyperlink w:history="1" r:id="rIdemfpdjzc-nqhmpn_simcf">
+      <w:hyperlink w:history="1" r:id="rIdrwu1yoc6alfcmjjwfkvah">
         <w:r>
           <w:rPr>
             <w:rStyle w:val="Hyperlink"/>
@@ -1221,7 +1221,7 @@
       <w:r>
         <w:t xml:space="preserve"> — créé — </w:t>
       </w:r>
-      <w:hyperlink w:history="1" r:id="rIdi5hfutcymd-ufvkzrpuiv">
+      <w:hyperlink w:history="1" r:id="rId9von7mqhtjkwudquujjfp">
         <w:r>
           <w:rPr>
             <w:rStyle w:val="Hyperlink"/>
@@ -1250,7 +1250,7 @@
       <w:r>
         <w:t xml:space="preserve"> — modifié — </w:t>
       </w:r>
-      <w:hyperlink w:history="1" r:id="rIdanyrw8xql-itpx-quzyuh">
+      <w:hyperlink w:history="1" r:id="rId8vkrcbunnfnehobf030od">
         <w:r>
           <w:rPr>
             <w:rStyle w:val="Hyperlink"/>
@@ -1279,7 +1279,7 @@
       <w:r>
         <w:t xml:space="preserve"> — modifié — </w:t>
       </w:r>
-      <w:hyperlink w:history="1" r:id="rId6lifjkamajrxvvanmn6bl">
+      <w:hyperlink w:history="1" r:id="rIdx3zmc65ht7neblf-lo8k6">
         <w:r>
           <w:rPr>
             <w:rStyle w:val="Hyperlink"/>
@@ -1308,7 +1308,7 @@
       <w:r>
         <w:t xml:space="preserve"> — modifié — </w:t>
       </w:r>
-      <w:hyperlink w:history="1" r:id="rIdpdypgmcwcuym--38-np4e">
+      <w:hyperlink w:history="1" r:id="rIdl_kfj-za6z7m6mkldkozy">
         <w:r>
           <w:rPr>
             <w:rStyle w:val="Hyperlink"/>
@@ -1337,7 +1337,7 @@
       <w:r>
         <w:t xml:space="preserve"> — modifié — </w:t>
       </w:r>
-      <w:hyperlink w:history="1" r:id="rIdrfwe2insaykuit5jbim0u">
+      <w:hyperlink w:history="1" r:id="rIdgmpuw0fbi9ingrqdvv5fr">
         <w:r>
           <w:rPr>
             <w:rStyle w:val="Hyperlink"/>
@@ -1366,7 +1366,7 @@
       <w:r>
         <w:t xml:space="preserve"> — modifié — </w:t>
       </w:r>
-      <w:hyperlink w:history="1" r:id="rIdliwnfd_xmu2ub2hwlwnbk">
+      <w:hyperlink w:history="1" r:id="rId1apqpz_wjcvdmvbqf3frb">
         <w:r>
           <w:rPr>
             <w:rStyle w:val="Hyperlink"/>
@@ -1395,7 +1395,7 @@
       <w:r>
         <w:t xml:space="preserve"> — modifié — </w:t>
       </w:r>
-      <w:hyperlink w:history="1" r:id="rIdb0rqpzkpp24j6d61my1tu">
+      <w:hyperlink w:history="1" r:id="rIdgh_ouhfdy2xuttkip2cfr">
         <w:r>
           <w:rPr>
             <w:rStyle w:val="Hyperlink"/>
@@ -1424,7 +1424,7 @@
       <w:r>
         <w:t xml:space="preserve"> — modifié — </w:t>
       </w:r>
-      <w:hyperlink w:history="1" r:id="rIdttji2qprktf7qeaez-dje">
+      <w:hyperlink w:history="1" r:id="rIdm9xf8fcitxkp_q4me7jdf">
         <w:r>
           <w:rPr>
             <w:rStyle w:val="Hyperlink"/>
@@ -1453,7 +1453,7 @@
       <w:r>
         <w:t xml:space="preserve"> — modifié — </w:t>
       </w:r>
-      <w:hyperlink w:history="1" r:id="rIdcsvlxnbxwygdbei8t4wfi">
+      <w:hyperlink w:history="1" r:id="rIdfxx_2aoxuuhnirsmf9uvf">
         <w:r>
           <w:rPr>
             <w:rStyle w:val="Hyperlink"/>
@@ -1482,7 +1482,7 @@
       <w:r>
         <w:t xml:space="preserve"> — modifié — </w:t>
       </w:r>
-      <w:hyperlink w:history="1" r:id="rId0nklltekle2ei8pnm2cbh">
+      <w:hyperlink w:history="1" r:id="rIddzm3fcakh81f9ul60mtvw">
         <w:r>
           <w:rPr>
             <w:rStyle w:val="Hyperlink"/>
@@ -1511,7 +1511,7 @@
       <w:r>
         <w:t xml:space="preserve"> — modifié — </w:t>
       </w:r>
-      <w:hyperlink w:history="1" r:id="rId6exjucke2nbcq4vuz0opp">
+      <w:hyperlink w:history="1" r:id="rIdi3dfos5afhmp0c6r7ip4t">
         <w:r>
           <w:rPr>
             <w:rStyle w:val="Hyperlink"/>
@@ -1548,7 +1548,7 @@
       <w:r>
         <w:t xml:space="preserve"> — créé — </w:t>
       </w:r>
-      <w:hyperlink w:history="1" r:id="rIdss0u0edvblhcjmppgo1dd">
+      <w:hyperlink w:history="1" r:id="rIdvhvxuxau1jnvqc-da8d8m">
         <w:r>
           <w:rPr>
             <w:rStyle w:val="Hyperlink"/>
@@ -1577,7 +1577,7 @@
       <w:r>
         <w:t xml:space="preserve"> — créé — </w:t>
       </w:r>
-      <w:hyperlink w:history="1" r:id="rId5hsb4r6_8zm1vc6wwf7uc">
+      <w:hyperlink w:history="1" r:id="rId08kr6mnpwl42fitvohs73">
         <w:r>
           <w:rPr>
             <w:rStyle w:val="Hyperlink"/>
@@ -1614,7 +1614,7 @@
       <w:r>
         <w:t xml:space="preserve"> — modifié — </w:t>
       </w:r>
-      <w:hyperlink w:history="1" r:id="rIdzyovcaul6v6nslksbe6cy">
+      <w:hyperlink w:history="1" r:id="rIdyolqgvfjcy_q6str8p2ik">
         <w:r>
           <w:rPr>
             <w:rStyle w:val="Hyperlink"/>
@@ -1643,7 +1643,7 @@
       <w:r>
         <w:t xml:space="preserve"> — modifié — </w:t>
       </w:r>
-      <w:hyperlink w:history="1" r:id="rIdfjvqvjni4cfeumofvyjd0">
+      <w:hyperlink w:history="1" r:id="rIdvawzkmz5qd0r4sqfca0bx">
         <w:r>
           <w:rPr>
             <w:rStyle w:val="Hyperlink"/>
@@ -1672,7 +1672,7 @@
       <w:r>
         <w:t xml:space="preserve"> — créé — </w:t>
       </w:r>
-      <w:hyperlink w:history="1" r:id="rId-6gr-4pjjwtelkrxfeccr">
+      <w:hyperlink w:history="1" r:id="rIdrisevouss18oqcnfnzx1w">
         <w:r>
           <w:rPr>
             <w:rStyle w:val="Hyperlink"/>
@@ -1701,7 +1701,7 @@
       <w:r>
         <w:t xml:space="preserve"> — créé — </w:t>
       </w:r>
-      <w:hyperlink w:history="1" r:id="rIdoqjv4jxq2b8dnzbrukaj9">
+      <w:hyperlink w:history="1" r:id="rIdnrsur-fbge6bafkg5yvdq">
         <w:r>
           <w:rPr>
             <w:rStyle w:val="Hyperlink"/>

--- a/docs/developpement/phases/word/PHASE_23_OPTIONS_PAR_LIEU_APPLICATION_INSTALLABLE_LOGO.docx
+++ b/docs/developpement/phases/word/PHASE_23_OPTIONS_PAR_LIEU_APPLICATION_INSTALLABLE_LOGO.docx
@@ -20,7 +20,7 @@
       <w:r>
         <w:t xml:space="preserve">FlaiX Expert · dossier de développement · généré le 2026-10-25 depuis le dépôt </w:t>
       </w:r>
-      <w:hyperlink w:history="1" r:id="rIdz6gokicvngwoomhvj1wy3">
+      <w:hyperlink w:history="1" r:id="rIdbcfqplme-0ts6ntf5esca">
         <w:r>
           <w:rPr>
             <w:rStyle w:val="Hyperlink"/>
@@ -608,7 +608,7 @@
           <w:numId w:val="2"/>
         </w:numPr>
       </w:pPr>
-      <w:hyperlink w:history="1" r:id="rIdmnn7ashxw9g4okifwp2ry">
+      <w:hyperlink w:history="1" r:id="rIdd_vngmgjfcilq1ljzuelm">
         <w:r>
           <w:rPr>
             <w:rStyle w:val="Hyperlink"/>
@@ -628,7 +628,7 @@
           <w:numId w:val="2"/>
         </w:numPr>
       </w:pPr>
-      <w:hyperlink w:history="1" r:id="rId1beef4lpmiu_zs3qrarxo">
+      <w:hyperlink w:history="1" r:id="rId2giovwmcuguwosqiuo9tb">
         <w:r>
           <w:rPr>
             <w:rStyle w:val="Hyperlink"/>
@@ -648,7 +648,7 @@
           <w:numId w:val="2"/>
         </w:numPr>
       </w:pPr>
-      <w:hyperlink w:history="1" r:id="rId_hxp70bazepjco2mmceda">
+      <w:hyperlink w:history="1" r:id="rIdkk9yybkrrnra2wqquj-hx">
         <w:r>
           <w:rPr>
             <w:rStyle w:val="Hyperlink"/>
@@ -696,7 +696,7 @@
       <w:r>
         <w:t xml:space="preserve"> — créé — </w:t>
       </w:r>
-      <w:hyperlink w:history="1" r:id="rIdczlmpnuiu-djezmarkzrm">
+      <w:hyperlink w:history="1" r:id="rIddxvjdvvyaxr1iaiibyhlr">
         <w:r>
           <w:rPr>
             <w:rStyle w:val="Hyperlink"/>
@@ -733,7 +733,7 @@
       <w:r>
         <w:t xml:space="preserve"> — créé — </w:t>
       </w:r>
-      <w:hyperlink w:history="1" r:id="rIdbjfxwrpxghnd8fv-ta5j5">
+      <w:hyperlink w:history="1" r:id="rIdwswfmvlghgatli6gbovcb">
         <w:r>
           <w:rPr>
             <w:rStyle w:val="Hyperlink"/>
@@ -770,7 +770,7 @@
       <w:r>
         <w:t xml:space="preserve"> — modifié — </w:t>
       </w:r>
-      <w:hyperlink w:history="1" r:id="rId49lgfu2anrh736z2nv0re">
+      <w:hyperlink w:history="1" r:id="rIdp_7f25lfqnh__fyhktjy3">
         <w:r>
           <w:rPr>
             <w:rStyle w:val="Hyperlink"/>
@@ -799,7 +799,7 @@
       <w:r>
         <w:t xml:space="preserve"> — modifié — </w:t>
       </w:r>
-      <w:hyperlink w:history="1" r:id="rId6xdfwqirntilowdwwaam7">
+      <w:hyperlink w:history="1" r:id="rIdestvukv9phajae9syvevn">
         <w:r>
           <w:rPr>
             <w:rStyle w:val="Hyperlink"/>
@@ -836,7 +836,7 @@
       <w:r>
         <w:t xml:space="preserve"> — créé — </w:t>
       </w:r>
-      <w:hyperlink w:history="1" r:id="rId485dv2zsjqyzpvhr84mkp">
+      <w:hyperlink w:history="1" r:id="rIdyqkoga26ee0spysmq76nv">
         <w:r>
           <w:rPr>
             <w:rStyle w:val="Hyperlink"/>
@@ -865,7 +865,7 @@
       <w:r>
         <w:t xml:space="preserve"> — modifié — </w:t>
       </w:r>
-      <w:hyperlink w:history="1" r:id="rIdkwkuifyafvb4nyk-6hjzq">
+      <w:hyperlink w:history="1" r:id="rId1kt4fswthe1spyeyswddz">
         <w:r>
           <w:rPr>
             <w:rStyle w:val="Hyperlink"/>
@@ -894,7 +894,7 @@
       <w:r>
         <w:t xml:space="preserve"> — modifié — </w:t>
       </w:r>
-      <w:hyperlink w:history="1" r:id="rId_2m8qiklxjvmb8ppwx1rk">
+      <w:hyperlink w:history="1" r:id="rId1lkcmzedfb11o-k_ks7nn">
         <w:r>
           <w:rPr>
             <w:rStyle w:val="Hyperlink"/>
@@ -923,7 +923,7 @@
       <w:r>
         <w:t xml:space="preserve"> — modifié — </w:t>
       </w:r>
-      <w:hyperlink w:history="1" r:id="rIduxaytbpgef6_pxbhehmr-">
+      <w:hyperlink w:history="1" r:id="rIdghaneh_qpxmgnh9et6dap">
         <w:r>
           <w:rPr>
             <w:rStyle w:val="Hyperlink"/>
@@ -960,7 +960,7 @@
       <w:r>
         <w:t xml:space="preserve"> — modifié — </w:t>
       </w:r>
-      <w:hyperlink w:history="1" r:id="rIdff5q4bozdzble-1b05nch">
+      <w:hyperlink w:history="1" r:id="rIdabnt6iobrxqhq6itdolb6">
         <w:r>
           <w:rPr>
             <w:rStyle w:val="Hyperlink"/>
@@ -989,7 +989,7 @@
       <w:r>
         <w:t xml:space="preserve"> — créé — </w:t>
       </w:r>
-      <w:hyperlink w:history="1" r:id="rId7wsmgga_jz6yqsjgo6qpw">
+      <w:hyperlink w:history="1" r:id="rIdscrknqnqedfl9ss8_qqal">
         <w:r>
           <w:rPr>
             <w:rStyle w:val="Hyperlink"/>
@@ -1018,7 +1018,7 @@
       <w:r>
         <w:t xml:space="preserve"> — créé — </w:t>
       </w:r>
-      <w:hyperlink w:history="1" r:id="rIdw2tz6g8c5pafuq-rpvl2c">
+      <w:hyperlink w:history="1" r:id="rId6ysoafzfzlmrabnfctos_">
         <w:r>
           <w:rPr>
             <w:rStyle w:val="Hyperlink"/>
@@ -1047,7 +1047,7 @@
       <w:r>
         <w:t xml:space="preserve"> — créé — </w:t>
       </w:r>
-      <w:hyperlink w:history="1" r:id="rId-c0mzvm-ntztvgvq48c2c">
+      <w:hyperlink w:history="1" r:id="rIduhi1hhuqlqfltaiqp0qud">
         <w:r>
           <w:rPr>
             <w:rStyle w:val="Hyperlink"/>
@@ -1076,7 +1076,7 @@
       <w:r>
         <w:t xml:space="preserve"> — créé — </w:t>
       </w:r>
-      <w:hyperlink w:history="1" r:id="rId5hqxvzc9i2dapzglrww15">
+      <w:hyperlink w:history="1" r:id="rId7jtlcunnrdddnscbjhslo">
         <w:r>
           <w:rPr>
             <w:rStyle w:val="Hyperlink"/>
@@ -1105,7 +1105,7 @@
       <w:r>
         <w:t xml:space="preserve"> — créé — </w:t>
       </w:r>
-      <w:hyperlink w:history="1" r:id="rIdqixqz64ki5_xt90pah1am">
+      <w:hyperlink w:history="1" r:id="rIdui4ocxwfdz93h2ftt7i4c">
         <w:r>
           <w:rPr>
             <w:rStyle w:val="Hyperlink"/>
@@ -1134,7 +1134,7 @@
       <w:r>
         <w:t xml:space="preserve"> — créé — </w:t>
       </w:r>
-      <w:hyperlink w:history="1" r:id="rId6org0ql81mt7yfx4nvrss">
+      <w:hyperlink w:history="1" r:id="rIdhkr0_kslsym3--ro8v29b">
         <w:r>
           <w:rPr>
             <w:rStyle w:val="Hyperlink"/>
@@ -1163,7 +1163,7 @@
       <w:r>
         <w:t xml:space="preserve"> — créé — </w:t>
       </w:r>
-      <w:hyperlink w:history="1" r:id="rIdxjj0ab9aqjqymoribpfgq">
+      <w:hyperlink w:history="1" r:id="rId_38w129vaqfvuuxit_coe">
         <w:r>
           <w:rPr>
             <w:rStyle w:val="Hyperlink"/>
@@ -1192,7 +1192,7 @@
       <w:r>
         <w:t xml:space="preserve"> — modifié — </w:t>
       </w:r>
-      <w:hyperlink w:history="1" r:id="rIdrwu1yoc6alfcmjjwfkvah">
+      <w:hyperlink w:history="1" r:id="rIdacaunoxzekofkruuabdfx">
         <w:r>
           <w:rPr>
             <w:rStyle w:val="Hyperlink"/>
@@ -1221,7 +1221,7 @@
       <w:r>
         <w:t xml:space="preserve"> — créé — </w:t>
       </w:r>
-      <w:hyperlink w:history="1" r:id="rId9von7mqhtjkwudquujjfp">
+      <w:hyperlink w:history="1" r:id="rIddzpev7so0_dzxex8xnqem">
         <w:r>
           <w:rPr>
             <w:rStyle w:val="Hyperlink"/>
@@ -1250,7 +1250,7 @@
       <w:r>
         <w:t xml:space="preserve"> — modifié — </w:t>
       </w:r>
-      <w:hyperlink w:history="1" r:id="rId8vkrcbunnfnehobf030od">
+      <w:hyperlink w:history="1" r:id="rIdyfwjxzb8ahfhrtiqpjzkh">
         <w:r>
           <w:rPr>
             <w:rStyle w:val="Hyperlink"/>
@@ -1279,7 +1279,7 @@
       <w:r>
         <w:t xml:space="preserve"> — modifié — </w:t>
       </w:r>
-      <w:hyperlink w:history="1" r:id="rIdx3zmc65ht7neblf-lo8k6">
+      <w:hyperlink w:history="1" r:id="rIdbpkd7ukw1btmahj0kzyve">
         <w:r>
           <w:rPr>
             <w:rStyle w:val="Hyperlink"/>
@@ -1308,7 +1308,7 @@
       <w:r>
         <w:t xml:space="preserve"> — modifié — </w:t>
       </w:r>
-      <w:hyperlink w:history="1" r:id="rIdl_kfj-za6z7m6mkldkozy">
+      <w:hyperlink w:history="1" r:id="rIdwly6x1ev8hnh6-mc_auu_">
         <w:r>
           <w:rPr>
             <w:rStyle w:val="Hyperlink"/>
@@ -1337,7 +1337,7 @@
       <w:r>
         <w:t xml:space="preserve"> — modifié — </w:t>
       </w:r>
-      <w:hyperlink w:history="1" r:id="rIdgmpuw0fbi9ingrqdvv5fr">
+      <w:hyperlink w:history="1" r:id="rId0pch7jfsia5xa5iggmngx">
         <w:r>
           <w:rPr>
             <w:rStyle w:val="Hyperlink"/>
@@ -1366,7 +1366,7 @@
       <w:r>
         <w:t xml:space="preserve"> — modifié — </w:t>
       </w:r>
-      <w:hyperlink w:history="1" r:id="rId1apqpz_wjcvdmvbqf3frb">
+      <w:hyperlink w:history="1" r:id="rId5mncv_zumcslnupqbdqme">
         <w:r>
           <w:rPr>
             <w:rStyle w:val="Hyperlink"/>
@@ -1395,7 +1395,7 @@
       <w:r>
         <w:t xml:space="preserve"> — modifié — </w:t>
       </w:r>
-      <w:hyperlink w:history="1" r:id="rIdgh_ouhfdy2xuttkip2cfr">
+      <w:hyperlink w:history="1" r:id="rIdyx4o7e1tnuhqzrxb2g6ar">
         <w:r>
           <w:rPr>
             <w:rStyle w:val="Hyperlink"/>
@@ -1424,7 +1424,7 @@
       <w:r>
         <w:t xml:space="preserve"> — modifié — </w:t>
       </w:r>
-      <w:hyperlink w:history="1" r:id="rIdm9xf8fcitxkp_q4me7jdf">
+      <w:hyperlink w:history="1" r:id="rIdsgljrpgpdvid56oaohbjo">
         <w:r>
           <w:rPr>
             <w:rStyle w:val="Hyperlink"/>
@@ -1453,7 +1453,7 @@
       <w:r>
         <w:t xml:space="preserve"> — modifié — </w:t>
       </w:r>
-      <w:hyperlink w:history="1" r:id="rIdfxx_2aoxuuhnirsmf9uvf">
+      <w:hyperlink w:history="1" r:id="rIdujyxu2y9ukfcb8usqpmbv">
         <w:r>
           <w:rPr>
             <w:rStyle w:val="Hyperlink"/>
@@ -1482,7 +1482,7 @@
       <w:r>
         <w:t xml:space="preserve"> — modifié — </w:t>
       </w:r>
-      <w:hyperlink w:history="1" r:id="rIddzm3fcakh81f9ul60mtvw">
+      <w:hyperlink w:history="1" r:id="rIdodzp3wycr7eldcllfhgqp">
         <w:r>
           <w:rPr>
             <w:rStyle w:val="Hyperlink"/>
@@ -1511,7 +1511,7 @@
       <w:r>
         <w:t xml:space="preserve"> — modifié — </w:t>
       </w:r>
-      <w:hyperlink w:history="1" r:id="rIdi3dfos5afhmp0c6r7ip4t">
+      <w:hyperlink w:history="1" r:id="rId97riuf4bjlthsrcvgir8_">
         <w:r>
           <w:rPr>
             <w:rStyle w:val="Hyperlink"/>
@@ -1548,7 +1548,7 @@
       <w:r>
         <w:t xml:space="preserve"> — créé — </w:t>
       </w:r>
-      <w:hyperlink w:history="1" r:id="rIdvhvxuxau1jnvqc-da8d8m">
+      <w:hyperlink w:history="1" r:id="rIdfcirgpufm5l87omok0c1m">
         <w:r>
           <w:rPr>
             <w:rStyle w:val="Hyperlink"/>
@@ -1577,7 +1577,7 @@
       <w:r>
         <w:t xml:space="preserve"> — créé — </w:t>
       </w:r>
-      <w:hyperlink w:history="1" r:id="rId08kr6mnpwl42fitvohs73">
+      <w:hyperlink w:history="1" r:id="rIdn8dme4zozg1bdrbdcrdus">
         <w:r>
           <w:rPr>
             <w:rStyle w:val="Hyperlink"/>
@@ -1614,7 +1614,7 @@
       <w:r>
         <w:t xml:space="preserve"> — modifié — </w:t>
       </w:r>
-      <w:hyperlink w:history="1" r:id="rIdyolqgvfjcy_q6str8p2ik">
+      <w:hyperlink w:history="1" r:id="rIdhgch49onbubvr0zl4ktyp">
         <w:r>
           <w:rPr>
             <w:rStyle w:val="Hyperlink"/>
@@ -1643,7 +1643,7 @@
       <w:r>
         <w:t xml:space="preserve"> — modifié — </w:t>
       </w:r>
-      <w:hyperlink w:history="1" r:id="rIdvawzkmz5qd0r4sqfca0bx">
+      <w:hyperlink w:history="1" r:id="rIdos5nhwmqgvwzjmjqls2cu">
         <w:r>
           <w:rPr>
             <w:rStyle w:val="Hyperlink"/>
@@ -1672,7 +1672,7 @@
       <w:r>
         <w:t xml:space="preserve"> — créé — </w:t>
       </w:r>
-      <w:hyperlink w:history="1" r:id="rIdrisevouss18oqcnfnzx1w">
+      <w:hyperlink w:history="1" r:id="rIdupsn1eindf6ss5k7snf2c">
         <w:r>
           <w:rPr>
             <w:rStyle w:val="Hyperlink"/>
@@ -1701,7 +1701,7 @@
       <w:r>
         <w:t xml:space="preserve"> — créé — </w:t>
       </w:r>
-      <w:hyperlink w:history="1" r:id="rIdnrsur-fbge6bafkg5yvdq">
+      <w:hyperlink w:history="1" r:id="rId5ooamqjyeudjucxeitrrm">
         <w:r>
           <w:rPr>
             <w:rStyle w:val="Hyperlink"/>

--- a/docs/developpement/phases/word/PHASE_23_OPTIONS_PAR_LIEU_APPLICATION_INSTALLABLE_LOGO.docx
+++ b/docs/developpement/phases/word/PHASE_23_OPTIONS_PAR_LIEU_APPLICATION_INSTALLABLE_LOGO.docx
@@ -20,7 +20,7 @@
       <w:r>
         <w:t xml:space="preserve">FlaiX Expert · dossier de développement · généré le 2026-10-25 depuis le dépôt </w:t>
       </w:r>
-      <w:hyperlink w:history="1" r:id="rIdbcfqplme-0ts6ntf5esca">
+      <w:hyperlink w:history="1" r:id="rIdt8_p9corsiilbrqtdw5nm">
         <w:r>
           <w:rPr>
             <w:rStyle w:val="Hyperlink"/>
@@ -608,7 +608,7 @@
           <w:numId w:val="2"/>
         </w:numPr>
       </w:pPr>
-      <w:hyperlink w:history="1" r:id="rIdd_vngmgjfcilq1ljzuelm">
+      <w:hyperlink w:history="1" r:id="rIdrm51dajxehgif2w6ualz_">
         <w:r>
           <w:rPr>
             <w:rStyle w:val="Hyperlink"/>
@@ -628,7 +628,7 @@
           <w:numId w:val="2"/>
         </w:numPr>
       </w:pPr>
-      <w:hyperlink w:history="1" r:id="rId2giovwmcuguwosqiuo9tb">
+      <w:hyperlink w:history="1" r:id="rIdmivnujmqxcaphwiiohbfp">
         <w:r>
           <w:rPr>
             <w:rStyle w:val="Hyperlink"/>
@@ -648,7 +648,7 @@
           <w:numId w:val="2"/>
         </w:numPr>
       </w:pPr>
-      <w:hyperlink w:history="1" r:id="rIdkk9yybkrrnra2wqquj-hx">
+      <w:hyperlink w:history="1" r:id="rIdzj-auow33tnxjbzi-1k5b">
         <w:r>
           <w:rPr>
             <w:rStyle w:val="Hyperlink"/>
@@ -696,7 +696,7 @@
       <w:r>
         <w:t xml:space="preserve"> — créé — </w:t>
       </w:r>
-      <w:hyperlink w:history="1" r:id="rIddxvjdvvyaxr1iaiibyhlr">
+      <w:hyperlink w:history="1" r:id="rIdkqn-pih2f9im5-djgatc0">
         <w:r>
           <w:rPr>
             <w:rStyle w:val="Hyperlink"/>
@@ -733,7 +733,7 @@
       <w:r>
         <w:t xml:space="preserve"> — créé — </w:t>
       </w:r>
-      <w:hyperlink w:history="1" r:id="rIdwswfmvlghgatli6gbovcb">
+      <w:hyperlink w:history="1" r:id="rIdiugsxpfi4rhbvpm4uw1jz">
         <w:r>
           <w:rPr>
             <w:rStyle w:val="Hyperlink"/>
@@ -770,7 +770,7 @@
       <w:r>
         <w:t xml:space="preserve"> — modifié — </w:t>
       </w:r>
-      <w:hyperlink w:history="1" r:id="rIdp_7f25lfqnh__fyhktjy3">
+      <w:hyperlink w:history="1" r:id="rIdpjahhzbt_bi3dl8zj4hfg">
         <w:r>
           <w:rPr>
             <w:rStyle w:val="Hyperlink"/>
@@ -799,7 +799,7 @@
       <w:r>
         <w:t xml:space="preserve"> — modifié — </w:t>
       </w:r>
-      <w:hyperlink w:history="1" r:id="rIdestvukv9phajae9syvevn">
+      <w:hyperlink w:history="1" r:id="rIdevjk4ecqfi84afdjwslbm">
         <w:r>
           <w:rPr>
             <w:rStyle w:val="Hyperlink"/>
@@ -836,7 +836,7 @@
       <w:r>
         <w:t xml:space="preserve"> — créé — </w:t>
       </w:r>
-      <w:hyperlink w:history="1" r:id="rIdyqkoga26ee0spysmq76nv">
+      <w:hyperlink w:history="1" r:id="rIdvmibpn33asjcpyvsdfkwy">
         <w:r>
           <w:rPr>
             <w:rStyle w:val="Hyperlink"/>
@@ -865,7 +865,7 @@
       <w:r>
         <w:t xml:space="preserve"> — modifié — </w:t>
       </w:r>
-      <w:hyperlink w:history="1" r:id="rId1kt4fswthe1spyeyswddz">
+      <w:hyperlink w:history="1" r:id="rIdvbeuymicknqd8ihdczh7w">
         <w:r>
           <w:rPr>
             <w:rStyle w:val="Hyperlink"/>
@@ -894,7 +894,7 @@
       <w:r>
         <w:t xml:space="preserve"> — modifié — </w:t>
       </w:r>
-      <w:hyperlink w:history="1" r:id="rId1lkcmzedfb11o-k_ks7nn">
+      <w:hyperlink w:history="1" r:id="rId6t-lwjwgvdwp8tqkeu9kv">
         <w:r>
           <w:rPr>
             <w:rStyle w:val="Hyperlink"/>
@@ -923,7 +923,7 @@
       <w:r>
         <w:t xml:space="preserve"> — modifié — </w:t>
       </w:r>
-      <w:hyperlink w:history="1" r:id="rIdghaneh_qpxmgnh9et6dap">
+      <w:hyperlink w:history="1" r:id="rIdpbprifla1sad_1gmpyhxe">
         <w:r>
           <w:rPr>
             <w:rStyle w:val="Hyperlink"/>
@@ -960,7 +960,7 @@
       <w:r>
         <w:t xml:space="preserve"> — modifié — </w:t>
       </w:r>
-      <w:hyperlink w:history="1" r:id="rIdabnt6iobrxqhq6itdolb6">
+      <w:hyperlink w:history="1" r:id="rIdlz4nfw0k7rfwa464zccsj">
         <w:r>
           <w:rPr>
             <w:rStyle w:val="Hyperlink"/>
@@ -989,7 +989,7 @@
       <w:r>
         <w:t xml:space="preserve"> — créé — </w:t>
       </w:r>
-      <w:hyperlink w:history="1" r:id="rIdscrknqnqedfl9ss8_qqal">
+      <w:hyperlink w:history="1" r:id="rIdrpio9kms32ftnisvhvpgf">
         <w:r>
           <w:rPr>
             <w:rStyle w:val="Hyperlink"/>
@@ -1018,7 +1018,7 @@
       <w:r>
         <w:t xml:space="preserve"> — créé — </w:t>
       </w:r>
-      <w:hyperlink w:history="1" r:id="rId6ysoafzfzlmrabnfctos_">
+      <w:hyperlink w:history="1" r:id="rIdhykoimamkaorceodmlft9">
         <w:r>
           <w:rPr>
             <w:rStyle w:val="Hyperlink"/>
@@ -1047,7 +1047,7 @@
       <w:r>
         <w:t xml:space="preserve"> — créé — </w:t>
       </w:r>
-      <w:hyperlink w:history="1" r:id="rIduhi1hhuqlqfltaiqp0qud">
+      <w:hyperlink w:history="1" r:id="rIdgwvwddph50dattjviisrj">
         <w:r>
           <w:rPr>
             <w:rStyle w:val="Hyperlink"/>
@@ -1076,7 +1076,7 @@
       <w:r>
         <w:t xml:space="preserve"> — créé — </w:t>
       </w:r>
-      <w:hyperlink w:history="1" r:id="rId7jtlcunnrdddnscbjhslo">
+      <w:hyperlink w:history="1" r:id="rIduk6ml6cdnj_st4kikzpg-">
         <w:r>
           <w:rPr>
             <w:rStyle w:val="Hyperlink"/>
@@ -1105,7 +1105,7 @@
       <w:r>
         <w:t xml:space="preserve"> — créé — </w:t>
       </w:r>
-      <w:hyperlink w:history="1" r:id="rIdui4ocxwfdz93h2ftt7i4c">
+      <w:hyperlink w:history="1" r:id="rIdtoxuz75yxgpi5qkcz5ifm">
         <w:r>
           <w:rPr>
             <w:rStyle w:val="Hyperlink"/>
@@ -1134,7 +1134,7 @@
       <w:r>
         <w:t xml:space="preserve"> — créé — </w:t>
       </w:r>
-      <w:hyperlink w:history="1" r:id="rIdhkr0_kslsym3--ro8v29b">
+      <w:hyperlink w:history="1" r:id="rIdlx628zbiamuw-8cyv-6fp">
         <w:r>
           <w:rPr>
             <w:rStyle w:val="Hyperlink"/>
@@ -1163,7 +1163,7 @@
       <w:r>
         <w:t xml:space="preserve"> — créé — </w:t>
       </w:r>
-      <w:hyperlink w:history="1" r:id="rId_38w129vaqfvuuxit_coe">
+      <w:hyperlink w:history="1" r:id="rIdfuzioetjbzlhja2jtaz9-">
         <w:r>
           <w:rPr>
             <w:rStyle w:val="Hyperlink"/>
@@ -1192,7 +1192,7 @@
       <w:r>
         <w:t xml:space="preserve"> — modifié — </w:t>
       </w:r>
-      <w:hyperlink w:history="1" r:id="rIdacaunoxzekofkruuabdfx">
+      <w:hyperlink w:history="1" r:id="rIdhg3viywanhjconjt2epri">
         <w:r>
           <w:rPr>
             <w:rStyle w:val="Hyperlink"/>
@@ -1221,7 +1221,7 @@
       <w:r>
         <w:t xml:space="preserve"> — créé — </w:t>
       </w:r>
-      <w:hyperlink w:history="1" r:id="rIddzpev7so0_dzxex8xnqem">
+      <w:hyperlink w:history="1" r:id="rIdqsclgxp32ryp-wf25iziy">
         <w:r>
           <w:rPr>
             <w:rStyle w:val="Hyperlink"/>
@@ -1250,7 +1250,7 @@
       <w:r>
         <w:t xml:space="preserve"> — modifié — </w:t>
       </w:r>
-      <w:hyperlink w:history="1" r:id="rIdyfwjxzb8ahfhrtiqpjzkh">
+      <w:hyperlink w:history="1" r:id="rIdj76wuj0dgrrlde-kplutc">
         <w:r>
           <w:rPr>
             <w:rStyle w:val="Hyperlink"/>
@@ -1279,7 +1279,7 @@
       <w:r>
         <w:t xml:space="preserve"> — modifié — </w:t>
       </w:r>
-      <w:hyperlink w:history="1" r:id="rIdbpkd7ukw1btmahj0kzyve">
+      <w:hyperlink w:history="1" r:id="rIdrpycfdxnkhivftsneiw1y">
         <w:r>
           <w:rPr>
             <w:rStyle w:val="Hyperlink"/>
@@ -1308,7 +1308,7 @@
       <w:r>
         <w:t xml:space="preserve"> — modifié — </w:t>
       </w:r>
-      <w:hyperlink w:history="1" r:id="rIdwly6x1ev8hnh6-mc_auu_">
+      <w:hyperlink w:history="1" r:id="rIdy23zdkfhbfbhwrnwhsjen">
         <w:r>
           <w:rPr>
             <w:rStyle w:val="Hyperlink"/>
@@ -1337,7 +1337,7 @@
       <w:r>
         <w:t xml:space="preserve"> — modifié — </w:t>
       </w:r>
-      <w:hyperlink w:history="1" r:id="rId0pch7jfsia5xa5iggmngx">
+      <w:hyperlink w:history="1" r:id="rIdwnuprp65l5zz6kvm0ywog">
         <w:r>
           <w:rPr>
             <w:rStyle w:val="Hyperlink"/>
@@ -1366,7 +1366,7 @@
       <w:r>
         <w:t xml:space="preserve"> — modifié — </w:t>
       </w:r>
-      <w:hyperlink w:history="1" r:id="rId5mncv_zumcslnupqbdqme">
+      <w:hyperlink w:history="1" r:id="rIdpxxu-bm7gnymp7dkxduvy">
         <w:r>
           <w:rPr>
             <w:rStyle w:val="Hyperlink"/>
@@ -1395,7 +1395,7 @@
       <w:r>
         <w:t xml:space="preserve"> — modifié — </w:t>
       </w:r>
-      <w:hyperlink w:history="1" r:id="rIdyx4o7e1tnuhqzrxb2g6ar">
+      <w:hyperlink w:history="1" r:id="rIdhzocwylha4cx8j9la2-pw">
         <w:r>
           <w:rPr>
             <w:rStyle w:val="Hyperlink"/>
@@ -1424,7 +1424,7 @@
       <w:r>
         <w:t xml:space="preserve"> — modifié — </w:t>
       </w:r>
-      <w:hyperlink w:history="1" r:id="rIdsgljrpgpdvid56oaohbjo">
+      <w:hyperlink w:history="1" r:id="rIdwoz9bajghpf6q5uuvyipk">
         <w:r>
           <w:rPr>
             <w:rStyle w:val="Hyperlink"/>
@@ -1453,7 +1453,7 @@
       <w:r>
         <w:t xml:space="preserve"> — modifié — </w:t>
       </w:r>
-      <w:hyperlink w:history="1" r:id="rIdujyxu2y9ukfcb8usqpmbv">
+      <w:hyperlink w:history="1" r:id="rIdhmfw5vei9xsistzzy84jv">
         <w:r>
           <w:rPr>
             <w:rStyle w:val="Hyperlink"/>
@@ -1482,7 +1482,7 @@
       <w:r>
         <w:t xml:space="preserve"> — modifié — </w:t>
       </w:r>
-      <w:hyperlink w:history="1" r:id="rIdodzp3wycr7eldcllfhgqp">
+      <w:hyperlink w:history="1" r:id="rIdxr4dtjnjguxvekcdm0l4g">
         <w:r>
           <w:rPr>
             <w:rStyle w:val="Hyperlink"/>
@@ -1511,7 +1511,7 @@
       <w:r>
         <w:t xml:space="preserve"> — modifié — </w:t>
       </w:r>
-      <w:hyperlink w:history="1" r:id="rId97riuf4bjlthsrcvgir8_">
+      <w:hyperlink w:history="1" r:id="rIdmiynu-j8ip-6oj-dew7ry">
         <w:r>
           <w:rPr>
             <w:rStyle w:val="Hyperlink"/>
@@ -1548,7 +1548,7 @@
       <w:r>
         <w:t xml:space="preserve"> — créé — </w:t>
       </w:r>
-      <w:hyperlink w:history="1" r:id="rIdfcirgpufm5l87omok0c1m">
+      <w:hyperlink w:history="1" r:id="rIdvpemc5p8kgw48xg1ermux">
         <w:r>
           <w:rPr>
             <w:rStyle w:val="Hyperlink"/>
@@ -1577,7 +1577,7 @@
       <w:r>
         <w:t xml:space="preserve"> — créé — </w:t>
       </w:r>
-      <w:hyperlink w:history="1" r:id="rIdn8dme4zozg1bdrbdcrdus">
+      <w:hyperlink w:history="1" r:id="rIdwchkkz1-r7cfljoidl2tv">
         <w:r>
           <w:rPr>
             <w:rStyle w:val="Hyperlink"/>
@@ -1614,7 +1614,7 @@
       <w:r>
         <w:t xml:space="preserve"> — modifié — </w:t>
       </w:r>
-      <w:hyperlink w:history="1" r:id="rIdhgch49onbubvr0zl4ktyp">
+      <w:hyperlink w:history="1" r:id="rIdnq0uzt-oq70bk41tba513">
         <w:r>
           <w:rPr>
             <w:rStyle w:val="Hyperlink"/>
@@ -1643,7 +1643,7 @@
       <w:r>
         <w:t xml:space="preserve"> — modifié — </w:t>
       </w:r>
-      <w:hyperlink w:history="1" r:id="rIdos5nhwmqgvwzjmjqls2cu">
+      <w:hyperlink w:history="1" r:id="rIdx_hjb94hwf7ytolzqxxjx">
         <w:r>
           <w:rPr>
             <w:rStyle w:val="Hyperlink"/>
@@ -1672,7 +1672,7 @@
       <w:r>
         <w:t xml:space="preserve"> — créé — </w:t>
       </w:r>
-      <w:hyperlink w:history="1" r:id="rIdupsn1eindf6ss5k7snf2c">
+      <w:hyperlink w:history="1" r:id="rIdheszy8zrrcs3vit11pzng">
         <w:r>
           <w:rPr>
             <w:rStyle w:val="Hyperlink"/>
@@ -1701,7 +1701,7 @@
       <w:r>
         <w:t xml:space="preserve"> — créé — </w:t>
       </w:r>
-      <w:hyperlink w:history="1" r:id="rId5ooamqjyeudjucxeitrrm">
+      <w:hyperlink w:history="1" r:id="rIdkvi6v1tkxbkl-k0d9g9vz">
         <w:r>
           <w:rPr>
             <w:rStyle w:val="Hyperlink"/>
